--- a/城小二可行性分析报告.docx
+++ b/城小二可行性分析报告.docx
@@ -195,7 +195,7 @@
               <w:u w:val="single"/>
               <w:lang w:val="en-US" w:eastAsia="zh-CN"/>
             </w:rPr>
-            <w:t>文小二</w:t>
+            <w:t>城小二</w:t>
           </w:r>
           <w:r>
             <w:rPr>
@@ -582,6 +582,1719 @@
             <w:spacing w:before="0" w:beforeLines="0" w:after="0" w:afterLines="0" w:line="240" w:lineRule="auto"/>
             <w:ind w:left="0" w:leftChars="0" w:right="0" w:rightChars="0" w:firstLine="0" w:firstLineChars="0"/>
             <w:jc w:val="center"/>
+            <w:rPr>
+              <w:rFonts w:ascii="宋体" w:hAnsi="宋体" w:eastAsia="宋体" w:cstheme="minorBidi"/>
+              <w:kern w:val="2"/>
+              <w:sz w:val="21"/>
+              <w:szCs w:val="24"/>
+              <w:lang w:val="en-US" w:eastAsia="zh-CN" w:bidi="ar-SA"/>
+            </w:rPr>
+          </w:pPr>
+        </w:p>
+        <w:p>
+          <w:pPr>
+            <w:spacing w:before="0" w:beforeLines="0" w:after="0" w:afterLines="0" w:line="240" w:lineRule="auto"/>
+            <w:ind w:left="0" w:leftChars="0" w:right="0" w:rightChars="0" w:firstLine="0" w:firstLineChars="0"/>
+            <w:jc w:val="center"/>
+            <w:rPr>
+              <w:rFonts w:ascii="宋体" w:hAnsi="宋体" w:eastAsia="宋体" w:cstheme="minorBidi"/>
+              <w:kern w:val="2"/>
+              <w:sz w:val="21"/>
+              <w:szCs w:val="24"/>
+              <w:lang w:val="en-US" w:eastAsia="zh-CN" w:bidi="ar-SA"/>
+            </w:rPr>
+          </w:pPr>
+        </w:p>
+        <w:p>
+          <w:pPr>
+            <w:spacing w:before="0" w:beforeLines="0" w:after="0" w:afterLines="0" w:line="240" w:lineRule="auto"/>
+            <w:ind w:left="0" w:leftChars="0" w:right="0" w:rightChars="0" w:firstLine="0" w:firstLineChars="0"/>
+            <w:jc w:val="center"/>
+            <w:rPr>
+              <w:rFonts w:ascii="宋体" w:hAnsi="宋体" w:eastAsia="宋体" w:cstheme="minorBidi"/>
+              <w:kern w:val="2"/>
+              <w:sz w:val="21"/>
+              <w:szCs w:val="24"/>
+              <w:lang w:val="en-US" w:eastAsia="zh-CN" w:bidi="ar-SA"/>
+            </w:rPr>
+          </w:pPr>
+        </w:p>
+        <w:p>
+          <w:pPr>
+            <w:spacing w:before="0" w:beforeLines="0" w:after="0" w:afterLines="0" w:line="240" w:lineRule="auto"/>
+            <w:ind w:left="0" w:leftChars="0" w:right="0" w:rightChars="0" w:firstLine="0" w:firstLineChars="0"/>
+            <w:jc w:val="center"/>
+            <w:rPr>
+              <w:rFonts w:ascii="宋体" w:hAnsi="宋体" w:eastAsia="宋体"/>
+              <w:sz w:val="21"/>
+            </w:rPr>
+          </w:pPr>
+        </w:p>
+        <w:tbl>
+          <w:tblPr>
+            <w:tblStyle w:val="12"/>
+            <w:tblpPr w:leftFromText="180" w:rightFromText="180" w:vertAnchor="text" w:tblpX="1409" w:tblpY="116"/>
+            <w:tblOverlap w:val="never"/>
+            <w:tblW w:w="0" w:type="auto"/>
+            <w:tblInd w:w="0" w:type="dxa"/>
+            <w:tblBorders>
+              <w:top w:val="single" w:color="auto" w:sz="4" w:space="0"/>
+              <w:left w:val="single" w:color="auto" w:sz="4" w:space="0"/>
+              <w:bottom w:val="single" w:color="auto" w:sz="4" w:space="0"/>
+              <w:right w:val="single" w:color="auto" w:sz="4" w:space="0"/>
+              <w:insideH w:val="single" w:color="auto" w:sz="4" w:space="0"/>
+              <w:insideV w:val="single" w:color="auto" w:sz="4" w:space="0"/>
+            </w:tblBorders>
+            <w:tblLayout w:type="autofit"/>
+            <w:tblCellMar>
+              <w:top w:w="0" w:type="dxa"/>
+              <w:left w:w="108" w:type="dxa"/>
+              <w:bottom w:w="0" w:type="dxa"/>
+              <w:right w:w="108" w:type="dxa"/>
+            </w:tblCellMar>
+          </w:tblPr>
+          <w:tblGrid>
+            <w:gridCol w:w="1238"/>
+            <w:gridCol w:w="3705"/>
+          </w:tblGrid>
+          <w:tr>
+            <w:tblPrEx>
+              <w:tblBorders>
+                <w:top w:val="single" w:color="auto" w:sz="4" w:space="0"/>
+                <w:left w:val="single" w:color="auto" w:sz="4" w:space="0"/>
+                <w:bottom w:val="single" w:color="auto" w:sz="4" w:space="0"/>
+                <w:right w:val="single" w:color="auto" w:sz="4" w:space="0"/>
+                <w:insideH w:val="single" w:color="auto" w:sz="4" w:space="0"/>
+                <w:insideV w:val="single" w:color="auto" w:sz="4" w:space="0"/>
+              </w:tblBorders>
+              <w:tblCellMar>
+                <w:top w:w="0" w:type="dxa"/>
+                <w:left w:w="108" w:type="dxa"/>
+                <w:bottom w:w="0" w:type="dxa"/>
+                <w:right w:w="108" w:type="dxa"/>
+              </w:tblCellMar>
+            </w:tblPrEx>
+            <w:trPr>
+              <w:trHeight w:val="466" w:hRule="atLeast"/>
+            </w:trPr>
+            <w:tc>
+              <w:tcPr>
+                <w:tcW w:w="1238" w:type="dxa"/>
+                <w:noWrap w:val="0"/>
+                <w:vAlign w:val="top"/>
+              </w:tcPr>
+              <w:p>
+                <w:pPr>
+                  <w:spacing w:before="0" w:beforeLines="0" w:after="0" w:afterLines="0" w:line="240" w:lineRule="auto"/>
+                  <w:ind w:right="0" w:rightChars="0"/>
+                  <w:jc w:val="center"/>
+                  <w:rPr>
+                    <w:rFonts w:hint="default" w:ascii="宋体" w:hAnsi="宋体" w:eastAsia="宋体"/>
+                    <w:sz w:val="21"/>
+                    <w:vertAlign w:val="baseline"/>
+                    <w:lang w:val="en-US" w:eastAsia="zh-CN"/>
+                  </w:rPr>
+                </w:pPr>
+                <w:r>
+                  <w:rPr>
+                    <w:rFonts w:hint="eastAsia" w:ascii="宋体" w:hAnsi="宋体"/>
+                    <w:sz w:val="21"/>
+                    <w:vertAlign w:val="baseline"/>
+                    <w:lang w:val="en-US" w:eastAsia="zh-CN"/>
+                  </w:rPr>
+                  <w:t>文档名称</w:t>
+                </w:r>
+              </w:p>
+            </w:tc>
+            <w:tc>
+              <w:tcPr>
+                <w:tcW w:w="3705" w:type="dxa"/>
+                <w:noWrap w:val="0"/>
+                <w:vAlign w:val="top"/>
+              </w:tcPr>
+              <w:p>
+                <w:pPr>
+                  <w:spacing w:before="0" w:beforeLines="0" w:after="0" w:afterLines="0" w:line="240" w:lineRule="auto"/>
+                  <w:ind w:right="0" w:rightChars="0"/>
+                  <w:jc w:val="center"/>
+                  <w:rPr>
+                    <w:rFonts w:hint="default" w:ascii="宋体" w:hAnsi="宋体" w:eastAsia="宋体"/>
+                    <w:sz w:val="21"/>
+                    <w:vertAlign w:val="baseline"/>
+                    <w:lang w:val="en-US" w:eastAsia="zh-CN"/>
+                  </w:rPr>
+                </w:pPr>
+                <w:r>
+                  <w:rPr>
+                    <w:rFonts w:hint="eastAsia" w:ascii="宋体" w:hAnsi="宋体"/>
+                    <w:sz w:val="21"/>
+                    <w:vertAlign w:val="baseline"/>
+                    <w:lang w:val="en-US" w:eastAsia="zh-CN"/>
+                  </w:rPr>
+                  <w:t>城小二微信小程序软件需求说明</w:t>
+                </w:r>
+              </w:p>
+            </w:tc>
+          </w:tr>
+        </w:tbl>
+        <w:p>
+          <w:pPr>
+            <w:spacing w:before="0" w:beforeLines="0" w:after="0" w:afterLines="0" w:line="240" w:lineRule="auto"/>
+            <w:ind w:left="0" w:leftChars="0" w:right="0" w:rightChars="0" w:firstLine="0" w:firstLineChars="0"/>
+            <w:jc w:val="center"/>
+            <w:rPr>
+              <w:rFonts w:ascii="宋体" w:hAnsi="宋体" w:eastAsia="宋体"/>
+              <w:sz w:val="21"/>
+            </w:rPr>
+          </w:pPr>
+        </w:p>
+        <w:tbl>
+          <w:tblPr>
+            <w:tblStyle w:val="12"/>
+            <w:tblpPr w:leftFromText="180" w:rightFromText="180" w:vertAnchor="text" w:tblpX="1390" w:tblpY="280"/>
+            <w:tblOverlap w:val="never"/>
+            <w:tblW w:w="0" w:type="auto"/>
+            <w:tblInd w:w="0" w:type="dxa"/>
+            <w:tblBorders>
+              <w:top w:val="single" w:color="auto" w:sz="4" w:space="0"/>
+              <w:left w:val="single" w:color="auto" w:sz="4" w:space="0"/>
+              <w:bottom w:val="single" w:color="auto" w:sz="4" w:space="0"/>
+              <w:right w:val="single" w:color="auto" w:sz="4" w:space="0"/>
+              <w:insideH w:val="single" w:color="auto" w:sz="4" w:space="0"/>
+              <w:insideV w:val="single" w:color="auto" w:sz="4" w:space="0"/>
+            </w:tblBorders>
+            <w:tblLayout w:type="autofit"/>
+            <w:tblCellMar>
+              <w:top w:w="0" w:type="dxa"/>
+              <w:left w:w="108" w:type="dxa"/>
+              <w:bottom w:w="0" w:type="dxa"/>
+              <w:right w:w="108" w:type="dxa"/>
+            </w:tblCellMar>
+          </w:tblPr>
+          <w:tblGrid>
+            <w:gridCol w:w="1243"/>
+            <w:gridCol w:w="1243"/>
+            <w:gridCol w:w="1243"/>
+            <w:gridCol w:w="1266"/>
+          </w:tblGrid>
+          <w:tr>
+            <w:tblPrEx>
+              <w:tblBorders>
+                <w:top w:val="single" w:color="auto" w:sz="4" w:space="0"/>
+                <w:left w:val="single" w:color="auto" w:sz="4" w:space="0"/>
+                <w:bottom w:val="single" w:color="auto" w:sz="4" w:space="0"/>
+                <w:right w:val="single" w:color="auto" w:sz="4" w:space="0"/>
+                <w:insideH w:val="single" w:color="auto" w:sz="4" w:space="0"/>
+                <w:insideV w:val="single" w:color="auto" w:sz="4" w:space="0"/>
+              </w:tblBorders>
+              <w:tblCellMar>
+                <w:top w:w="0" w:type="dxa"/>
+                <w:left w:w="108" w:type="dxa"/>
+                <w:bottom w:w="0" w:type="dxa"/>
+                <w:right w:w="108" w:type="dxa"/>
+              </w:tblCellMar>
+            </w:tblPrEx>
+            <w:trPr>
+              <w:trHeight w:val="362" w:hRule="atLeast"/>
+            </w:trPr>
+            <w:tc>
+              <w:tcPr>
+                <w:tcW w:w="1243" w:type="dxa"/>
+                <w:noWrap w:val="0"/>
+                <w:vAlign w:val="top"/>
+              </w:tcPr>
+              <w:p>
+                <w:pPr>
+                  <w:spacing w:before="0" w:beforeLines="0" w:after="0" w:afterLines="0" w:line="240" w:lineRule="auto"/>
+                  <w:ind w:right="0" w:rightChars="0"/>
+                  <w:jc w:val="center"/>
+                  <w:rPr>
+                    <w:rFonts w:hint="eastAsia" w:ascii="宋体" w:hAnsi="宋体" w:eastAsia="宋体"/>
+                    <w:sz w:val="21"/>
+                    <w:vertAlign w:val="baseline"/>
+                    <w:lang w:val="en-US" w:eastAsia="zh-CN"/>
+                  </w:rPr>
+                </w:pPr>
+                <w:r>
+                  <w:rPr>
+                    <w:rFonts w:hint="eastAsia" w:ascii="宋体" w:hAnsi="宋体"/>
+                    <w:sz w:val="21"/>
+                    <w:vertAlign w:val="baseline"/>
+                    <w:lang w:val="en-US" w:eastAsia="zh-CN"/>
+                  </w:rPr>
+                  <w:t>负责人</w:t>
+                </w:r>
+              </w:p>
+            </w:tc>
+            <w:tc>
+              <w:tcPr>
+                <w:tcW w:w="1243" w:type="dxa"/>
+                <w:noWrap w:val="0"/>
+                <w:vAlign w:val="top"/>
+              </w:tcPr>
+              <w:p>
+                <w:pPr>
+                  <w:spacing w:before="0" w:beforeLines="0" w:after="0" w:afterLines="0" w:line="240" w:lineRule="auto"/>
+                  <w:ind w:right="0" w:rightChars="0"/>
+                  <w:jc w:val="center"/>
+                  <w:rPr>
+                    <w:rFonts w:hint="eastAsia" w:ascii="宋体" w:hAnsi="宋体" w:eastAsia="宋体"/>
+                    <w:sz w:val="21"/>
+                    <w:vertAlign w:val="baseline"/>
+                    <w:lang w:val="en-US" w:eastAsia="zh-CN"/>
+                  </w:rPr>
+                </w:pPr>
+                <w:r>
+                  <w:rPr>
+                    <w:rFonts w:hint="eastAsia" w:ascii="宋体" w:hAnsi="宋体"/>
+                    <w:sz w:val="21"/>
+                    <w:vertAlign w:val="baseline"/>
+                    <w:lang w:val="en-US" w:eastAsia="zh-CN"/>
+                  </w:rPr>
+                  <w:t>陈鹏宇</w:t>
+                </w:r>
+              </w:p>
+            </w:tc>
+            <w:tc>
+              <w:tcPr>
+                <w:tcW w:w="1243" w:type="dxa"/>
+                <w:noWrap w:val="0"/>
+                <w:vAlign w:val="top"/>
+              </w:tcPr>
+              <w:p>
+                <w:pPr>
+                  <w:spacing w:before="0" w:beforeLines="0" w:after="0" w:afterLines="0" w:line="240" w:lineRule="auto"/>
+                  <w:ind w:right="0" w:rightChars="0"/>
+                  <w:jc w:val="center"/>
+                  <w:rPr>
+                    <w:rFonts w:hint="default" w:ascii="宋体" w:hAnsi="宋体" w:eastAsia="宋体"/>
+                    <w:sz w:val="21"/>
+                    <w:vertAlign w:val="baseline"/>
+                    <w:lang w:val="en-US" w:eastAsia="zh-CN"/>
+                  </w:rPr>
+                </w:pPr>
+                <w:r>
+                  <w:rPr>
+                    <w:rFonts w:hint="eastAsia" w:ascii="宋体" w:hAnsi="宋体"/>
+                    <w:sz w:val="21"/>
+                    <w:vertAlign w:val="baseline"/>
+                    <w:lang w:val="en-US" w:eastAsia="zh-CN"/>
+                  </w:rPr>
+                  <w:t>文档编号</w:t>
+                </w:r>
+              </w:p>
+            </w:tc>
+            <w:tc>
+              <w:tcPr>
+                <w:tcW w:w="1266" w:type="dxa"/>
+                <w:noWrap w:val="0"/>
+                <w:vAlign w:val="top"/>
+              </w:tcPr>
+              <w:p>
+                <w:pPr>
+                  <w:spacing w:before="0" w:beforeLines="0" w:after="0" w:afterLines="0" w:line="240" w:lineRule="auto"/>
+                  <w:ind w:right="0" w:rightChars="0"/>
+                  <w:jc w:val="center"/>
+                  <w:rPr>
+                    <w:rFonts w:hint="default" w:ascii="宋体" w:hAnsi="宋体" w:eastAsia="宋体"/>
+                    <w:sz w:val="21"/>
+                    <w:vertAlign w:val="baseline"/>
+                    <w:lang w:val="en-US" w:eastAsia="zh-CN"/>
+                  </w:rPr>
+                </w:pPr>
+                <w:r>
+                  <w:rPr>
+                    <w:rFonts w:hint="eastAsia" w:ascii="宋体" w:hAnsi="宋体"/>
+                    <w:sz w:val="21"/>
+                    <w:vertAlign w:val="baseline"/>
+                    <w:lang w:val="en-US" w:eastAsia="zh-CN"/>
+                  </w:rPr>
+                  <w:t>1.0.0</w:t>
+                </w:r>
+              </w:p>
+            </w:tc>
+          </w:tr>
+          <w:tr>
+            <w:tblPrEx>
+              <w:tblBorders>
+                <w:top w:val="single" w:color="auto" w:sz="4" w:space="0"/>
+                <w:left w:val="single" w:color="auto" w:sz="4" w:space="0"/>
+                <w:bottom w:val="single" w:color="auto" w:sz="4" w:space="0"/>
+                <w:right w:val="single" w:color="auto" w:sz="4" w:space="0"/>
+                <w:insideH w:val="single" w:color="auto" w:sz="4" w:space="0"/>
+                <w:insideV w:val="single" w:color="auto" w:sz="4" w:space="0"/>
+              </w:tblBorders>
+              <w:tblCellMar>
+                <w:top w:w="0" w:type="dxa"/>
+                <w:left w:w="108" w:type="dxa"/>
+                <w:bottom w:w="0" w:type="dxa"/>
+                <w:right w:w="108" w:type="dxa"/>
+              </w:tblCellMar>
+            </w:tblPrEx>
+            <w:trPr>
+              <w:trHeight w:val="362" w:hRule="atLeast"/>
+            </w:trPr>
+            <w:tc>
+              <w:tcPr>
+                <w:tcW w:w="1243" w:type="dxa"/>
+                <w:noWrap w:val="0"/>
+                <w:vAlign w:val="top"/>
+              </w:tcPr>
+              <w:p>
+                <w:pPr>
+                  <w:spacing w:before="0" w:beforeLines="0" w:after="0" w:afterLines="0" w:line="240" w:lineRule="auto"/>
+                  <w:ind w:right="0" w:rightChars="0"/>
+                  <w:jc w:val="center"/>
+                  <w:rPr>
+                    <w:rFonts w:hint="default" w:ascii="宋体" w:hAnsi="宋体" w:eastAsia="宋体"/>
+                    <w:sz w:val="21"/>
+                    <w:vertAlign w:val="baseline"/>
+                    <w:lang w:val="en-US" w:eastAsia="zh-CN"/>
+                  </w:rPr>
+                </w:pPr>
+                <w:r>
+                  <w:rPr>
+                    <w:rFonts w:hint="eastAsia" w:ascii="宋体" w:hAnsi="宋体"/>
+                    <w:sz w:val="21"/>
+                    <w:vertAlign w:val="baseline"/>
+                    <w:lang w:val="en-US" w:eastAsia="zh-CN"/>
+                  </w:rPr>
+                  <w:t>项目阶段</w:t>
+                </w:r>
+              </w:p>
+            </w:tc>
+            <w:tc>
+              <w:tcPr>
+                <w:tcW w:w="1243" w:type="dxa"/>
+                <w:noWrap w:val="0"/>
+                <w:vAlign w:val="top"/>
+              </w:tcPr>
+              <w:p>
+                <w:pPr>
+                  <w:spacing w:before="0" w:beforeLines="0" w:after="0" w:afterLines="0" w:line="240" w:lineRule="auto"/>
+                  <w:ind w:right="0" w:rightChars="0"/>
+                  <w:jc w:val="center"/>
+                  <w:rPr>
+                    <w:rFonts w:hint="default" w:ascii="宋体" w:hAnsi="宋体" w:eastAsia="宋体"/>
+                    <w:sz w:val="21"/>
+                    <w:vertAlign w:val="baseline"/>
+                    <w:lang w:val="en-US" w:eastAsia="zh-CN"/>
+                  </w:rPr>
+                </w:pPr>
+                <w:r>
+                  <w:rPr>
+                    <w:rFonts w:hint="eastAsia" w:ascii="宋体" w:hAnsi="宋体" w:eastAsia="宋体"/>
+                    <w:sz w:val="21"/>
+                    <w:vertAlign w:val="baseline"/>
+                    <w:lang w:val="en-US" w:eastAsia="zh-CN"/>
+                  </w:rPr>
+                  <w:t>可行性分析</w:t>
+                </w:r>
+              </w:p>
+            </w:tc>
+            <w:tc>
+              <w:tcPr>
+                <w:tcW w:w="1243" w:type="dxa"/>
+                <w:noWrap w:val="0"/>
+                <w:vAlign w:val="top"/>
+              </w:tcPr>
+              <w:p>
+                <w:pPr>
+                  <w:spacing w:before="0" w:beforeLines="0" w:after="0" w:afterLines="0" w:line="240" w:lineRule="auto"/>
+                  <w:ind w:right="0" w:rightChars="0"/>
+                  <w:jc w:val="center"/>
+                  <w:rPr>
+                    <w:rFonts w:hint="default" w:ascii="宋体" w:hAnsi="宋体" w:eastAsia="宋体"/>
+                    <w:sz w:val="21"/>
+                    <w:vertAlign w:val="baseline"/>
+                    <w:lang w:val="en-US" w:eastAsia="zh-CN"/>
+                  </w:rPr>
+                </w:pPr>
+                <w:r>
+                  <w:rPr>
+                    <w:rFonts w:hint="eastAsia" w:ascii="宋体" w:hAnsi="宋体"/>
+                    <w:sz w:val="21"/>
+                    <w:vertAlign w:val="baseline"/>
+                    <w:lang w:val="en-US" w:eastAsia="zh-CN"/>
+                  </w:rPr>
+                  <w:t>文档版本日期</w:t>
+                </w:r>
+              </w:p>
+            </w:tc>
+            <w:tc>
+              <w:tcPr>
+                <w:tcW w:w="1266" w:type="dxa"/>
+                <w:noWrap w:val="0"/>
+                <w:vAlign w:val="top"/>
+              </w:tcPr>
+              <w:p>
+                <w:pPr>
+                  <w:spacing w:before="0" w:beforeLines="0" w:after="0" w:afterLines="0" w:line="240" w:lineRule="auto"/>
+                  <w:ind w:right="0" w:rightChars="0"/>
+                  <w:jc w:val="center"/>
+                  <w:rPr>
+                    <w:rFonts w:hint="default" w:ascii="宋体" w:hAnsi="宋体" w:eastAsia="宋体"/>
+                    <w:sz w:val="21"/>
+                    <w:vertAlign w:val="baseline"/>
+                    <w:lang w:val="en-US" w:eastAsia="zh-CN"/>
+                  </w:rPr>
+                </w:pPr>
+                <w:r>
+                  <w:rPr>
+                    <w:rFonts w:hint="eastAsia" w:ascii="宋体" w:hAnsi="宋体"/>
+                    <w:sz w:val="21"/>
+                    <w:vertAlign w:val="baseline"/>
+                    <w:lang w:val="en-US" w:eastAsia="zh-CN"/>
+                  </w:rPr>
+                  <w:t>2026.1.2</w:t>
+                </w:r>
+                <w:bookmarkStart w:id="80" w:name="_GoBack"/>
+                <w:bookmarkEnd w:id="80"/>
+              </w:p>
+            </w:tc>
+          </w:tr>
+          <w:tr>
+            <w:tblPrEx>
+              <w:tblBorders>
+                <w:top w:val="single" w:color="auto" w:sz="4" w:space="0"/>
+                <w:left w:val="single" w:color="auto" w:sz="4" w:space="0"/>
+                <w:bottom w:val="single" w:color="auto" w:sz="4" w:space="0"/>
+                <w:right w:val="single" w:color="auto" w:sz="4" w:space="0"/>
+                <w:insideH w:val="single" w:color="auto" w:sz="4" w:space="0"/>
+                <w:insideV w:val="single" w:color="auto" w:sz="4" w:space="0"/>
+              </w:tblBorders>
+              <w:tblCellMar>
+                <w:top w:w="0" w:type="dxa"/>
+                <w:left w:w="108" w:type="dxa"/>
+                <w:bottom w:w="0" w:type="dxa"/>
+                <w:right w:w="108" w:type="dxa"/>
+              </w:tblCellMar>
+            </w:tblPrEx>
+            <w:trPr>
+              <w:trHeight w:val="362" w:hRule="atLeast"/>
+            </w:trPr>
+            <w:tc>
+              <w:tcPr>
+                <w:tcW w:w="1243" w:type="dxa"/>
+                <w:noWrap w:val="0"/>
+                <w:vAlign w:val="top"/>
+              </w:tcPr>
+              <w:p>
+                <w:pPr>
+                  <w:spacing w:before="0" w:beforeLines="0" w:after="0" w:afterLines="0" w:line="240" w:lineRule="auto"/>
+                  <w:ind w:right="0" w:rightChars="0"/>
+                  <w:jc w:val="center"/>
+                  <w:rPr>
+                    <w:rFonts w:hint="eastAsia" w:ascii="宋体" w:hAnsi="宋体" w:eastAsia="宋体"/>
+                    <w:sz w:val="21"/>
+                    <w:vertAlign w:val="baseline"/>
+                    <w:lang w:val="en-US" w:eastAsia="zh-CN"/>
+                  </w:rPr>
+                </w:pPr>
+                <w:r>
+                  <w:rPr>
+                    <w:rFonts w:hint="eastAsia" w:ascii="宋体" w:hAnsi="宋体"/>
+                    <w:sz w:val="21"/>
+                    <w:vertAlign w:val="baseline"/>
+                    <w:lang w:val="en-US" w:eastAsia="zh-CN"/>
+                  </w:rPr>
+                  <w:t>起草人</w:t>
+                </w:r>
+              </w:p>
+            </w:tc>
+            <w:tc>
+              <w:tcPr>
+                <w:tcW w:w="1243" w:type="dxa"/>
+                <w:noWrap w:val="0"/>
+                <w:vAlign w:val="top"/>
+              </w:tcPr>
+              <w:p>
+                <w:pPr>
+                  <w:spacing w:before="0" w:beforeLines="0" w:after="0" w:afterLines="0" w:line="240" w:lineRule="auto"/>
+                  <w:ind w:right="0" w:rightChars="0"/>
+                  <w:jc w:val="center"/>
+                  <w:rPr>
+                    <w:rFonts w:hint="eastAsia" w:ascii="宋体" w:hAnsi="宋体" w:eastAsia="宋体"/>
+                    <w:sz w:val="21"/>
+                    <w:vertAlign w:val="baseline"/>
+                    <w:lang w:val="en-US" w:eastAsia="zh-CN"/>
+                  </w:rPr>
+                </w:pPr>
+                <w:r>
+                  <w:rPr>
+                    <w:rFonts w:hint="eastAsia" w:ascii="宋体" w:hAnsi="宋体"/>
+                    <w:sz w:val="21"/>
+                    <w:vertAlign w:val="baseline"/>
+                    <w:lang w:val="en-US" w:eastAsia="zh-CN"/>
+                  </w:rPr>
+                  <w:t>陈鹏宇</w:t>
+                </w:r>
+              </w:p>
+            </w:tc>
+            <w:tc>
+              <w:tcPr>
+                <w:tcW w:w="1243" w:type="dxa"/>
+                <w:noWrap w:val="0"/>
+                <w:vAlign w:val="top"/>
+              </w:tcPr>
+              <w:p>
+                <w:pPr>
+                  <w:spacing w:before="0" w:beforeLines="0" w:after="0" w:afterLines="0" w:line="240" w:lineRule="auto"/>
+                  <w:ind w:right="0" w:rightChars="0"/>
+                  <w:jc w:val="center"/>
+                  <w:rPr>
+                    <w:rFonts w:hint="default" w:ascii="宋体" w:hAnsi="宋体" w:eastAsia="宋体"/>
+                    <w:sz w:val="21"/>
+                    <w:vertAlign w:val="baseline"/>
+                    <w:lang w:val="en-US" w:eastAsia="zh-CN"/>
+                  </w:rPr>
+                </w:pPr>
+                <w:r>
+                  <w:rPr>
+                    <w:rFonts w:hint="eastAsia" w:ascii="宋体" w:hAnsi="宋体"/>
+                    <w:sz w:val="21"/>
+                    <w:vertAlign w:val="baseline"/>
+                    <w:lang w:val="en-US" w:eastAsia="zh-CN"/>
+                  </w:rPr>
+                  <w:t>起草日期</w:t>
+                </w:r>
+              </w:p>
+            </w:tc>
+            <w:tc>
+              <w:tcPr>
+                <w:tcW w:w="1266" w:type="dxa"/>
+                <w:noWrap w:val="0"/>
+                <w:vAlign w:val="top"/>
+              </w:tcPr>
+              <w:p>
+                <w:pPr>
+                  <w:spacing w:before="0" w:beforeLines="0" w:after="0" w:afterLines="0" w:line="240" w:lineRule="auto"/>
+                  <w:ind w:right="0" w:rightChars="0"/>
+                  <w:jc w:val="center"/>
+                  <w:rPr>
+                    <w:rFonts w:hint="default" w:ascii="宋体" w:hAnsi="宋体" w:eastAsia="宋体"/>
+                    <w:sz w:val="21"/>
+                    <w:vertAlign w:val="baseline"/>
+                    <w:lang w:val="en-US"/>
+                  </w:rPr>
+                </w:pPr>
+                <w:r>
+                  <w:rPr>
+                    <w:rFonts w:hint="eastAsia" w:ascii="宋体" w:hAnsi="宋体"/>
+                    <w:sz w:val="21"/>
+                    <w:vertAlign w:val="baseline"/>
+                    <w:lang w:val="en-US" w:eastAsia="zh-CN"/>
+                  </w:rPr>
+                  <w:t>2025.10.22</w:t>
+                </w:r>
+              </w:p>
+            </w:tc>
+          </w:tr>
+        </w:tbl>
+        <w:p>
+          <w:pPr>
+            <w:spacing w:before="0" w:beforeLines="0" w:after="0" w:afterLines="0" w:line="240" w:lineRule="auto"/>
+            <w:ind w:left="0" w:leftChars="0" w:right="0" w:rightChars="0" w:firstLine="0" w:firstLineChars="0"/>
+            <w:jc w:val="center"/>
+            <w:rPr>
+              <w:rFonts w:ascii="宋体" w:hAnsi="宋体" w:eastAsia="宋体"/>
+              <w:sz w:val="21"/>
+            </w:rPr>
+          </w:pPr>
+        </w:p>
+        <w:p>
+          <w:pPr>
+            <w:spacing w:before="0" w:beforeLines="0" w:after="0" w:afterLines="0" w:line="240" w:lineRule="auto"/>
+            <w:ind w:left="0" w:leftChars="0" w:right="0" w:rightChars="0" w:firstLine="0" w:firstLineChars="0"/>
+            <w:jc w:val="center"/>
+            <w:rPr>
+              <w:rFonts w:ascii="宋体" w:hAnsi="宋体" w:eastAsia="宋体"/>
+              <w:sz w:val="21"/>
+            </w:rPr>
+          </w:pPr>
+        </w:p>
+        <w:p>
+          <w:pPr>
+            <w:spacing w:before="0" w:beforeLines="0" w:after="0" w:afterLines="0" w:line="240" w:lineRule="auto"/>
+            <w:ind w:left="0" w:leftChars="0" w:right="0" w:rightChars="0" w:firstLine="0" w:firstLineChars="0"/>
+            <w:jc w:val="center"/>
+            <w:rPr>
+              <w:rFonts w:ascii="宋体" w:hAnsi="宋体" w:eastAsia="宋体"/>
+              <w:sz w:val="21"/>
+            </w:rPr>
+          </w:pPr>
+        </w:p>
+        <w:p>
+          <w:pPr>
+            <w:spacing w:before="0" w:beforeLines="0" w:after="0" w:afterLines="0" w:line="240" w:lineRule="auto"/>
+            <w:ind w:left="0" w:leftChars="0" w:right="0" w:rightChars="0" w:firstLine="0" w:firstLineChars="0"/>
+            <w:jc w:val="center"/>
+            <w:rPr>
+              <w:rFonts w:ascii="宋体" w:hAnsi="宋体" w:eastAsia="宋体"/>
+              <w:sz w:val="21"/>
+            </w:rPr>
+          </w:pPr>
+        </w:p>
+        <w:p>
+          <w:pPr>
+            <w:spacing w:before="0" w:beforeLines="0" w:after="0" w:afterLines="0" w:line="240" w:lineRule="auto"/>
+            <w:ind w:left="0" w:leftChars="0" w:right="0" w:rightChars="0" w:firstLine="0" w:firstLineChars="0"/>
+            <w:jc w:val="center"/>
+            <w:rPr>
+              <w:rFonts w:ascii="宋体" w:hAnsi="宋体" w:eastAsia="宋体"/>
+              <w:sz w:val="21"/>
+            </w:rPr>
+          </w:pPr>
+        </w:p>
+        <w:p>
+          <w:pPr>
+            <w:spacing w:before="0" w:beforeLines="0" w:after="0" w:afterLines="0" w:line="240" w:lineRule="auto"/>
+            <w:ind w:left="0" w:leftChars="0" w:right="0" w:rightChars="0" w:firstLine="0" w:firstLineChars="0"/>
+            <w:jc w:val="center"/>
+            <w:rPr>
+              <w:rFonts w:ascii="宋体" w:hAnsi="宋体" w:eastAsia="宋体"/>
+              <w:sz w:val="21"/>
+            </w:rPr>
+          </w:pPr>
+        </w:p>
+        <w:p>
+          <w:pPr>
+            <w:spacing w:before="0" w:beforeLines="0" w:after="0" w:afterLines="0" w:line="240" w:lineRule="auto"/>
+            <w:ind w:left="0" w:leftChars="0" w:right="0" w:rightChars="0" w:firstLine="0" w:firstLineChars="0"/>
+            <w:jc w:val="center"/>
+            <w:rPr>
+              <w:rFonts w:ascii="宋体" w:hAnsi="宋体" w:eastAsia="宋体"/>
+              <w:sz w:val="21"/>
+            </w:rPr>
+          </w:pPr>
+        </w:p>
+        <w:p>
+          <w:pPr>
+            <w:spacing w:before="0" w:beforeLines="0" w:after="0" w:afterLines="0" w:line="240" w:lineRule="auto"/>
+            <w:ind w:left="0" w:leftChars="0" w:right="0" w:rightChars="0" w:firstLine="0" w:firstLineChars="0"/>
+            <w:jc w:val="center"/>
+            <w:rPr>
+              <w:rFonts w:ascii="宋体" w:hAnsi="宋体" w:eastAsia="宋体"/>
+              <w:sz w:val="21"/>
+            </w:rPr>
+          </w:pPr>
+        </w:p>
+        <w:p>
+          <w:pPr>
+            <w:spacing w:before="0" w:beforeLines="0" w:after="0" w:afterLines="0" w:line="240" w:lineRule="auto"/>
+            <w:ind w:left="0" w:leftChars="0" w:right="0" w:rightChars="0" w:firstLine="0" w:firstLineChars="0"/>
+            <w:jc w:val="center"/>
+            <w:rPr>
+              <w:rFonts w:ascii="宋体" w:hAnsi="宋体" w:eastAsia="宋体"/>
+              <w:sz w:val="21"/>
+            </w:rPr>
+          </w:pPr>
+        </w:p>
+        <w:p>
+          <w:pPr>
+            <w:spacing w:before="0" w:beforeLines="0" w:after="0" w:afterLines="0" w:line="240" w:lineRule="auto"/>
+            <w:ind w:left="0" w:leftChars="0" w:right="0" w:rightChars="0" w:firstLine="0" w:firstLineChars="0"/>
+            <w:jc w:val="center"/>
+            <w:rPr>
+              <w:rFonts w:ascii="宋体" w:hAnsi="宋体" w:eastAsia="宋体"/>
+              <w:sz w:val="21"/>
+            </w:rPr>
+          </w:pPr>
+        </w:p>
+        <w:p>
+          <w:pPr>
+            <w:spacing w:before="0" w:beforeLines="0" w:after="0" w:afterLines="0" w:line="240" w:lineRule="auto"/>
+            <w:ind w:left="0" w:leftChars="0" w:right="0" w:rightChars="0" w:firstLine="0" w:firstLineChars="0"/>
+            <w:jc w:val="center"/>
+            <w:rPr>
+              <w:rFonts w:ascii="宋体" w:hAnsi="宋体" w:eastAsia="宋体"/>
+              <w:sz w:val="21"/>
+            </w:rPr>
+          </w:pPr>
+        </w:p>
+        <w:p>
+          <w:pPr>
+            <w:spacing w:before="0" w:beforeLines="0" w:after="0" w:afterLines="0" w:line="240" w:lineRule="auto"/>
+            <w:ind w:left="0" w:leftChars="0" w:right="0" w:rightChars="0" w:firstLine="0" w:firstLineChars="0"/>
+            <w:jc w:val="center"/>
+            <w:rPr>
+              <w:rFonts w:ascii="宋体" w:hAnsi="宋体" w:eastAsia="宋体"/>
+              <w:sz w:val="21"/>
+            </w:rPr>
+          </w:pPr>
+        </w:p>
+        <w:p>
+          <w:pPr>
+            <w:spacing w:before="0" w:beforeLines="0" w:after="0" w:afterLines="0" w:line="240" w:lineRule="auto"/>
+            <w:ind w:left="0" w:leftChars="0" w:right="0" w:rightChars="0" w:firstLine="0" w:firstLineChars="0"/>
+            <w:jc w:val="center"/>
+            <w:rPr>
+              <w:rFonts w:ascii="宋体" w:hAnsi="宋体" w:eastAsia="宋体"/>
+              <w:sz w:val="21"/>
+            </w:rPr>
+          </w:pPr>
+        </w:p>
+        <w:tbl>
+          <w:tblPr>
+            <w:tblStyle w:val="12"/>
+            <w:tblW w:w="0" w:type="auto"/>
+            <w:tblInd w:w="0" w:type="dxa"/>
+            <w:tblBorders>
+              <w:top w:val="single" w:color="auto" w:sz="4" w:space="0"/>
+              <w:left w:val="single" w:color="auto" w:sz="4" w:space="0"/>
+              <w:bottom w:val="single" w:color="auto" w:sz="4" w:space="0"/>
+              <w:right w:val="single" w:color="auto" w:sz="4" w:space="0"/>
+              <w:insideH w:val="single" w:color="auto" w:sz="4" w:space="0"/>
+              <w:insideV w:val="single" w:color="auto" w:sz="4" w:space="0"/>
+            </w:tblBorders>
+            <w:tblLayout w:type="autofit"/>
+            <w:tblCellMar>
+              <w:top w:w="0" w:type="dxa"/>
+              <w:left w:w="108" w:type="dxa"/>
+              <w:bottom w:w="0" w:type="dxa"/>
+              <w:right w:w="108" w:type="dxa"/>
+            </w:tblCellMar>
+          </w:tblPr>
+          <w:tblGrid>
+            <w:gridCol w:w="2130"/>
+            <w:gridCol w:w="2130"/>
+            <w:gridCol w:w="2131"/>
+            <w:gridCol w:w="2131"/>
+          </w:tblGrid>
+          <w:tr>
+            <w:tblPrEx>
+              <w:tblBorders>
+                <w:top w:val="single" w:color="auto" w:sz="4" w:space="0"/>
+                <w:left w:val="single" w:color="auto" w:sz="4" w:space="0"/>
+                <w:bottom w:val="single" w:color="auto" w:sz="4" w:space="0"/>
+                <w:right w:val="single" w:color="auto" w:sz="4" w:space="0"/>
+                <w:insideH w:val="single" w:color="auto" w:sz="4" w:space="0"/>
+                <w:insideV w:val="single" w:color="auto" w:sz="4" w:space="0"/>
+              </w:tblBorders>
+              <w:tblCellMar>
+                <w:top w:w="0" w:type="dxa"/>
+                <w:left w:w="108" w:type="dxa"/>
+                <w:bottom w:w="0" w:type="dxa"/>
+                <w:right w:w="108" w:type="dxa"/>
+              </w:tblCellMar>
+            </w:tblPrEx>
+            <w:tc>
+              <w:tcPr>
+                <w:tcW w:w="2130" w:type="dxa"/>
+                <w:noWrap w:val="0"/>
+                <w:vAlign w:val="top"/>
+              </w:tcPr>
+              <w:p>
+                <w:pPr>
+                  <w:spacing w:before="0" w:beforeLines="0" w:after="0" w:afterLines="0" w:line="240" w:lineRule="auto"/>
+                  <w:ind w:right="0" w:rightChars="0"/>
+                  <w:jc w:val="center"/>
+                  <w:rPr>
+                    <w:rFonts w:hint="eastAsia" w:ascii="宋体" w:hAnsi="宋体" w:eastAsia="宋体"/>
+                    <w:sz w:val="21"/>
+                    <w:vertAlign w:val="baseline"/>
+                    <w:lang w:val="en-US" w:eastAsia="zh-CN"/>
+                  </w:rPr>
+                </w:pPr>
+                <w:r>
+                  <w:rPr>
+                    <w:rFonts w:hint="eastAsia" w:ascii="宋体" w:hAnsi="宋体"/>
+                    <w:sz w:val="21"/>
+                    <w:vertAlign w:val="baseline"/>
+                    <w:lang w:val="en-US" w:eastAsia="zh-CN"/>
+                  </w:rPr>
+                  <w:t>日期</w:t>
+                </w:r>
+              </w:p>
+            </w:tc>
+            <w:tc>
+              <w:tcPr>
+                <w:tcW w:w="2130" w:type="dxa"/>
+                <w:noWrap w:val="0"/>
+                <w:vAlign w:val="top"/>
+              </w:tcPr>
+              <w:p>
+                <w:pPr>
+                  <w:spacing w:before="0" w:beforeLines="0" w:after="0" w:afterLines="0" w:line="240" w:lineRule="auto"/>
+                  <w:ind w:right="0" w:rightChars="0"/>
+                  <w:jc w:val="center"/>
+                  <w:rPr>
+                    <w:rFonts w:hint="eastAsia" w:ascii="宋体" w:hAnsi="宋体" w:eastAsia="宋体"/>
+                    <w:sz w:val="21"/>
+                    <w:vertAlign w:val="baseline"/>
+                    <w:lang w:val="en-US" w:eastAsia="zh-CN"/>
+                  </w:rPr>
+                </w:pPr>
+                <w:r>
+                  <w:rPr>
+                    <w:rFonts w:hint="eastAsia" w:ascii="宋体" w:hAnsi="宋体"/>
+                    <w:sz w:val="21"/>
+                    <w:vertAlign w:val="baseline"/>
+                    <w:lang w:val="en-US" w:eastAsia="zh-CN"/>
+                  </w:rPr>
+                  <w:t>版本</w:t>
+                </w:r>
+              </w:p>
+            </w:tc>
+            <w:tc>
+              <w:tcPr>
+                <w:tcW w:w="2131" w:type="dxa"/>
+                <w:noWrap w:val="0"/>
+                <w:vAlign w:val="top"/>
+              </w:tcPr>
+              <w:p>
+                <w:pPr>
+                  <w:spacing w:before="0" w:beforeLines="0" w:after="0" w:afterLines="0" w:line="240" w:lineRule="auto"/>
+                  <w:ind w:right="0" w:rightChars="0"/>
+                  <w:jc w:val="center"/>
+                  <w:rPr>
+                    <w:rFonts w:hint="default" w:ascii="宋体" w:hAnsi="宋体" w:eastAsia="宋体"/>
+                    <w:sz w:val="21"/>
+                    <w:vertAlign w:val="baseline"/>
+                    <w:lang w:val="en-US" w:eastAsia="zh-CN"/>
+                  </w:rPr>
+                </w:pPr>
+                <w:r>
+                  <w:rPr>
+                    <w:rFonts w:hint="eastAsia" w:ascii="宋体" w:hAnsi="宋体"/>
+                    <w:sz w:val="21"/>
+                    <w:vertAlign w:val="baseline"/>
+                    <w:lang w:val="en-US" w:eastAsia="zh-CN"/>
+                  </w:rPr>
+                  <w:t>变更说明</w:t>
+                </w:r>
+              </w:p>
+            </w:tc>
+            <w:tc>
+              <w:tcPr>
+                <w:tcW w:w="2131" w:type="dxa"/>
+                <w:noWrap w:val="0"/>
+                <w:vAlign w:val="top"/>
+              </w:tcPr>
+              <w:p>
+                <w:pPr>
+                  <w:spacing w:before="0" w:beforeLines="0" w:after="0" w:afterLines="0" w:line="240" w:lineRule="auto"/>
+                  <w:ind w:right="0" w:rightChars="0"/>
+                  <w:jc w:val="center"/>
+                  <w:rPr>
+                    <w:rFonts w:hint="eastAsia" w:ascii="宋体" w:hAnsi="宋体" w:eastAsia="宋体"/>
+                    <w:sz w:val="21"/>
+                    <w:vertAlign w:val="baseline"/>
+                    <w:lang w:val="en-US" w:eastAsia="zh-CN"/>
+                  </w:rPr>
+                </w:pPr>
+                <w:r>
+                  <w:rPr>
+                    <w:rFonts w:hint="eastAsia" w:ascii="宋体" w:hAnsi="宋体"/>
+                    <w:sz w:val="21"/>
+                    <w:vertAlign w:val="baseline"/>
+                    <w:lang w:val="en-US" w:eastAsia="zh-CN"/>
+                  </w:rPr>
+                  <w:t>作者</w:t>
+                </w:r>
+              </w:p>
+            </w:tc>
+          </w:tr>
+          <w:tr>
+            <w:tblPrEx>
+              <w:tblBorders>
+                <w:top w:val="single" w:color="auto" w:sz="4" w:space="0"/>
+                <w:left w:val="single" w:color="auto" w:sz="4" w:space="0"/>
+                <w:bottom w:val="single" w:color="auto" w:sz="4" w:space="0"/>
+                <w:right w:val="single" w:color="auto" w:sz="4" w:space="0"/>
+                <w:insideH w:val="single" w:color="auto" w:sz="4" w:space="0"/>
+                <w:insideV w:val="single" w:color="auto" w:sz="4" w:space="0"/>
+              </w:tblBorders>
+              <w:tblCellMar>
+                <w:top w:w="0" w:type="dxa"/>
+                <w:left w:w="108" w:type="dxa"/>
+                <w:bottom w:w="0" w:type="dxa"/>
+                <w:right w:w="108" w:type="dxa"/>
+              </w:tblCellMar>
+            </w:tblPrEx>
+            <w:tc>
+              <w:tcPr>
+                <w:tcW w:w="2130" w:type="dxa"/>
+                <w:noWrap w:val="0"/>
+                <w:vAlign w:val="top"/>
+              </w:tcPr>
+              <w:p>
+                <w:pPr>
+                  <w:spacing w:before="0" w:beforeLines="0" w:after="0" w:afterLines="0" w:line="240" w:lineRule="auto"/>
+                  <w:ind w:right="0" w:rightChars="0"/>
+                  <w:jc w:val="center"/>
+                  <w:rPr>
+                    <w:rFonts w:hint="default" w:ascii="宋体" w:hAnsi="宋体" w:eastAsia="宋体"/>
+                    <w:sz w:val="21"/>
+                    <w:vertAlign w:val="baseline"/>
+                    <w:lang w:val="en-US" w:eastAsia="zh-CN"/>
+                  </w:rPr>
+                </w:pPr>
+                <w:r>
+                  <w:rPr>
+                    <w:rFonts w:hint="eastAsia" w:ascii="宋体" w:hAnsi="宋体"/>
+                    <w:sz w:val="21"/>
+                    <w:vertAlign w:val="baseline"/>
+                    <w:lang w:val="en-US" w:eastAsia="zh-CN"/>
+                  </w:rPr>
+                  <w:t>2025.10.22</w:t>
+                </w:r>
+              </w:p>
+            </w:tc>
+            <w:tc>
+              <w:tcPr>
+                <w:tcW w:w="2130" w:type="dxa"/>
+                <w:noWrap w:val="0"/>
+                <w:vAlign w:val="top"/>
+              </w:tcPr>
+              <w:p>
+                <w:pPr>
+                  <w:spacing w:before="0" w:beforeLines="0" w:after="0" w:afterLines="0" w:line="240" w:lineRule="auto"/>
+                  <w:ind w:right="0" w:rightChars="0"/>
+                  <w:jc w:val="center"/>
+                  <w:rPr>
+                    <w:rFonts w:hint="default" w:ascii="宋体" w:hAnsi="宋体" w:eastAsia="宋体"/>
+                    <w:sz w:val="21"/>
+                    <w:vertAlign w:val="baseline"/>
+                    <w:lang w:val="en-US" w:eastAsia="zh-CN"/>
+                  </w:rPr>
+                </w:pPr>
+                <w:r>
+                  <w:rPr>
+                    <w:rFonts w:hint="eastAsia" w:ascii="宋体" w:hAnsi="宋体"/>
+                    <w:sz w:val="21"/>
+                    <w:vertAlign w:val="baseline"/>
+                    <w:lang w:val="en-US" w:eastAsia="zh-CN"/>
+                  </w:rPr>
+                  <w:t>1.0.0</w:t>
+                </w:r>
+              </w:p>
+            </w:tc>
+            <w:tc>
+              <w:tcPr>
+                <w:tcW w:w="2131" w:type="dxa"/>
+                <w:noWrap w:val="0"/>
+                <w:vAlign w:val="top"/>
+              </w:tcPr>
+              <w:p>
+                <w:pPr>
+                  <w:spacing w:before="0" w:beforeLines="0" w:after="0" w:afterLines="0" w:line="240" w:lineRule="auto"/>
+                  <w:ind w:right="0" w:rightChars="0"/>
+                  <w:jc w:val="center"/>
+                  <w:rPr>
+                    <w:rFonts w:hint="default" w:ascii="宋体" w:hAnsi="宋体" w:eastAsia="宋体"/>
+                    <w:sz w:val="21"/>
+                    <w:vertAlign w:val="baseline"/>
+                    <w:lang w:val="en-US" w:eastAsia="zh-CN"/>
+                  </w:rPr>
+                </w:pPr>
+                <w:r>
+                  <w:rPr>
+                    <w:rFonts w:hint="eastAsia" w:ascii="宋体" w:hAnsi="宋体"/>
+                    <w:sz w:val="21"/>
+                    <w:vertAlign w:val="baseline"/>
+                    <w:lang w:val="en-US" w:eastAsia="zh-CN"/>
+                  </w:rPr>
+                  <w:t>初稿</w:t>
+                </w:r>
+              </w:p>
+            </w:tc>
+            <w:tc>
+              <w:tcPr>
+                <w:tcW w:w="2131" w:type="dxa"/>
+                <w:noWrap w:val="0"/>
+                <w:vAlign w:val="top"/>
+              </w:tcPr>
+              <w:p>
+                <w:pPr>
+                  <w:spacing w:before="0" w:beforeLines="0" w:after="0" w:afterLines="0" w:line="240" w:lineRule="auto"/>
+                  <w:ind w:right="0" w:rightChars="0"/>
+                  <w:jc w:val="center"/>
+                  <w:rPr>
+                    <w:rFonts w:hint="eastAsia" w:ascii="宋体" w:hAnsi="宋体" w:eastAsia="宋体"/>
+                    <w:sz w:val="21"/>
+                    <w:vertAlign w:val="baseline"/>
+                    <w:lang w:val="en-US" w:eastAsia="zh-CN"/>
+                  </w:rPr>
+                </w:pPr>
+                <w:r>
+                  <w:rPr>
+                    <w:rFonts w:hint="eastAsia" w:ascii="宋体" w:hAnsi="宋体"/>
+                    <w:sz w:val="21"/>
+                    <w:vertAlign w:val="baseline"/>
+                    <w:lang w:val="en-US" w:eastAsia="zh-CN"/>
+                  </w:rPr>
+                  <w:t>陈鹏宇</w:t>
+                </w:r>
+              </w:p>
+            </w:tc>
+          </w:tr>
+          <w:tr>
+            <w:tblPrEx>
+              <w:tblBorders>
+                <w:top w:val="single" w:color="auto" w:sz="4" w:space="0"/>
+                <w:left w:val="single" w:color="auto" w:sz="4" w:space="0"/>
+                <w:bottom w:val="single" w:color="auto" w:sz="4" w:space="0"/>
+                <w:right w:val="single" w:color="auto" w:sz="4" w:space="0"/>
+                <w:insideH w:val="single" w:color="auto" w:sz="4" w:space="0"/>
+                <w:insideV w:val="single" w:color="auto" w:sz="4" w:space="0"/>
+              </w:tblBorders>
+              <w:tblCellMar>
+                <w:top w:w="0" w:type="dxa"/>
+                <w:left w:w="108" w:type="dxa"/>
+                <w:bottom w:w="0" w:type="dxa"/>
+                <w:right w:w="108" w:type="dxa"/>
+              </w:tblCellMar>
+            </w:tblPrEx>
+            <w:tc>
+              <w:tcPr>
+                <w:tcW w:w="2130" w:type="dxa"/>
+                <w:noWrap w:val="0"/>
+                <w:vAlign w:val="top"/>
+              </w:tcPr>
+              <w:p>
+                <w:pPr>
+                  <w:spacing w:before="0" w:beforeLines="0" w:after="0" w:afterLines="0" w:line="240" w:lineRule="auto"/>
+                  <w:ind w:right="0" w:rightChars="0"/>
+                  <w:jc w:val="center"/>
+                  <w:rPr>
+                    <w:rFonts w:hint="default" w:ascii="宋体" w:hAnsi="宋体" w:eastAsia="宋体"/>
+                    <w:sz w:val="21"/>
+                    <w:vertAlign w:val="baseline"/>
+                    <w:lang w:val="en-US" w:eastAsia="zh-CN"/>
+                  </w:rPr>
+                </w:pPr>
+                <w:r>
+                  <w:rPr>
+                    <w:rFonts w:hint="eastAsia" w:ascii="宋体" w:hAnsi="宋体" w:eastAsia="宋体"/>
+                    <w:sz w:val="21"/>
+                    <w:vertAlign w:val="baseline"/>
+                    <w:lang w:val="en-US" w:eastAsia="zh-CN"/>
+                  </w:rPr>
+                  <w:t>2025.11.1</w:t>
+                </w:r>
+              </w:p>
+            </w:tc>
+            <w:tc>
+              <w:tcPr>
+                <w:tcW w:w="2130" w:type="dxa"/>
+                <w:noWrap w:val="0"/>
+                <w:vAlign w:val="top"/>
+              </w:tcPr>
+              <w:p>
+                <w:pPr>
+                  <w:spacing w:before="0" w:beforeLines="0" w:after="0" w:afterLines="0" w:line="240" w:lineRule="auto"/>
+                  <w:ind w:right="0" w:rightChars="0"/>
+                  <w:jc w:val="center"/>
+                  <w:rPr>
+                    <w:rFonts w:hint="default" w:ascii="宋体" w:hAnsi="宋体" w:eastAsia="宋体"/>
+                    <w:sz w:val="21"/>
+                    <w:vertAlign w:val="baseline"/>
+                    <w:lang w:val="en-US" w:eastAsia="zh-CN"/>
+                  </w:rPr>
+                </w:pPr>
+                <w:r>
+                  <w:rPr>
+                    <w:rFonts w:hint="eastAsia" w:ascii="宋体" w:hAnsi="宋体" w:eastAsia="宋体"/>
+                    <w:sz w:val="21"/>
+                    <w:vertAlign w:val="baseline"/>
+                    <w:lang w:val="en-US" w:eastAsia="zh-CN"/>
+                  </w:rPr>
+                  <w:t>1.0.1</w:t>
+                </w:r>
+              </w:p>
+            </w:tc>
+            <w:tc>
+              <w:tcPr>
+                <w:tcW w:w="2131" w:type="dxa"/>
+                <w:noWrap w:val="0"/>
+                <w:vAlign w:val="top"/>
+              </w:tcPr>
+              <w:p>
+                <w:pPr>
+                  <w:spacing w:before="0" w:beforeLines="0" w:after="0" w:afterLines="0" w:line="240" w:lineRule="auto"/>
+                  <w:ind w:right="0" w:rightChars="0"/>
+                  <w:jc w:val="center"/>
+                  <w:rPr>
+                    <w:rFonts w:hint="default" w:ascii="宋体" w:hAnsi="宋体" w:eastAsia="宋体"/>
+                    <w:sz w:val="21"/>
+                    <w:vertAlign w:val="baseline"/>
+                    <w:lang w:val="en-US" w:eastAsia="zh-CN"/>
+                  </w:rPr>
+                </w:pPr>
+                <w:r>
+                  <w:rPr>
+                    <w:rFonts w:hint="eastAsia" w:ascii="宋体" w:hAnsi="宋体" w:eastAsia="宋体"/>
+                    <w:sz w:val="21"/>
+                    <w:vertAlign w:val="baseline"/>
+                    <w:lang w:val="en-US" w:eastAsia="zh-CN"/>
+                  </w:rPr>
+                  <w:t>按照模板补充</w:t>
+                </w:r>
+              </w:p>
+            </w:tc>
+            <w:tc>
+              <w:tcPr>
+                <w:tcW w:w="2131" w:type="dxa"/>
+                <w:noWrap w:val="0"/>
+                <w:vAlign w:val="top"/>
+              </w:tcPr>
+              <w:p>
+                <w:pPr>
+                  <w:spacing w:before="0" w:beforeLines="0" w:after="0" w:afterLines="0" w:line="240" w:lineRule="auto"/>
+                  <w:ind w:right="0" w:rightChars="0"/>
+                  <w:jc w:val="center"/>
+                  <w:rPr>
+                    <w:rFonts w:hint="default" w:ascii="宋体" w:hAnsi="宋体" w:eastAsia="宋体"/>
+                    <w:sz w:val="21"/>
+                    <w:vertAlign w:val="baseline"/>
+                    <w:lang w:val="en-US" w:eastAsia="zh-CN"/>
+                  </w:rPr>
+                </w:pPr>
+                <w:r>
+                  <w:rPr>
+                    <w:rFonts w:hint="eastAsia" w:ascii="宋体" w:hAnsi="宋体"/>
+                    <w:sz w:val="21"/>
+                    <w:vertAlign w:val="baseline"/>
+                    <w:lang w:val="en-US" w:eastAsia="zh-CN"/>
+                  </w:rPr>
+                  <w:t>陈鹏宇</w:t>
+                </w:r>
+              </w:p>
+            </w:tc>
+          </w:tr>
+          <w:tr>
+            <w:tblPrEx>
+              <w:tblBorders>
+                <w:top w:val="single" w:color="auto" w:sz="4" w:space="0"/>
+                <w:left w:val="single" w:color="auto" w:sz="4" w:space="0"/>
+                <w:bottom w:val="single" w:color="auto" w:sz="4" w:space="0"/>
+                <w:right w:val="single" w:color="auto" w:sz="4" w:space="0"/>
+                <w:insideH w:val="single" w:color="auto" w:sz="4" w:space="0"/>
+                <w:insideV w:val="single" w:color="auto" w:sz="4" w:space="0"/>
+              </w:tblBorders>
+              <w:tblCellMar>
+                <w:top w:w="0" w:type="dxa"/>
+                <w:left w:w="108" w:type="dxa"/>
+                <w:bottom w:w="0" w:type="dxa"/>
+                <w:right w:w="108" w:type="dxa"/>
+              </w:tblCellMar>
+            </w:tblPrEx>
+            <w:tc>
+              <w:tcPr>
+                <w:tcW w:w="2130" w:type="dxa"/>
+                <w:noWrap w:val="0"/>
+                <w:vAlign w:val="top"/>
+              </w:tcPr>
+              <w:p>
+                <w:pPr>
+                  <w:spacing w:before="0" w:beforeLines="0" w:after="0" w:afterLines="0" w:line="240" w:lineRule="auto"/>
+                  <w:ind w:right="0" w:rightChars="0"/>
+                  <w:jc w:val="center"/>
+                  <w:rPr>
+                    <w:rFonts w:hint="default" w:ascii="宋体" w:hAnsi="宋体" w:eastAsia="宋体"/>
+                    <w:sz w:val="21"/>
+                    <w:vertAlign w:val="baseline"/>
+                    <w:lang w:val="en-US" w:eastAsia="zh-CN"/>
+                  </w:rPr>
+                </w:pPr>
+                <w:r>
+                  <w:rPr>
+                    <w:rFonts w:hint="eastAsia" w:ascii="宋体" w:hAnsi="宋体" w:eastAsia="宋体"/>
+                    <w:sz w:val="21"/>
+                    <w:vertAlign w:val="baseline"/>
+                    <w:lang w:val="en-US" w:eastAsia="zh-CN"/>
+                  </w:rPr>
+                  <w:t>2026.1.2</w:t>
+                </w:r>
+              </w:p>
+            </w:tc>
+            <w:tc>
+              <w:tcPr>
+                <w:tcW w:w="2130" w:type="dxa"/>
+                <w:noWrap w:val="0"/>
+                <w:vAlign w:val="top"/>
+              </w:tcPr>
+              <w:p>
+                <w:pPr>
+                  <w:spacing w:before="0" w:beforeLines="0" w:after="0" w:afterLines="0" w:line="240" w:lineRule="auto"/>
+                  <w:ind w:right="0" w:rightChars="0"/>
+                  <w:jc w:val="center"/>
+                  <w:rPr>
+                    <w:rFonts w:hint="default" w:ascii="宋体" w:hAnsi="宋体" w:eastAsia="宋体"/>
+                    <w:sz w:val="21"/>
+                    <w:vertAlign w:val="baseline"/>
+                    <w:lang w:val="en-US" w:eastAsia="zh-CN"/>
+                  </w:rPr>
+                </w:pPr>
+                <w:r>
+                  <w:rPr>
+                    <w:rFonts w:hint="eastAsia" w:ascii="宋体" w:hAnsi="宋体" w:eastAsia="宋体"/>
+                    <w:sz w:val="21"/>
+                    <w:vertAlign w:val="baseline"/>
+                    <w:lang w:val="en-US" w:eastAsia="zh-CN"/>
+                  </w:rPr>
+                  <w:t>1.1.0</w:t>
+                </w:r>
+              </w:p>
+            </w:tc>
+            <w:tc>
+              <w:tcPr>
+                <w:tcW w:w="2131" w:type="dxa"/>
+                <w:noWrap w:val="0"/>
+                <w:vAlign w:val="top"/>
+              </w:tcPr>
+              <w:p>
+                <w:pPr>
+                  <w:spacing w:before="0" w:beforeLines="0" w:after="0" w:afterLines="0" w:line="240" w:lineRule="auto"/>
+                  <w:ind w:right="0" w:rightChars="0"/>
+                  <w:jc w:val="center"/>
+                  <w:rPr>
+                    <w:rFonts w:hint="default" w:ascii="宋体" w:hAnsi="宋体" w:eastAsia="宋体"/>
+                    <w:sz w:val="21"/>
+                    <w:vertAlign w:val="baseline"/>
+                    <w:lang w:val="en-US" w:eastAsia="zh-CN"/>
+                  </w:rPr>
+                </w:pPr>
+                <w:r>
+                  <w:rPr>
+                    <w:rFonts w:hint="eastAsia" w:ascii="宋体" w:hAnsi="宋体" w:eastAsia="宋体"/>
+                    <w:sz w:val="21"/>
+                    <w:vertAlign w:val="baseline"/>
+                    <w:lang w:val="en-US" w:eastAsia="zh-CN"/>
+                  </w:rPr>
+                  <w:t>补充分析技术可行性</w:t>
+                </w:r>
+              </w:p>
+            </w:tc>
+            <w:tc>
+              <w:tcPr>
+                <w:tcW w:w="2131" w:type="dxa"/>
+                <w:noWrap w:val="0"/>
+                <w:vAlign w:val="top"/>
+              </w:tcPr>
+              <w:p>
+                <w:pPr>
+                  <w:spacing w:before="0" w:beforeLines="0" w:after="0" w:afterLines="0" w:line="240" w:lineRule="auto"/>
+                  <w:ind w:right="0" w:rightChars="0"/>
+                  <w:jc w:val="center"/>
+                  <w:rPr>
+                    <w:rFonts w:hint="eastAsia" w:ascii="宋体" w:hAnsi="宋体" w:eastAsia="宋体"/>
+                    <w:sz w:val="21"/>
+                    <w:vertAlign w:val="baseline"/>
+                    <w:lang w:val="en-US" w:eastAsia="zh-CN"/>
+                  </w:rPr>
+                </w:pPr>
+                <w:r>
+                  <w:rPr>
+                    <w:rFonts w:hint="eastAsia" w:ascii="宋体" w:hAnsi="宋体" w:eastAsia="宋体"/>
+                    <w:sz w:val="21"/>
+                    <w:vertAlign w:val="baseline"/>
+                    <w:lang w:val="en-US" w:eastAsia="zh-CN"/>
+                  </w:rPr>
+                  <w:t>陈鹏宇</w:t>
+                </w:r>
+              </w:p>
+            </w:tc>
+          </w:tr>
+        </w:tbl>
+        <w:p>
+          <w:pPr>
+            <w:spacing w:before="0" w:beforeLines="0" w:after="0" w:afterLines="0" w:line="240" w:lineRule="auto"/>
+            <w:ind w:left="0" w:leftChars="0" w:right="0" w:rightChars="0" w:firstLine="0" w:firstLineChars="0"/>
+            <w:jc w:val="center"/>
+            <w:rPr>
+              <w:rFonts w:ascii="宋体" w:hAnsi="宋体" w:eastAsia="宋体" w:cstheme="minorBidi"/>
+              <w:kern w:val="2"/>
+              <w:sz w:val="21"/>
+              <w:szCs w:val="24"/>
+              <w:lang w:val="en-US" w:eastAsia="zh-CN" w:bidi="ar-SA"/>
+            </w:rPr>
+          </w:pPr>
+        </w:p>
+        <w:p>
+          <w:pPr>
+            <w:spacing w:before="0" w:beforeLines="0" w:after="0" w:afterLines="0" w:line="240" w:lineRule="auto"/>
+            <w:ind w:left="0" w:leftChars="0" w:right="0" w:rightChars="0" w:firstLine="0" w:firstLineChars="0"/>
+            <w:jc w:val="center"/>
+            <w:rPr>
+              <w:rFonts w:ascii="宋体" w:hAnsi="宋体" w:eastAsia="宋体" w:cstheme="minorBidi"/>
+              <w:kern w:val="2"/>
+              <w:sz w:val="21"/>
+              <w:szCs w:val="24"/>
+              <w:lang w:val="en-US" w:eastAsia="zh-CN" w:bidi="ar-SA"/>
+            </w:rPr>
+          </w:pPr>
+        </w:p>
+        <w:p>
+          <w:pPr>
+            <w:spacing w:before="0" w:beforeLines="0" w:after="0" w:afterLines="0" w:line="240" w:lineRule="auto"/>
+            <w:ind w:left="0" w:leftChars="0" w:right="0" w:rightChars="0" w:firstLine="0" w:firstLineChars="0"/>
+            <w:jc w:val="center"/>
+            <w:rPr>
+              <w:rFonts w:ascii="宋体" w:hAnsi="宋体" w:eastAsia="宋体" w:cstheme="minorBidi"/>
+              <w:kern w:val="2"/>
+              <w:sz w:val="21"/>
+              <w:szCs w:val="24"/>
+              <w:lang w:val="en-US" w:eastAsia="zh-CN" w:bidi="ar-SA"/>
+            </w:rPr>
+          </w:pPr>
+        </w:p>
+        <w:p>
+          <w:pPr>
+            <w:spacing w:before="0" w:beforeLines="0" w:after="0" w:afterLines="0" w:line="240" w:lineRule="auto"/>
+            <w:ind w:left="0" w:leftChars="0" w:right="0" w:rightChars="0" w:firstLine="0" w:firstLineChars="0"/>
+            <w:jc w:val="center"/>
+            <w:rPr>
+              <w:rFonts w:ascii="宋体" w:hAnsi="宋体" w:eastAsia="宋体" w:cstheme="minorBidi"/>
+              <w:kern w:val="2"/>
+              <w:sz w:val="21"/>
+              <w:szCs w:val="24"/>
+              <w:lang w:val="en-US" w:eastAsia="zh-CN" w:bidi="ar-SA"/>
+            </w:rPr>
+          </w:pPr>
+        </w:p>
+        <w:p>
+          <w:pPr>
+            <w:spacing w:before="0" w:beforeLines="0" w:after="0" w:afterLines="0" w:line="240" w:lineRule="auto"/>
+            <w:ind w:left="0" w:leftChars="0" w:right="0" w:rightChars="0" w:firstLine="0" w:firstLineChars="0"/>
+            <w:jc w:val="center"/>
+            <w:rPr>
+              <w:rFonts w:ascii="宋体" w:hAnsi="宋体" w:eastAsia="宋体" w:cstheme="minorBidi"/>
+              <w:kern w:val="2"/>
+              <w:sz w:val="21"/>
+              <w:szCs w:val="24"/>
+              <w:lang w:val="en-US" w:eastAsia="zh-CN" w:bidi="ar-SA"/>
+            </w:rPr>
+          </w:pPr>
+        </w:p>
+        <w:p>
+          <w:pPr>
+            <w:spacing w:before="0" w:beforeLines="0" w:after="0" w:afterLines="0" w:line="240" w:lineRule="auto"/>
+            <w:ind w:left="0" w:leftChars="0" w:right="0" w:rightChars="0" w:firstLine="0" w:firstLineChars="0"/>
+            <w:jc w:val="center"/>
+            <w:rPr>
+              <w:rFonts w:ascii="宋体" w:hAnsi="宋体" w:eastAsia="宋体" w:cstheme="minorBidi"/>
+              <w:kern w:val="2"/>
+              <w:sz w:val="21"/>
+              <w:szCs w:val="24"/>
+              <w:lang w:val="en-US" w:eastAsia="zh-CN" w:bidi="ar-SA"/>
+            </w:rPr>
+          </w:pPr>
+        </w:p>
+        <w:p>
+          <w:pPr>
+            <w:spacing w:before="0" w:beforeLines="0" w:after="0" w:afterLines="0" w:line="240" w:lineRule="auto"/>
+            <w:ind w:left="0" w:leftChars="0" w:right="0" w:rightChars="0" w:firstLine="0" w:firstLineChars="0"/>
+            <w:jc w:val="center"/>
+            <w:rPr>
+              <w:rFonts w:ascii="宋体" w:hAnsi="宋体" w:eastAsia="宋体" w:cstheme="minorBidi"/>
+              <w:kern w:val="2"/>
+              <w:sz w:val="21"/>
+              <w:szCs w:val="24"/>
+              <w:lang w:val="en-US" w:eastAsia="zh-CN" w:bidi="ar-SA"/>
+            </w:rPr>
+          </w:pPr>
+        </w:p>
+        <w:p>
+          <w:pPr>
+            <w:spacing w:before="0" w:beforeLines="0" w:after="0" w:afterLines="0" w:line="240" w:lineRule="auto"/>
+            <w:ind w:left="0" w:leftChars="0" w:right="0" w:rightChars="0" w:firstLine="0" w:firstLineChars="0"/>
+            <w:jc w:val="center"/>
+            <w:rPr>
+              <w:rFonts w:ascii="宋体" w:hAnsi="宋体" w:eastAsia="宋体" w:cstheme="minorBidi"/>
+              <w:kern w:val="2"/>
+              <w:sz w:val="21"/>
+              <w:szCs w:val="24"/>
+              <w:lang w:val="en-US" w:eastAsia="zh-CN" w:bidi="ar-SA"/>
+            </w:rPr>
+          </w:pPr>
+        </w:p>
+        <w:p>
+          <w:pPr>
+            <w:spacing w:before="0" w:beforeLines="0" w:after="0" w:afterLines="0" w:line="240" w:lineRule="auto"/>
+            <w:ind w:left="0" w:leftChars="0" w:right="0" w:rightChars="0" w:firstLine="0" w:firstLineChars="0"/>
+            <w:jc w:val="center"/>
+            <w:rPr>
+              <w:rFonts w:ascii="宋体" w:hAnsi="宋体" w:eastAsia="宋体" w:cstheme="minorBidi"/>
+              <w:kern w:val="2"/>
+              <w:sz w:val="21"/>
+              <w:szCs w:val="24"/>
+              <w:lang w:val="en-US" w:eastAsia="zh-CN" w:bidi="ar-SA"/>
+            </w:rPr>
+          </w:pPr>
+        </w:p>
+        <w:p>
+          <w:pPr>
+            <w:spacing w:before="0" w:beforeLines="0" w:after="0" w:afterLines="0" w:line="240" w:lineRule="auto"/>
+            <w:ind w:left="0" w:leftChars="0" w:right="0" w:rightChars="0" w:firstLine="0" w:firstLineChars="0"/>
+            <w:jc w:val="center"/>
+            <w:rPr>
+              <w:rFonts w:ascii="宋体" w:hAnsi="宋体" w:eastAsia="宋体" w:cstheme="minorBidi"/>
+              <w:kern w:val="2"/>
+              <w:sz w:val="21"/>
+              <w:szCs w:val="24"/>
+              <w:lang w:val="en-US" w:eastAsia="zh-CN" w:bidi="ar-SA"/>
+            </w:rPr>
+          </w:pPr>
+        </w:p>
+        <w:p>
+          <w:pPr>
+            <w:spacing w:before="0" w:beforeLines="0" w:after="0" w:afterLines="0" w:line="240" w:lineRule="auto"/>
+            <w:ind w:left="0" w:leftChars="0" w:right="0" w:rightChars="0" w:firstLine="0" w:firstLineChars="0"/>
+            <w:jc w:val="center"/>
+            <w:rPr>
+              <w:rFonts w:ascii="宋体" w:hAnsi="宋体" w:eastAsia="宋体" w:cstheme="minorBidi"/>
+              <w:kern w:val="2"/>
+              <w:sz w:val="21"/>
+              <w:szCs w:val="24"/>
+              <w:lang w:val="en-US" w:eastAsia="zh-CN" w:bidi="ar-SA"/>
+            </w:rPr>
+          </w:pPr>
+        </w:p>
+        <w:p>
+          <w:pPr>
+            <w:spacing w:before="0" w:beforeLines="0" w:after="0" w:afterLines="0" w:line="240" w:lineRule="auto"/>
+            <w:ind w:left="0" w:leftChars="0" w:right="0" w:rightChars="0" w:firstLine="0" w:firstLineChars="0"/>
+            <w:jc w:val="center"/>
+            <w:rPr>
+              <w:rFonts w:ascii="宋体" w:hAnsi="宋体" w:eastAsia="宋体" w:cstheme="minorBidi"/>
+              <w:kern w:val="2"/>
+              <w:sz w:val="21"/>
+              <w:szCs w:val="24"/>
+              <w:lang w:val="en-US" w:eastAsia="zh-CN" w:bidi="ar-SA"/>
+            </w:rPr>
+          </w:pPr>
+        </w:p>
+        <w:p>
+          <w:pPr>
+            <w:spacing w:before="0" w:beforeLines="0" w:after="0" w:afterLines="0" w:line="240" w:lineRule="auto"/>
+            <w:ind w:left="0" w:leftChars="0" w:right="0" w:rightChars="0" w:firstLine="0" w:firstLineChars="0"/>
+            <w:jc w:val="center"/>
+            <w:rPr>
+              <w:rFonts w:ascii="宋体" w:hAnsi="宋体" w:eastAsia="宋体" w:cstheme="minorBidi"/>
+              <w:kern w:val="2"/>
+              <w:sz w:val="21"/>
+              <w:szCs w:val="24"/>
+              <w:lang w:val="en-US" w:eastAsia="zh-CN" w:bidi="ar-SA"/>
+            </w:rPr>
+          </w:pPr>
+        </w:p>
+        <w:p>
+          <w:pPr>
+            <w:spacing w:before="0" w:beforeLines="0" w:after="0" w:afterLines="0" w:line="240" w:lineRule="auto"/>
+            <w:ind w:left="0" w:leftChars="0" w:right="0" w:rightChars="0" w:firstLine="0" w:firstLineChars="0"/>
+            <w:jc w:val="center"/>
+            <w:rPr>
+              <w:rFonts w:ascii="宋体" w:hAnsi="宋体" w:eastAsia="宋体" w:cstheme="minorBidi"/>
+              <w:kern w:val="2"/>
+              <w:sz w:val="21"/>
+              <w:szCs w:val="24"/>
+              <w:lang w:val="en-US" w:eastAsia="zh-CN" w:bidi="ar-SA"/>
+            </w:rPr>
+          </w:pPr>
+        </w:p>
+        <w:p>
+          <w:pPr>
+            <w:spacing w:before="0" w:beforeLines="0" w:after="0" w:afterLines="0" w:line="240" w:lineRule="auto"/>
+            <w:ind w:left="0" w:leftChars="0" w:right="0" w:rightChars="0" w:firstLine="0" w:firstLineChars="0"/>
+            <w:jc w:val="center"/>
+            <w:rPr>
+              <w:rFonts w:ascii="宋体" w:hAnsi="宋体" w:eastAsia="宋体" w:cstheme="minorBidi"/>
+              <w:kern w:val="2"/>
+              <w:sz w:val="21"/>
+              <w:szCs w:val="24"/>
+              <w:lang w:val="en-US" w:eastAsia="zh-CN" w:bidi="ar-SA"/>
+            </w:rPr>
+          </w:pPr>
+        </w:p>
+        <w:p>
+          <w:pPr>
+            <w:spacing w:before="0" w:beforeLines="0" w:after="0" w:afterLines="0" w:line="240" w:lineRule="auto"/>
+            <w:ind w:left="0" w:leftChars="0" w:right="0" w:rightChars="0" w:firstLine="0" w:firstLineChars="0"/>
+            <w:jc w:val="center"/>
+            <w:rPr>
+              <w:rFonts w:ascii="宋体" w:hAnsi="宋体" w:eastAsia="宋体" w:cstheme="minorBidi"/>
+              <w:kern w:val="2"/>
+              <w:sz w:val="21"/>
+              <w:szCs w:val="24"/>
+              <w:lang w:val="en-US" w:eastAsia="zh-CN" w:bidi="ar-SA"/>
+            </w:rPr>
+          </w:pPr>
+        </w:p>
+        <w:p>
+          <w:pPr>
+            <w:spacing w:before="0" w:beforeLines="0" w:after="0" w:afterLines="0" w:line="240" w:lineRule="auto"/>
+            <w:ind w:left="0" w:leftChars="0" w:right="0" w:rightChars="0" w:firstLine="0" w:firstLineChars="0"/>
+            <w:jc w:val="center"/>
+            <w:rPr>
+              <w:rFonts w:ascii="宋体" w:hAnsi="宋体" w:eastAsia="宋体" w:cstheme="minorBidi"/>
+              <w:kern w:val="2"/>
+              <w:sz w:val="21"/>
+              <w:szCs w:val="24"/>
+              <w:lang w:val="en-US" w:eastAsia="zh-CN" w:bidi="ar-SA"/>
+            </w:rPr>
+          </w:pPr>
+        </w:p>
+        <w:p>
+          <w:pPr>
+            <w:spacing w:before="0" w:beforeLines="0" w:after="0" w:afterLines="0" w:line="240" w:lineRule="auto"/>
+            <w:ind w:left="0" w:leftChars="0" w:right="0" w:rightChars="0" w:firstLine="0" w:firstLineChars="0"/>
+            <w:jc w:val="center"/>
+            <w:rPr>
+              <w:rFonts w:ascii="宋体" w:hAnsi="宋体" w:eastAsia="宋体" w:cstheme="minorBidi"/>
+              <w:kern w:val="2"/>
+              <w:sz w:val="21"/>
+              <w:szCs w:val="24"/>
+              <w:lang w:val="en-US" w:eastAsia="zh-CN" w:bidi="ar-SA"/>
+            </w:rPr>
+          </w:pPr>
+        </w:p>
+        <w:p>
+          <w:pPr>
+            <w:spacing w:before="0" w:beforeLines="0" w:after="0" w:afterLines="0" w:line="240" w:lineRule="auto"/>
+            <w:ind w:left="0" w:leftChars="0" w:right="0" w:rightChars="0" w:firstLine="0" w:firstLineChars="0"/>
+            <w:jc w:val="center"/>
+            <w:rPr>
+              <w:rFonts w:ascii="宋体" w:hAnsi="宋体" w:eastAsia="宋体" w:cstheme="minorBidi"/>
+              <w:kern w:val="2"/>
+              <w:sz w:val="21"/>
+              <w:szCs w:val="24"/>
+              <w:lang w:val="en-US" w:eastAsia="zh-CN" w:bidi="ar-SA"/>
+            </w:rPr>
+          </w:pPr>
+        </w:p>
+        <w:p>
+          <w:pPr>
+            <w:spacing w:before="0" w:beforeLines="0" w:after="0" w:afterLines="0" w:line="240" w:lineRule="auto"/>
+            <w:ind w:left="0" w:leftChars="0" w:right="0" w:rightChars="0" w:firstLine="0" w:firstLineChars="0"/>
+            <w:jc w:val="center"/>
+            <w:rPr>
+              <w:rFonts w:ascii="宋体" w:hAnsi="宋体" w:eastAsia="宋体" w:cstheme="minorBidi"/>
+              <w:kern w:val="2"/>
+              <w:sz w:val="21"/>
+              <w:szCs w:val="24"/>
+              <w:lang w:val="en-US" w:eastAsia="zh-CN" w:bidi="ar-SA"/>
+            </w:rPr>
+          </w:pPr>
+        </w:p>
+        <w:p>
+          <w:pPr>
+            <w:spacing w:before="0" w:beforeLines="0" w:after="0" w:afterLines="0" w:line="240" w:lineRule="auto"/>
+            <w:ind w:left="0" w:leftChars="0" w:right="0" w:rightChars="0" w:firstLine="0" w:firstLineChars="0"/>
+            <w:jc w:val="center"/>
+            <w:rPr>
+              <w:rFonts w:ascii="宋体" w:hAnsi="宋体" w:eastAsia="宋体" w:cstheme="minorBidi"/>
+              <w:kern w:val="2"/>
+              <w:sz w:val="21"/>
+              <w:szCs w:val="24"/>
+              <w:lang w:val="en-US" w:eastAsia="zh-CN" w:bidi="ar-SA"/>
+            </w:rPr>
+          </w:pPr>
+        </w:p>
+        <w:p>
+          <w:pPr>
+            <w:spacing w:before="0" w:beforeLines="0" w:after="0" w:afterLines="0" w:line="240" w:lineRule="auto"/>
+            <w:ind w:left="0" w:leftChars="0" w:right="0" w:rightChars="0" w:firstLine="0" w:firstLineChars="0"/>
+            <w:jc w:val="center"/>
+            <w:rPr>
+              <w:rFonts w:ascii="宋体" w:hAnsi="宋体" w:eastAsia="宋体" w:cstheme="minorBidi"/>
+              <w:kern w:val="2"/>
+              <w:sz w:val="21"/>
+              <w:szCs w:val="24"/>
+              <w:lang w:val="en-US" w:eastAsia="zh-CN" w:bidi="ar-SA"/>
+            </w:rPr>
+          </w:pPr>
+        </w:p>
+        <w:p>
+          <w:pPr>
+            <w:spacing w:before="0" w:beforeLines="0" w:after="0" w:afterLines="0" w:line="240" w:lineRule="auto"/>
+            <w:ind w:left="0" w:leftChars="0" w:right="0" w:rightChars="0" w:firstLine="0" w:firstLineChars="0"/>
+            <w:jc w:val="center"/>
+            <w:rPr>
+              <w:rFonts w:ascii="宋体" w:hAnsi="宋体" w:eastAsia="宋体" w:cstheme="minorBidi"/>
+              <w:kern w:val="2"/>
+              <w:sz w:val="21"/>
+              <w:szCs w:val="24"/>
+              <w:lang w:val="en-US" w:eastAsia="zh-CN" w:bidi="ar-SA"/>
+            </w:rPr>
+          </w:pPr>
+        </w:p>
+        <w:p>
+          <w:pPr>
+            <w:spacing w:before="0" w:beforeLines="0" w:after="0" w:afterLines="0" w:line="240" w:lineRule="auto"/>
+            <w:ind w:left="0" w:leftChars="0" w:right="0" w:rightChars="0" w:firstLine="0" w:firstLineChars="0"/>
+            <w:jc w:val="center"/>
+            <w:rPr>
+              <w:rFonts w:ascii="宋体" w:hAnsi="宋体" w:eastAsia="宋体" w:cstheme="minorBidi"/>
+              <w:kern w:val="2"/>
+              <w:sz w:val="21"/>
+              <w:szCs w:val="24"/>
+              <w:lang w:val="en-US" w:eastAsia="zh-CN" w:bidi="ar-SA"/>
+            </w:rPr>
+          </w:pPr>
+        </w:p>
+        <w:p>
+          <w:pPr>
+            <w:spacing w:before="0" w:beforeLines="0" w:after="0" w:afterLines="0" w:line="240" w:lineRule="auto"/>
+            <w:ind w:left="0" w:leftChars="0" w:right="0" w:rightChars="0" w:firstLine="0" w:firstLineChars="0"/>
+            <w:jc w:val="center"/>
+            <w:rPr>
+              <w:rFonts w:ascii="宋体" w:hAnsi="宋体" w:eastAsia="宋体" w:cstheme="minorBidi"/>
+              <w:kern w:val="2"/>
+              <w:sz w:val="21"/>
+              <w:szCs w:val="24"/>
+              <w:lang w:val="en-US" w:eastAsia="zh-CN" w:bidi="ar-SA"/>
+            </w:rPr>
+          </w:pPr>
+        </w:p>
+        <w:p>
+          <w:pPr>
+            <w:spacing w:before="0" w:beforeLines="0" w:after="0" w:afterLines="0" w:line="240" w:lineRule="auto"/>
+            <w:ind w:left="0" w:leftChars="0" w:right="0" w:rightChars="0" w:firstLine="0" w:firstLineChars="0"/>
+            <w:jc w:val="center"/>
+            <w:rPr>
+              <w:rFonts w:ascii="宋体" w:hAnsi="宋体" w:eastAsia="宋体" w:cstheme="minorBidi"/>
+              <w:kern w:val="2"/>
+              <w:sz w:val="21"/>
+              <w:szCs w:val="24"/>
+              <w:lang w:val="en-US" w:eastAsia="zh-CN" w:bidi="ar-SA"/>
+            </w:rPr>
+          </w:pPr>
+        </w:p>
+        <w:p>
+          <w:pPr>
+            <w:spacing w:before="0" w:beforeLines="0" w:after="0" w:afterLines="0" w:line="240" w:lineRule="auto"/>
+            <w:ind w:left="0" w:leftChars="0" w:right="0" w:rightChars="0" w:firstLine="0" w:firstLineChars="0"/>
+            <w:jc w:val="center"/>
+            <w:rPr>
+              <w:rFonts w:ascii="宋体" w:hAnsi="宋体" w:eastAsia="宋体" w:cstheme="minorBidi"/>
+              <w:kern w:val="2"/>
+              <w:sz w:val="21"/>
+              <w:szCs w:val="24"/>
+              <w:lang w:val="en-US" w:eastAsia="zh-CN" w:bidi="ar-SA"/>
+            </w:rPr>
+          </w:pPr>
+        </w:p>
+        <w:p>
+          <w:pPr>
+            <w:spacing w:before="0" w:beforeLines="0" w:after="0" w:afterLines="0" w:line="240" w:lineRule="auto"/>
+            <w:ind w:left="0" w:leftChars="0" w:right="0" w:rightChars="0" w:firstLine="0" w:firstLineChars="0"/>
+            <w:jc w:val="center"/>
+            <w:rPr>
+              <w:rFonts w:ascii="宋体" w:hAnsi="宋体" w:eastAsia="宋体" w:cstheme="minorBidi"/>
+              <w:kern w:val="2"/>
+              <w:sz w:val="21"/>
+              <w:szCs w:val="24"/>
+              <w:lang w:val="en-US" w:eastAsia="zh-CN" w:bidi="ar-SA"/>
+            </w:rPr>
+          </w:pPr>
+        </w:p>
+        <w:p>
+          <w:pPr>
+            <w:spacing w:before="0" w:beforeLines="0" w:after="0" w:afterLines="0" w:line="240" w:lineRule="auto"/>
+            <w:ind w:left="0" w:leftChars="0" w:right="0" w:rightChars="0" w:firstLine="0" w:firstLineChars="0"/>
+            <w:jc w:val="center"/>
           </w:pPr>
           <w:r>
             <w:rPr>
@@ -2910,9 +4623,9 @@
           <w:rFonts w:hint="eastAsia"/>
         </w:rPr>
       </w:pPr>
-      <w:bookmarkStart w:id="0" w:name="_Toc19981"/>
+      <w:bookmarkStart w:id="0" w:name="_Toc9882"/>
       <w:bookmarkStart w:id="1" w:name="_Toc30055"/>
-      <w:bookmarkStart w:id="2" w:name="_Toc9882"/>
+      <w:bookmarkStart w:id="2" w:name="_Toc19981"/>
       <w:r>
         <w:rPr>
           <w:rFonts w:hint="eastAsia"/>
@@ -2965,131 +4678,103 @@
     <w:p>
       <w:pPr>
         <w:rPr>
+          <w:rFonts w:hint="eastAsia" w:ascii="宋体" w:hAnsi="宋体" w:eastAsia="宋体" w:cs="宋体"/>
+          <w:sz w:val="21"/>
+          <w:szCs w:val="21"/>
+        </w:rPr>
+      </w:pPr>
+      <w:r>
+        <w:rPr>
           <w:rFonts w:hint="eastAsia"/>
           <w:sz w:val="34"/>
           <w:szCs w:val="34"/>
         </w:rPr>
-      </w:pPr>
-      <w:r>
+        <w:t xml:space="preserve">· </w:t>
+      </w:r>
+      <w:r>
+        <w:rPr>
+          <w:rFonts w:hint="eastAsia" w:ascii="宋体" w:hAnsi="宋体" w:eastAsia="宋体" w:cs="宋体"/>
+          <w:sz w:val="21"/>
+          <w:szCs w:val="21"/>
+        </w:rPr>
+        <w:t>系统名称： 城小二------校园零食电商平台小程序</w:t>
+      </w:r>
+    </w:p>
+    <w:p>
+      <w:pPr>
+        <w:rPr>
+          <w:rFonts w:hint="eastAsia" w:ascii="宋体" w:hAnsi="宋体" w:eastAsia="宋体" w:cs="宋体"/>
+          <w:sz w:val="21"/>
+          <w:szCs w:val="21"/>
+        </w:rPr>
+      </w:pPr>
+      <w:r>
+        <w:rPr>
+          <w:rFonts w:hint="eastAsia" w:ascii="宋体" w:hAnsi="宋体" w:eastAsia="宋体" w:cs="宋体"/>
+          <w:sz w:val="21"/>
+          <w:szCs w:val="21"/>
+        </w:rPr>
+        <w:t>· 标识号： CXY-SNACKS-MP-V1.0</w:t>
+      </w:r>
+    </w:p>
+    <w:p>
+      <w:pPr>
+        <w:rPr>
+          <w:rFonts w:hint="eastAsia" w:ascii="宋体" w:hAnsi="宋体" w:eastAsia="宋体" w:cs="宋体"/>
+          <w:sz w:val="21"/>
+          <w:szCs w:val="21"/>
+        </w:rPr>
+      </w:pPr>
+      <w:r>
+        <w:rPr>
+          <w:rFonts w:hint="eastAsia" w:ascii="宋体" w:hAnsi="宋体" w:eastAsia="宋体" w:cs="宋体"/>
+          <w:sz w:val="21"/>
+          <w:szCs w:val="21"/>
+        </w:rPr>
+        <w:t>· 缩略语： "城小二"小程序</w:t>
+      </w:r>
+    </w:p>
+    <w:p>
+      <w:pPr>
+        <w:rPr>
+          <w:rFonts w:hint="eastAsia" w:ascii="宋体" w:hAnsi="宋体" w:eastAsia="宋体" w:cs="宋体"/>
+          <w:sz w:val="21"/>
+          <w:szCs w:val="21"/>
+        </w:rPr>
+      </w:pPr>
+      <w:r>
+        <w:rPr>
+          <w:rFonts w:hint="eastAsia" w:ascii="宋体" w:hAnsi="宋体" w:eastAsia="宋体" w:cs="宋体"/>
+          <w:sz w:val="21"/>
+          <w:szCs w:val="21"/>
+        </w:rPr>
+        <w:t>· 版本号： 1.0</w:t>
+      </w:r>
+    </w:p>
+    <w:p>
+      <w:pPr>
+        <w:rPr>
+          <w:rFonts w:hint="eastAsia" w:ascii="宋体" w:hAnsi="宋体" w:eastAsia="宋体" w:cs="宋体"/>
+          <w:sz w:val="21"/>
+          <w:szCs w:val="21"/>
+        </w:rPr>
+      </w:pPr>
+      <w:r>
+        <w:rPr>
+          <w:rFonts w:hint="eastAsia" w:ascii="宋体" w:hAnsi="宋体" w:eastAsia="宋体" w:cs="宋体"/>
+          <w:sz w:val="21"/>
+          <w:szCs w:val="21"/>
+        </w:rPr>
+        <w:t>· 发行号： 初始发行</w:t>
+      </w:r>
+    </w:p>
+    <w:p>
+      <w:pPr>
         <w:rPr>
           <w:rFonts w:hint="eastAsia"/>
           <w:sz w:val="34"/>
           <w:szCs w:val="34"/>
         </w:rPr>
-        <w:t>· 系统名称： 城小二------校园零食电商平台小程序</w:t>
-      </w:r>
-    </w:p>
-    <w:p>
-      <w:pPr>
-        <w:rPr>
-          <w:rFonts w:hint="eastAsia"/>
-          <w:sz w:val="34"/>
-          <w:szCs w:val="34"/>
-        </w:rPr>
-      </w:pPr>
-    </w:p>
-    <w:p>
-      <w:pPr>
-        <w:rPr>
-          <w:rFonts w:hint="eastAsia"/>
-          <w:sz w:val="34"/>
-          <w:szCs w:val="34"/>
-        </w:rPr>
-      </w:pPr>
-      <w:r>
-        <w:rPr>
-          <w:rFonts w:hint="eastAsia"/>
-          <w:sz w:val="34"/>
-          <w:szCs w:val="34"/>
-        </w:rPr>
-        <w:t>· 标识号： CXY-SNACKS-MP-V1.0</w:t>
-      </w:r>
-    </w:p>
-    <w:p>
-      <w:pPr>
-        <w:rPr>
-          <w:rFonts w:hint="eastAsia"/>
-          <w:sz w:val="34"/>
-          <w:szCs w:val="34"/>
-        </w:rPr>
-      </w:pPr>
-    </w:p>
-    <w:p>
-      <w:pPr>
-        <w:rPr>
-          <w:rFonts w:hint="eastAsia"/>
-          <w:sz w:val="34"/>
-          <w:szCs w:val="34"/>
-        </w:rPr>
-      </w:pPr>
-      <w:r>
-        <w:rPr>
-          <w:rFonts w:hint="eastAsia"/>
-          <w:sz w:val="34"/>
-          <w:szCs w:val="34"/>
-        </w:rPr>
-        <w:t>· 缩略语： "城小二"小程序</w:t>
-      </w:r>
-    </w:p>
-    <w:p>
-      <w:pPr>
-        <w:rPr>
-          <w:rFonts w:hint="eastAsia"/>
-          <w:sz w:val="34"/>
-          <w:szCs w:val="34"/>
-        </w:rPr>
-      </w:pPr>
-    </w:p>
-    <w:p>
-      <w:pPr>
-        <w:rPr>
-          <w:rFonts w:hint="eastAsia"/>
-          <w:sz w:val="34"/>
-          <w:szCs w:val="34"/>
-        </w:rPr>
-      </w:pPr>
-      <w:r>
-        <w:rPr>
-          <w:rFonts w:hint="eastAsia"/>
-          <w:sz w:val="34"/>
-          <w:szCs w:val="34"/>
-        </w:rPr>
-        <w:t>· 版本号： 1.0</w:t>
-      </w:r>
-    </w:p>
-    <w:p>
-      <w:pPr>
-        <w:rPr>
-          <w:rFonts w:hint="eastAsia"/>
-          <w:sz w:val="34"/>
-          <w:szCs w:val="34"/>
-        </w:rPr>
-      </w:pPr>
-    </w:p>
-    <w:p>
-      <w:pPr>
-        <w:rPr>
-          <w:rFonts w:hint="eastAsia"/>
-          <w:sz w:val="34"/>
-          <w:szCs w:val="34"/>
-        </w:rPr>
-      </w:pPr>
-      <w:r>
-        <w:rPr>
-          <w:rFonts w:hint="eastAsia"/>
-          <w:sz w:val="34"/>
-          <w:szCs w:val="34"/>
-        </w:rPr>
-        <w:t>· 发行号： 初始发行</w:t>
-      </w:r>
-    </w:p>
-    <w:p>
-      <w:pPr>
-        <w:rPr>
-          <w:rFonts w:hint="eastAsia"/>
-          <w:sz w:val="34"/>
-          <w:szCs w:val="34"/>
-        </w:rPr>
       </w:pPr>
     </w:p>
     <w:p>
@@ -3100,9 +4785,9 @@
           <w:rFonts w:hint="eastAsia"/>
         </w:rPr>
       </w:pPr>
-      <w:bookmarkStart w:id="6" w:name="_Toc5653"/>
-      <w:bookmarkStart w:id="7" w:name="_Toc14872"/>
-      <w:bookmarkStart w:id="8" w:name="_Toc21397"/>
+      <w:bookmarkStart w:id="6" w:name="_Toc14872"/>
+      <w:bookmarkStart w:id="7" w:name="_Toc21397"/>
+      <w:bookmarkStart w:id="8" w:name="_Toc5653"/>
       <w:r>
         <w:rPr>
           <w:rFonts w:hint="eastAsia"/>
@@ -3125,16 +4810,16 @@
     <w:p>
       <w:pPr>
         <w:rPr>
-          <w:rFonts w:hint="eastAsia"/>
-          <w:sz w:val="34"/>
-          <w:szCs w:val="34"/>
-        </w:rPr>
-      </w:pPr>
-      <w:r>
-        <w:rPr>
-          <w:rFonts w:hint="eastAsia"/>
-          <w:sz w:val="34"/>
-          <w:szCs w:val="34"/>
+          <w:rFonts w:hint="eastAsia" w:ascii="宋体" w:hAnsi="宋体" w:eastAsia="宋体" w:cs="宋体"/>
+          <w:sz w:val="21"/>
+          <w:szCs w:val="21"/>
+        </w:rPr>
+      </w:pPr>
+      <w:r>
+        <w:rPr>
+          <w:rFonts w:hint="eastAsia" w:ascii="宋体" w:hAnsi="宋体" w:eastAsia="宋体" w:cs="宋体"/>
+          <w:sz w:val="21"/>
+          <w:szCs w:val="21"/>
         </w:rPr>
         <w:t>随着移动互联网的普及和高校学生消费习惯的线上化，校园内的即时性消费需求日益增长。浙大城市学院校内现有的便利店在夜间、高峰期或宿舍区存在服务盲区，学生购买零食等即时消费品不便。本项目旨在开发一款名为"城小二"的微信小程序，为全校师生提供一个线上订购、快速配送（主要依托学生兼职）的零食购物平台，以满足学生多样化的即时性消费需求，同时探索校园创业新模式。</w:t>
       </w:r>
@@ -3142,9 +4827,9 @@
     <w:p>
       <w:pPr>
         <w:rPr>
-          <w:rFonts w:hint="eastAsia"/>
-          <w:sz w:val="34"/>
-          <w:szCs w:val="34"/>
+          <w:rFonts w:hint="eastAsia" w:ascii="宋体" w:hAnsi="宋体" w:eastAsia="宋体" w:cs="宋体"/>
+          <w:sz w:val="21"/>
+          <w:szCs w:val="21"/>
         </w:rPr>
       </w:pPr>
     </w:p>
@@ -3156,9 +4841,9 @@
           <w:rFonts w:hint="eastAsia"/>
         </w:rPr>
       </w:pPr>
-      <w:bookmarkStart w:id="9" w:name="_Toc23195"/>
-      <w:bookmarkStart w:id="10" w:name="_Toc15226"/>
-      <w:bookmarkStart w:id="11" w:name="_Toc6881"/>
+      <w:bookmarkStart w:id="9" w:name="_Toc15226"/>
+      <w:bookmarkStart w:id="10" w:name="_Toc6881"/>
+      <w:bookmarkStart w:id="11" w:name="_Toc23195"/>
       <w:r>
         <w:rPr>
           <w:rFonts w:hint="eastAsia"/>
@@ -3182,44 +4867,44 @@
       <w:pPr>
         <w:rPr>
           <w:rFonts w:hint="eastAsia"/>
+          <w:sz w:val="21"/>
+          <w:szCs w:val="21"/>
+        </w:rPr>
+      </w:pPr>
+      <w:r>
+        <w:rPr>
+          <w:rFonts w:hint="eastAsia"/>
+          <w:sz w:val="21"/>
+          <w:szCs w:val="21"/>
+        </w:rPr>
+        <w:t>本项目旨在开发并运营一个面向浙大城市学院师生的B2C电商微信小程序。该软件具备商品浏览、在线下单、移动支付、订单追踪、智能推荐及兼职配送管理等功能。项目由学生创业团队（开发方）提出并开发，面向全校师生（用户和需方）。初期计划在校园宿舍区进行试运行，后期视情况扩展至整个校园。项目支持机构为学校创业学院或相关管理部门。其他有关文档包括</w:t>
+      </w:r>
+      <w:r>
+        <w:rPr>
+          <w:rFonts w:hint="eastAsia"/>
+          <w:sz w:val="21"/>
+          <w:szCs w:val="21"/>
+          <w:lang w:val="en-US" w:eastAsia="zh-CN"/>
+        </w:rPr>
+        <w:t>暂时包括</w:t>
+      </w:r>
+      <w:r>
+        <w:rPr>
+          <w:rFonts w:hint="eastAsia"/>
+          <w:sz w:val="21"/>
+          <w:szCs w:val="21"/>
+        </w:rPr>
+        <w:t>《"城小二"项目开发计划》等。</w:t>
+      </w:r>
+    </w:p>
+    <w:p>
+      <w:pPr>
+        <w:rPr>
+          <w:rFonts w:hint="eastAsia"/>
           <w:sz w:val="34"/>
           <w:szCs w:val="34"/>
         </w:rPr>
       </w:pPr>
-      <w:r>
-        <w:rPr>
-          <w:rFonts w:hint="eastAsia"/>
-          <w:sz w:val="34"/>
-          <w:szCs w:val="34"/>
-        </w:rPr>
-        <w:t>本项目旨在开发并运营一个面向浙大城市学院师生的B2C电商微信小程序。该软件具备商品浏览、在线下单、移动支付、订单追踪、智能推荐及兼职配送管理等功能。项目由学生创业团队（开发方）提出并开发，面向全校师生（用户和需方）。初期计划在校园宿舍区进行试运行，后期视情况扩展至整个校园。项目支持机构为学校创业学院或相关管理部门。其他有关文档包括</w:t>
-      </w:r>
-      <w:r>
-        <w:rPr>
-          <w:rFonts w:hint="eastAsia"/>
-          <w:sz w:val="34"/>
-          <w:szCs w:val="34"/>
-          <w:lang w:val="en-US" w:eastAsia="zh-CN"/>
-        </w:rPr>
-        <w:t>暂时包括</w:t>
-      </w:r>
-      <w:r>
-        <w:rPr>
-          <w:rFonts w:hint="eastAsia"/>
-          <w:sz w:val="34"/>
-          <w:szCs w:val="34"/>
-        </w:rPr>
-        <w:t>《"城小二"项目开发计划》等。</w:t>
-      </w:r>
-    </w:p>
-    <w:p>
-      <w:pPr>
-        <w:rPr>
-          <w:rFonts w:hint="eastAsia"/>
-          <w:sz w:val="34"/>
-          <w:szCs w:val="34"/>
-        </w:rPr>
-      </w:pPr>
     </w:p>
     <w:p>
       <w:pPr>
@@ -3229,8 +4914,8 @@
           <w:rFonts w:hint="eastAsia"/>
         </w:rPr>
       </w:pPr>
-      <w:bookmarkStart w:id="12" w:name="_Toc24757"/>
-      <w:bookmarkStart w:id="13" w:name="_Toc17385"/>
+      <w:bookmarkStart w:id="12" w:name="_Toc17385"/>
+      <w:bookmarkStart w:id="13" w:name="_Toc24757"/>
       <w:bookmarkStart w:id="14" w:name="_Toc16281"/>
       <w:r>
         <w:rPr>
@@ -3255,27 +4940,27 @@
       <w:pPr>
         <w:rPr>
           <w:rFonts w:hint="eastAsia"/>
+          <w:sz w:val="21"/>
+          <w:szCs w:val="21"/>
+        </w:rPr>
+      </w:pPr>
+      <w:r>
+        <w:rPr>
+          <w:rFonts w:hint="eastAsia"/>
+          <w:sz w:val="21"/>
+          <w:szCs w:val="21"/>
+        </w:rPr>
+        <w:t>本文档旨在对"城小二"小程序项目进行全面的可行性分析，从技术、经济、法律及用户使用等多个维度进行评估，为项目决策提供依据。文档内容涉及项目前提、可选方案、建议系统、成本效益及风险分析等。本文档仅供项目团队及学校相关评审机构内部使用，未经许可不得外泄。</w:t>
+      </w:r>
+    </w:p>
+    <w:p>
+      <w:pPr>
+        <w:rPr>
+          <w:rFonts w:hint="eastAsia"/>
           <w:sz w:val="34"/>
           <w:szCs w:val="34"/>
         </w:rPr>
       </w:pPr>
-      <w:r>
-        <w:rPr>
-          <w:rFonts w:hint="eastAsia"/>
-          <w:sz w:val="34"/>
-          <w:szCs w:val="34"/>
-        </w:rPr>
-        <w:t>本文档旨在对"城小二"小程序项目进行全面的可行性分析，从技术、经济、法律及用户使用等多个维度进行评估，为项目决策提供依据。文档内容涉及项目前提、可选方案、建议系统、成本效益及风险分析等。本文档仅供项目团队及学校相关评审机构内部使用，未经许可不得外泄。</w:t>
-      </w:r>
-    </w:p>
-    <w:p>
-      <w:pPr>
-        <w:rPr>
-          <w:rFonts w:hint="eastAsia"/>
-          <w:sz w:val="34"/>
-          <w:szCs w:val="34"/>
-        </w:rPr>
-      </w:pPr>
     </w:p>
     <w:p>
       <w:pPr>
@@ -3286,8 +4971,8 @@
         </w:rPr>
       </w:pPr>
       <w:bookmarkStart w:id="15" w:name="_Toc6544"/>
-      <w:bookmarkStart w:id="16" w:name="_Toc1885"/>
-      <w:bookmarkStart w:id="17" w:name="_Toc23739"/>
+      <w:bookmarkStart w:id="16" w:name="_Toc23739"/>
+      <w:bookmarkStart w:id="17" w:name="_Toc1885"/>
       <w:r>
         <w:rPr>
           <w:rFonts w:hint="eastAsia"/>
@@ -3311,15 +4996,15 @@
       <w:pPr>
         <w:rPr>
           <w:rFonts w:hint="eastAsia"/>
-          <w:sz w:val="34"/>
-          <w:szCs w:val="34"/>
-        </w:rPr>
-      </w:pPr>
-      <w:r>
-        <w:rPr>
-          <w:rFonts w:hint="eastAsia"/>
-          <w:sz w:val="34"/>
-          <w:szCs w:val="34"/>
+          <w:sz w:val="21"/>
+          <w:szCs w:val="21"/>
+        </w:rPr>
+      </w:pPr>
+      <w:r>
+        <w:rPr>
+          <w:rFonts w:hint="eastAsia"/>
+          <w:sz w:val="21"/>
+          <w:szCs w:val="21"/>
           <w:lang w:val="en-US" w:eastAsia="zh-CN"/>
         </w:rPr>
         <w:t>1.</w:t>
@@ -3327,8 +5012,8 @@
       <w:r>
         <w:rPr>
           <w:rFonts w:hint="eastAsia"/>
-          <w:sz w:val="34"/>
-          <w:szCs w:val="34"/>
+          <w:sz w:val="21"/>
+          <w:szCs w:val="21"/>
         </w:rPr>
         <w:t xml:space="preserve"> GB/T 8567-2006 《计算机软件文档编制规范》：用于指导本文档的编写格式和内容。</w:t>
       </w:r>
@@ -3337,15 +5022,15 @@
       <w:pPr>
         <w:rPr>
           <w:rFonts w:hint="eastAsia"/>
-          <w:sz w:val="34"/>
-          <w:szCs w:val="34"/>
-        </w:rPr>
-      </w:pPr>
-      <w:r>
-        <w:rPr>
-          <w:rFonts w:hint="eastAsia"/>
-          <w:sz w:val="34"/>
-          <w:szCs w:val="34"/>
+          <w:sz w:val="21"/>
+          <w:szCs w:val="21"/>
+        </w:rPr>
+      </w:pPr>
+      <w:r>
+        <w:rPr>
+          <w:rFonts w:hint="eastAsia"/>
+          <w:sz w:val="21"/>
+          <w:szCs w:val="21"/>
         </w:rPr>
         <w:t>2 《微信小程序平台运营规范》，腾讯公司，最新版本：用于确保项目开发符合微信小程序平台的运营标准。</w:t>
       </w:r>
@@ -3354,15 +5039,15 @@
       <w:pPr>
         <w:rPr>
           <w:rFonts w:hint="eastAsia"/>
-          <w:sz w:val="34"/>
-          <w:szCs w:val="34"/>
-        </w:rPr>
-      </w:pPr>
-      <w:r>
-        <w:rPr>
-          <w:rFonts w:hint="eastAsia"/>
-          <w:sz w:val="34"/>
-          <w:szCs w:val="34"/>
+          <w:sz w:val="21"/>
+          <w:szCs w:val="21"/>
+        </w:rPr>
+      </w:pPr>
+      <w:r>
+        <w:rPr>
+          <w:rFonts w:hint="eastAsia"/>
+          <w:sz w:val="21"/>
+          <w:szCs w:val="21"/>
         </w:rPr>
         <w:t>3 《"城小二"项目开发计划》，项目组，2025-10：提供了项目的整体开发计划和时间表。</w:t>
       </w:r>
@@ -3371,15 +5056,15 @@
       <w:pPr>
         <w:rPr>
           <w:rFonts w:hint="eastAsia"/>
-          <w:sz w:val="34"/>
-          <w:szCs w:val="34"/>
-        </w:rPr>
-      </w:pPr>
-      <w:r>
-        <w:rPr>
-          <w:rFonts w:hint="eastAsia"/>
-          <w:sz w:val="34"/>
-          <w:szCs w:val="34"/>
+          <w:sz w:val="21"/>
+          <w:szCs w:val="21"/>
+        </w:rPr>
+      </w:pPr>
+      <w:r>
+        <w:rPr>
+          <w:rFonts w:hint="eastAsia"/>
+          <w:sz w:val="21"/>
+          <w:szCs w:val="21"/>
         </w:rPr>
         <w:t>4 《软件工程：实践者的方法》，Roger S. Pressman，用于指导软件开发过程和方法论。</w:t>
       </w:r>
@@ -3388,15 +5073,15 @@
       <w:pPr>
         <w:rPr>
           <w:rFonts w:hint="eastAsia"/>
-          <w:sz w:val="34"/>
-          <w:szCs w:val="34"/>
-        </w:rPr>
-      </w:pPr>
-      <w:r>
-        <w:rPr>
-          <w:rFonts w:hint="eastAsia"/>
-          <w:sz w:val="34"/>
-          <w:szCs w:val="34"/>
+          <w:sz w:val="21"/>
+          <w:szCs w:val="21"/>
+        </w:rPr>
+      </w:pPr>
+      <w:r>
+        <w:rPr>
+          <w:rFonts w:hint="eastAsia"/>
+          <w:sz w:val="21"/>
+          <w:szCs w:val="21"/>
         </w:rPr>
         <w:t>5 《移动应用开发：iOS与Android》，用于指导移动应用开发的技术和实践。</w:t>
       </w:r>
@@ -3405,15 +5090,15 @@
       <w:pPr>
         <w:rPr>
           <w:rFonts w:hint="eastAsia"/>
-          <w:sz w:val="34"/>
-          <w:szCs w:val="34"/>
-        </w:rPr>
-      </w:pPr>
-      <w:r>
-        <w:rPr>
-          <w:rFonts w:hint="eastAsia"/>
-          <w:sz w:val="34"/>
-          <w:szCs w:val="34"/>
+          <w:sz w:val="21"/>
+          <w:szCs w:val="21"/>
+        </w:rPr>
+      </w:pPr>
+      <w:r>
+        <w:rPr>
+          <w:rFonts w:hint="eastAsia"/>
+          <w:sz w:val="21"/>
+          <w:szCs w:val="21"/>
         </w:rPr>
         <w:t>6 《电子商务：管理视角》，用于理解电子商务的商业模式和运营策略。</w:t>
       </w:r>
@@ -3422,15 +5107,15 @@
       <w:pPr>
         <w:rPr>
           <w:rFonts w:hint="eastAsia"/>
-          <w:sz w:val="34"/>
-          <w:szCs w:val="34"/>
-        </w:rPr>
-      </w:pPr>
-      <w:r>
-        <w:rPr>
-          <w:rFonts w:hint="eastAsia"/>
-          <w:sz w:val="34"/>
-          <w:szCs w:val="34"/>
+          <w:sz w:val="21"/>
+          <w:szCs w:val="21"/>
+        </w:rPr>
+      </w:pPr>
+      <w:r>
+        <w:rPr>
+          <w:rFonts w:hint="eastAsia"/>
+          <w:sz w:val="21"/>
+          <w:szCs w:val="21"/>
         </w:rPr>
         <w:t>7 《用户界面设计：有效的人机交互策略》，用于指导用户界面设计和用户体验优化。</w:t>
       </w:r>
@@ -3439,15 +5124,15 @@
       <w:pPr>
         <w:rPr>
           <w:rFonts w:hint="eastAsia"/>
-          <w:sz w:val="34"/>
-          <w:szCs w:val="34"/>
-        </w:rPr>
-      </w:pPr>
-      <w:r>
-        <w:rPr>
-          <w:rFonts w:hint="eastAsia"/>
-          <w:sz w:val="34"/>
-          <w:szCs w:val="34"/>
+          <w:sz w:val="21"/>
+          <w:szCs w:val="21"/>
+        </w:rPr>
+      </w:pPr>
+      <w:r>
+        <w:rPr>
+          <w:rFonts w:hint="eastAsia"/>
+          <w:sz w:val="21"/>
+          <w:szCs w:val="21"/>
         </w:rPr>
         <w:t>8 《网络安全基础》，用于确保系统的安全性和数据保护。</w:t>
       </w:r>
@@ -3460,8 +5145,8 @@
           <w:rFonts w:hint="eastAsia"/>
         </w:rPr>
       </w:pPr>
-      <w:bookmarkStart w:id="18" w:name="_Toc25716"/>
-      <w:bookmarkStart w:id="19" w:name="_Toc24713"/>
+      <w:bookmarkStart w:id="18" w:name="_Toc24713"/>
+      <w:bookmarkStart w:id="19" w:name="_Toc25716"/>
       <w:bookmarkStart w:id="20" w:name="_Toc18251"/>
       <w:r>
         <w:rPr>
@@ -3490,8 +5175,8 @@
           <w:rFonts w:hint="eastAsia"/>
         </w:rPr>
       </w:pPr>
-      <w:bookmarkStart w:id="21" w:name="_Toc17806"/>
-      <w:bookmarkStart w:id="22" w:name="_Toc27882"/>
+      <w:bookmarkStart w:id="21" w:name="_Toc27882"/>
+      <w:bookmarkStart w:id="22" w:name="_Toc17806"/>
       <w:bookmarkStart w:id="23" w:name="_Toc32611"/>
       <w:r>
         <w:rPr>
@@ -3516,164 +5201,165 @@
       <w:pPr>
         <w:rPr>
           <w:rFonts w:hint="eastAsia"/>
+          <w:sz w:val="21"/>
+          <w:szCs w:val="21"/>
+        </w:rPr>
+      </w:pPr>
+      <w:r>
+        <w:rPr>
+          <w:rFonts w:hint="eastAsia"/>
           <w:sz w:val="34"/>
           <w:szCs w:val="34"/>
         </w:rPr>
-      </w:pPr>
-      <w:r>
+        <w:t xml:space="preserve">· </w:t>
+      </w:r>
+      <w:r>
+        <w:rPr>
+          <w:rFonts w:hint="eastAsia"/>
+          <w:sz w:val="21"/>
+          <w:szCs w:val="21"/>
+        </w:rPr>
+        <w:t>开发一个基于微信小程序的零食电商平台。</w:t>
+      </w:r>
+    </w:p>
+    <w:p>
+      <w:pPr>
+        <w:rPr>
+          <w:rFonts w:hint="eastAsia"/>
+          <w:sz w:val="21"/>
+          <w:szCs w:val="21"/>
+        </w:rPr>
+      </w:pPr>
+    </w:p>
+    <w:p>
+      <w:pPr>
+        <w:rPr>
+          <w:rFonts w:hint="eastAsia"/>
+          <w:sz w:val="21"/>
+          <w:szCs w:val="21"/>
+        </w:rPr>
+      </w:pPr>
+      <w:r>
+        <w:rPr>
+          <w:rFonts w:hint="eastAsia"/>
+          <w:sz w:val="21"/>
+          <w:szCs w:val="21"/>
+        </w:rPr>
+        <w:t>· 实现用户注册登录、商品展示、搜索、分类、在线下单、微信支付、订单管理功能。</w:t>
+      </w:r>
+    </w:p>
+    <w:p>
+      <w:pPr>
+        <w:rPr>
+          <w:rFonts w:hint="eastAsia"/>
+          <w:sz w:val="21"/>
+          <w:szCs w:val="21"/>
+        </w:rPr>
+      </w:pPr>
+    </w:p>
+    <w:p>
+      <w:pPr>
+        <w:rPr>
+          <w:rFonts w:hint="eastAsia"/>
+          <w:sz w:val="21"/>
+          <w:szCs w:val="21"/>
+        </w:rPr>
+      </w:pPr>
+      <w:r>
+        <w:rPr>
+          <w:rFonts w:hint="eastAsia"/>
+          <w:sz w:val="21"/>
+          <w:szCs w:val="21"/>
+        </w:rPr>
+        <w:t>· 实现后台的商品管理、订单管理、用户管理、配送管理功能。</w:t>
+      </w:r>
+    </w:p>
+    <w:p>
+      <w:pPr>
+        <w:rPr>
+          <w:rFonts w:hint="eastAsia"/>
+          <w:sz w:val="21"/>
+          <w:szCs w:val="21"/>
+        </w:rPr>
+      </w:pPr>
+    </w:p>
+    <w:p>
+      <w:pPr>
+        <w:rPr>
+          <w:rFonts w:hint="eastAsia"/>
+          <w:sz w:val="21"/>
+          <w:szCs w:val="21"/>
+        </w:rPr>
+      </w:pPr>
+      <w:r>
+        <w:rPr>
+          <w:rFonts w:hint="eastAsia"/>
+          <w:sz w:val="21"/>
+          <w:szCs w:val="21"/>
+        </w:rPr>
+        <w:t>· 支持LBS（基于位置服务），优先推荐就近仓库/配送点。</w:t>
+      </w:r>
+    </w:p>
+    <w:p>
+      <w:pPr>
+        <w:rPr>
+          <w:rFonts w:hint="eastAsia"/>
+          <w:sz w:val="21"/>
+          <w:szCs w:val="21"/>
+        </w:rPr>
+      </w:pPr>
+    </w:p>
+    <w:p>
+      <w:pPr>
+        <w:rPr>
+          <w:rFonts w:hint="eastAsia"/>
+          <w:sz w:val="21"/>
+          <w:szCs w:val="21"/>
+        </w:rPr>
+      </w:pPr>
+      <w:r>
+        <w:rPr>
+          <w:rFonts w:hint="eastAsia"/>
+          <w:sz w:val="21"/>
+          <w:szCs w:val="21"/>
+        </w:rPr>
+        <w:t>· 建立一支学生兼职配送团队，确保订单在30分钟内送达。</w:t>
+      </w:r>
+    </w:p>
+    <w:p>
+      <w:pPr>
+        <w:rPr>
+          <w:rFonts w:hint="eastAsia"/>
+          <w:sz w:val="21"/>
+          <w:szCs w:val="21"/>
+        </w:rPr>
+      </w:pPr>
+    </w:p>
+    <w:p>
+      <w:pPr>
         <w:rPr>
           <w:rFonts w:hint="eastAsia"/>
           <w:sz w:val="34"/>
           <w:szCs w:val="34"/>
         </w:rPr>
-        <w:t>· 开发一个基于微信小程序的零食电商平台。</w:t>
-      </w:r>
-    </w:p>
-    <w:p>
-      <w:pPr>
+      </w:pPr>
+      <w:r>
+        <w:rPr>
+          <w:rFonts w:hint="eastAsia"/>
+          <w:sz w:val="21"/>
+          <w:szCs w:val="21"/>
+        </w:rPr>
+        <w:t>· 系统需保证在高并发（如晚课结束后）情况下的稳定性。</w:t>
+      </w:r>
+    </w:p>
+    <w:p>
+      <w:pPr>
+        <w:pStyle w:val="4"/>
+        <w:bidi w:val="0"/>
         <w:rPr>
           <w:rFonts w:hint="eastAsia"/>
           <w:sz w:val="34"/>
           <w:szCs w:val="34"/>
-        </w:rPr>
-      </w:pPr>
-    </w:p>
-    <w:p>
-      <w:pPr>
-        <w:rPr>
-          <w:rFonts w:hint="eastAsia"/>
-          <w:sz w:val="34"/>
-          <w:szCs w:val="34"/>
-        </w:rPr>
-      </w:pPr>
-      <w:r>
-        <w:rPr>
-          <w:rFonts w:hint="eastAsia"/>
-          <w:sz w:val="34"/>
-          <w:szCs w:val="34"/>
-        </w:rPr>
-        <w:t>· 实现用户注册登录、商品展示、搜索、分类、在线下单、微信支付、订单管理功能。</w:t>
-      </w:r>
-    </w:p>
-    <w:p>
-      <w:pPr>
-        <w:rPr>
-          <w:rFonts w:hint="eastAsia"/>
-          <w:sz w:val="34"/>
-          <w:szCs w:val="34"/>
-        </w:rPr>
-      </w:pPr>
-    </w:p>
-    <w:p>
-      <w:pPr>
-        <w:rPr>
-          <w:rFonts w:hint="eastAsia"/>
-          <w:sz w:val="34"/>
-          <w:szCs w:val="34"/>
-        </w:rPr>
-      </w:pPr>
-      <w:r>
-        <w:rPr>
-          <w:rFonts w:hint="eastAsia"/>
-          <w:sz w:val="34"/>
-          <w:szCs w:val="34"/>
-        </w:rPr>
-        <w:t>· 实现后台的商品管理、订单管理、用户管理、配送管理功能。</w:t>
-      </w:r>
-    </w:p>
-    <w:p>
-      <w:pPr>
-        <w:rPr>
-          <w:rFonts w:hint="eastAsia"/>
-          <w:sz w:val="34"/>
-          <w:szCs w:val="34"/>
-        </w:rPr>
-      </w:pPr>
-    </w:p>
-    <w:p>
-      <w:pPr>
-        <w:rPr>
-          <w:rFonts w:hint="eastAsia"/>
-          <w:sz w:val="34"/>
-          <w:szCs w:val="34"/>
-        </w:rPr>
-      </w:pPr>
-      <w:r>
-        <w:rPr>
-          <w:rFonts w:hint="eastAsia"/>
-          <w:sz w:val="34"/>
-          <w:szCs w:val="34"/>
-        </w:rPr>
-        <w:t>· 支持LBS（基于位置服务），优先推荐就近仓库/配送点。</w:t>
-      </w:r>
-    </w:p>
-    <w:p>
-      <w:pPr>
-        <w:rPr>
-          <w:rFonts w:hint="eastAsia"/>
-          <w:sz w:val="34"/>
-          <w:szCs w:val="34"/>
-        </w:rPr>
-      </w:pPr>
-    </w:p>
-    <w:p>
-      <w:pPr>
-        <w:rPr>
-          <w:rFonts w:hint="eastAsia"/>
-          <w:sz w:val="34"/>
-          <w:szCs w:val="34"/>
-        </w:rPr>
-      </w:pPr>
-      <w:r>
-        <w:rPr>
-          <w:rFonts w:hint="eastAsia"/>
-          <w:sz w:val="34"/>
-          <w:szCs w:val="34"/>
-        </w:rPr>
-        <w:t>· 建立一支学生兼职配送团队，确保订单在30分钟内送达。</w:t>
-      </w:r>
-    </w:p>
-    <w:p>
-      <w:pPr>
-        <w:rPr>
-          <w:rFonts w:hint="eastAsia"/>
-          <w:sz w:val="34"/>
-          <w:szCs w:val="34"/>
-        </w:rPr>
-      </w:pPr>
-    </w:p>
-    <w:p>
-      <w:pPr>
-        <w:rPr>
-          <w:rFonts w:hint="eastAsia"/>
-          <w:sz w:val="34"/>
-          <w:szCs w:val="34"/>
-        </w:rPr>
-      </w:pPr>
-      <w:r>
-        <w:rPr>
-          <w:rFonts w:hint="eastAsia"/>
-          <w:sz w:val="34"/>
-          <w:szCs w:val="34"/>
-        </w:rPr>
-        <w:t>· 系统需保证在高并发（如晚课结束后）情况下的稳定性。</w:t>
-      </w:r>
-    </w:p>
-    <w:p>
-      <w:pPr>
-        <w:rPr>
-          <w:rFonts w:hint="eastAsia"/>
-          <w:sz w:val="34"/>
-          <w:szCs w:val="34"/>
-        </w:rPr>
-      </w:pPr>
-    </w:p>
-    <w:p>
-      <w:pPr>
-        <w:pStyle w:val="4"/>
-        <w:bidi w:val="0"/>
-        <w:rPr>
-          <w:rFonts w:hint="eastAsia"/>
         </w:rPr>
       </w:pPr>
       <w:bookmarkStart w:id="24" w:name="_Toc29206"/>
@@ -3693,41 +5379,40 @@
       <w:pPr>
         <w:rPr>
           <w:rFonts w:hint="eastAsia"/>
+          <w:sz w:val="21"/>
+          <w:szCs w:val="21"/>
+        </w:rPr>
+      </w:pPr>
+      <w:r>
+        <w:rPr>
+          <w:rFonts w:hint="eastAsia"/>
           <w:sz w:val="34"/>
           <w:szCs w:val="34"/>
         </w:rPr>
-      </w:pPr>
-    </w:p>
-    <w:p>
-      <w:pPr>
-        <w:rPr>
-          <w:rFonts w:hint="eastAsia"/>
-          <w:sz w:val="34"/>
-          <w:szCs w:val="34"/>
-        </w:rPr>
-      </w:pPr>
-      <w:r>
-        <w:rPr>
-          <w:rFonts w:hint="eastAsia"/>
-          <w:sz w:val="34"/>
-          <w:szCs w:val="34"/>
-        </w:rPr>
-        <w:t>· 短期目标（6个月内）：</w:t>
-      </w:r>
-    </w:p>
-    <w:p>
-      <w:pPr>
-        <w:rPr>
-          <w:rFonts w:hint="eastAsia"/>
-          <w:sz w:val="34"/>
-          <w:szCs w:val="34"/>
-        </w:rPr>
-      </w:pPr>
-      <w:r>
-        <w:rPr>
-          <w:rFonts w:hint="eastAsia"/>
-          <w:sz w:val="34"/>
-          <w:szCs w:val="34"/>
+        <w:t xml:space="preserve">· </w:t>
+      </w:r>
+      <w:r>
+        <w:rPr>
+          <w:rFonts w:hint="eastAsia"/>
+          <w:sz w:val="21"/>
+          <w:szCs w:val="21"/>
+        </w:rPr>
+        <w:t>短期目标（6个月内）：</w:t>
+      </w:r>
+    </w:p>
+    <w:p>
+      <w:pPr>
+        <w:rPr>
+          <w:rFonts w:hint="eastAsia"/>
+          <w:sz w:val="21"/>
+          <w:szCs w:val="21"/>
+        </w:rPr>
+      </w:pPr>
+      <w:r>
+        <w:rPr>
+          <w:rFonts w:hint="eastAsia"/>
+          <w:sz w:val="21"/>
+          <w:szCs w:val="21"/>
         </w:rPr>
         <w:t>成功上线小程序，覆盖至少50%的宿舍楼，日均订单量达到100单，用户数突破2000人。</w:t>
       </w:r>
@@ -3736,24 +5421,15 @@
       <w:pPr>
         <w:rPr>
           <w:rFonts w:hint="eastAsia"/>
-          <w:sz w:val="34"/>
-          <w:szCs w:val="34"/>
-        </w:rPr>
-      </w:pPr>
-    </w:p>
-    <w:p>
-      <w:pPr>
-        <w:rPr>
-          <w:rFonts w:hint="eastAsia"/>
-          <w:sz w:val="34"/>
-          <w:szCs w:val="34"/>
-        </w:rPr>
-      </w:pPr>
-      <w:r>
-        <w:rPr>
-          <w:rFonts w:hint="eastAsia"/>
-          <w:sz w:val="34"/>
-          <w:szCs w:val="34"/>
+          <w:sz w:val="21"/>
+          <w:szCs w:val="21"/>
+        </w:rPr>
+      </w:pPr>
+      <w:r>
+        <w:rPr>
+          <w:rFonts w:hint="eastAsia"/>
+          <w:sz w:val="21"/>
+          <w:szCs w:val="21"/>
         </w:rPr>
         <w:t>· 中期目标（1年内）：</w:t>
       </w:r>
@@ -3762,15 +5438,15 @@
       <w:pPr>
         <w:rPr>
           <w:rFonts w:hint="eastAsia"/>
-          <w:sz w:val="34"/>
-          <w:szCs w:val="34"/>
-        </w:rPr>
-      </w:pPr>
-      <w:r>
-        <w:rPr>
-          <w:rFonts w:hint="eastAsia"/>
-          <w:sz w:val="34"/>
-          <w:szCs w:val="34"/>
+          <w:sz w:val="21"/>
+          <w:szCs w:val="21"/>
+        </w:rPr>
+      </w:pPr>
+      <w:r>
+        <w:rPr>
+          <w:rFonts w:hint="eastAsia"/>
+          <w:sz w:val="21"/>
+          <w:szCs w:val="21"/>
         </w:rPr>
         <w:t>实现盈亏平衡，建立稳定的供应链和配送体系，用户满意度达到90%以上。</w:t>
       </w:r>
@@ -3779,24 +5455,15 @@
       <w:pPr>
         <w:rPr>
           <w:rFonts w:hint="eastAsia"/>
-          <w:sz w:val="34"/>
-          <w:szCs w:val="34"/>
-        </w:rPr>
-      </w:pPr>
-    </w:p>
-    <w:p>
-      <w:pPr>
-        <w:rPr>
-          <w:rFonts w:hint="eastAsia"/>
-          <w:sz w:val="34"/>
-          <w:szCs w:val="34"/>
-        </w:rPr>
-      </w:pPr>
-      <w:r>
-        <w:rPr>
-          <w:rFonts w:hint="eastAsia"/>
-          <w:sz w:val="34"/>
-          <w:szCs w:val="34"/>
+          <w:sz w:val="21"/>
+          <w:szCs w:val="21"/>
+        </w:rPr>
+      </w:pPr>
+      <w:r>
+        <w:rPr>
+          <w:rFonts w:hint="eastAsia"/>
+          <w:sz w:val="21"/>
+          <w:szCs w:val="21"/>
         </w:rPr>
         <w:t>· 长期目标（2年内）：</w:t>
       </w:r>
@@ -3805,15 +5472,15 @@
       <w:pPr>
         <w:rPr>
           <w:rFonts w:hint="eastAsia"/>
-          <w:sz w:val="34"/>
-          <w:szCs w:val="34"/>
-        </w:rPr>
-      </w:pPr>
-      <w:r>
-        <w:rPr>
-          <w:rFonts w:hint="eastAsia"/>
-          <w:sz w:val="34"/>
-          <w:szCs w:val="34"/>
+          <w:sz w:val="21"/>
+          <w:szCs w:val="21"/>
+        </w:rPr>
+      </w:pPr>
+      <w:r>
+        <w:rPr>
+          <w:rFonts w:hint="eastAsia"/>
+          <w:sz w:val="21"/>
+          <w:szCs w:val="21"/>
         </w:rPr>
         <w:t>成为浙大城市学院校内领先的生活服务平台，并探索复制模式到其他高校。</w:t>
       </w:r>
@@ -3861,17 +5528,270 @@
       <w:pPr>
         <w:rPr>
           <w:rFonts w:hint="eastAsia"/>
+          <w:sz w:val="21"/>
+          <w:szCs w:val="21"/>
+        </w:rPr>
+      </w:pPr>
+      <w:r>
+        <w:rPr>
+          <w:rFonts w:hint="eastAsia"/>
           <w:sz w:val="34"/>
           <w:szCs w:val="34"/>
-        </w:rPr>
-      </w:pPr>
+          <w:lang w:val="en-US" w:eastAsia="zh-CN"/>
+        </w:rPr>
+        <w:t>.</w:t>
+      </w:r>
       <w:r>
         <w:rPr>
           <w:rFonts w:hint="eastAsia"/>
           <w:sz w:val="34"/>
           <w:szCs w:val="34"/>
         </w:rPr>
-        <w:t>· 环境： 浙大城市学院校园网环境；微信生态。</w:t>
+        <w:t xml:space="preserve"> </w:t>
+      </w:r>
+      <w:r>
+        <w:rPr>
+          <w:rFonts w:hint="eastAsia"/>
+          <w:sz w:val="21"/>
+          <w:szCs w:val="21"/>
+        </w:rPr>
+        <w:t>环境： 浙大城市学院校园网环境；微信生态。</w:t>
+      </w:r>
+    </w:p>
+    <w:p>
+      <w:pPr>
+        <w:rPr>
+          <w:rFonts w:hint="eastAsia"/>
+          <w:sz w:val="21"/>
+          <w:szCs w:val="21"/>
+        </w:rPr>
+      </w:pPr>
+      <w:r>
+        <w:rPr>
+          <w:rFonts w:hint="eastAsia"/>
+          <w:sz w:val="21"/>
+          <w:szCs w:val="21"/>
+        </w:rPr>
+        <w:t>· 条件： 项目团队具备小程序开发能力；可获得学校创业孵化支持。</w:t>
+      </w:r>
+    </w:p>
+    <w:p>
+      <w:pPr>
+        <w:rPr>
+          <w:rFonts w:hint="eastAsia"/>
+          <w:sz w:val="21"/>
+          <w:szCs w:val="21"/>
+        </w:rPr>
+      </w:pPr>
+      <w:r>
+        <w:rPr>
+          <w:rFonts w:hint="eastAsia"/>
+          <w:sz w:val="21"/>
+          <w:szCs w:val="21"/>
+        </w:rPr>
+        <w:t>· 假定： 学生群体对便捷零食配送有持续需求；兼职配送人员招募顺利。</w:t>
+      </w:r>
+    </w:p>
+    <w:p>
+      <w:pPr>
+        <w:rPr>
+          <w:rFonts w:hint="eastAsia"/>
+          <w:sz w:val="21"/>
+          <w:szCs w:val="21"/>
+        </w:rPr>
+      </w:pPr>
+      <w:r>
+        <w:rPr>
+          <w:rFonts w:hint="eastAsia"/>
+          <w:sz w:val="21"/>
+          <w:szCs w:val="21"/>
+        </w:rPr>
+        <w:t>· 限制：</w:t>
+      </w:r>
+    </w:p>
+    <w:p>
+      <w:pPr>
+        <w:rPr>
+          <w:rFonts w:hint="eastAsia"/>
+          <w:sz w:val="21"/>
+          <w:szCs w:val="21"/>
+        </w:rPr>
+      </w:pPr>
+    </w:p>
+    <w:p>
+      <w:pPr>
+        <w:rPr>
+          <w:rFonts w:hint="eastAsia"/>
+          <w:sz w:val="21"/>
+          <w:szCs w:val="21"/>
+        </w:rPr>
+      </w:pPr>
+      <w:r>
+        <w:rPr>
+          <w:rFonts w:hint="eastAsia"/>
+          <w:sz w:val="21"/>
+          <w:szCs w:val="21"/>
+          <w:lang w:eastAsia="zh-CN"/>
+        </w:rPr>
+        <w:t>（</w:t>
+      </w:r>
+      <w:r>
+        <w:rPr>
+          <w:rFonts w:hint="eastAsia"/>
+          <w:sz w:val="21"/>
+          <w:szCs w:val="21"/>
+          <w:lang w:val="en-US" w:eastAsia="zh-CN"/>
+        </w:rPr>
+        <w:t>1</w:t>
+      </w:r>
+      <w:r>
+        <w:rPr>
+          <w:rFonts w:hint="eastAsia"/>
+          <w:sz w:val="21"/>
+          <w:szCs w:val="21"/>
+          <w:lang w:eastAsia="zh-CN"/>
+        </w:rPr>
+        <w:t>）</w:t>
+      </w:r>
+      <w:r>
+        <w:rPr>
+          <w:rFonts w:hint="eastAsia"/>
+          <w:sz w:val="21"/>
+          <w:szCs w:val="21"/>
+        </w:rPr>
+        <w:t xml:space="preserve"> 初始投资预算有限。</w:t>
+      </w:r>
+    </w:p>
+    <w:p>
+      <w:pPr>
+        <w:rPr>
+          <w:rFonts w:hint="eastAsia"/>
+          <w:sz w:val="21"/>
+          <w:szCs w:val="21"/>
+        </w:rPr>
+      </w:pPr>
+      <w:r>
+        <w:rPr>
+          <w:rFonts w:hint="eastAsia"/>
+          <w:sz w:val="21"/>
+          <w:szCs w:val="21"/>
+          <w:lang w:eastAsia="zh-CN"/>
+        </w:rPr>
+        <w:t>（</w:t>
+      </w:r>
+      <w:r>
+        <w:rPr>
+          <w:rFonts w:hint="eastAsia"/>
+          <w:sz w:val="21"/>
+          <w:szCs w:val="21"/>
+          <w:lang w:val="en-US" w:eastAsia="zh-CN"/>
+        </w:rPr>
+        <w:t>2</w:t>
+      </w:r>
+      <w:r>
+        <w:rPr>
+          <w:rFonts w:hint="eastAsia"/>
+          <w:sz w:val="21"/>
+          <w:szCs w:val="21"/>
+          <w:lang w:eastAsia="zh-CN"/>
+        </w:rPr>
+        <w:t>）</w:t>
+      </w:r>
+      <w:r>
+        <w:rPr>
+          <w:rFonts w:hint="eastAsia"/>
+          <w:sz w:val="21"/>
+          <w:szCs w:val="21"/>
+        </w:rPr>
+        <w:t>无法与大型电商平台在价格上全面竞争。</w:t>
+      </w:r>
+    </w:p>
+    <w:p>
+      <w:pPr>
+        <w:rPr>
+          <w:rFonts w:hint="eastAsia"/>
+          <w:sz w:val="21"/>
+          <w:szCs w:val="21"/>
+        </w:rPr>
+      </w:pPr>
+      <w:r>
+        <w:rPr>
+          <w:rFonts w:hint="eastAsia"/>
+          <w:sz w:val="21"/>
+          <w:szCs w:val="21"/>
+          <w:lang w:eastAsia="zh-CN"/>
+        </w:rPr>
+        <w:t>（</w:t>
+      </w:r>
+      <w:r>
+        <w:rPr>
+          <w:rFonts w:hint="eastAsia"/>
+          <w:sz w:val="21"/>
+          <w:szCs w:val="21"/>
+          <w:lang w:val="en-US" w:eastAsia="zh-CN"/>
+        </w:rPr>
+        <w:t>3</w:t>
+      </w:r>
+      <w:r>
+        <w:rPr>
+          <w:rFonts w:hint="eastAsia"/>
+          <w:sz w:val="21"/>
+          <w:szCs w:val="21"/>
+          <w:lang w:eastAsia="zh-CN"/>
+        </w:rPr>
+        <w:t>）</w:t>
+      </w:r>
+      <w:r>
+        <w:rPr>
+          <w:rFonts w:hint="eastAsia"/>
+          <w:sz w:val="21"/>
+          <w:szCs w:val="21"/>
+        </w:rPr>
+        <w:t>需遵守学校关于商业活动和食品安全的各项规定。</w:t>
+      </w:r>
+    </w:p>
+    <w:p>
+      <w:pPr>
+        <w:rPr>
+          <w:rFonts w:hint="eastAsia"/>
+          <w:sz w:val="21"/>
+          <w:szCs w:val="21"/>
+        </w:rPr>
+      </w:pPr>
+      <w:r>
+        <w:rPr>
+          <w:rFonts w:hint="eastAsia"/>
+          <w:sz w:val="21"/>
+          <w:szCs w:val="21"/>
+          <w:lang w:eastAsia="zh-CN"/>
+        </w:rPr>
+        <w:t>（</w:t>
+      </w:r>
+      <w:r>
+        <w:rPr>
+          <w:rFonts w:hint="eastAsia"/>
+          <w:sz w:val="21"/>
+          <w:szCs w:val="21"/>
+          <w:lang w:val="en-US" w:eastAsia="zh-CN"/>
+        </w:rPr>
+        <w:t>4</w:t>
+      </w:r>
+      <w:r>
+        <w:rPr>
+          <w:rFonts w:hint="eastAsia"/>
+          <w:sz w:val="21"/>
+          <w:szCs w:val="21"/>
+          <w:lang w:eastAsia="zh-CN"/>
+        </w:rPr>
+        <w:t>）</w:t>
+      </w:r>
+      <w:r>
+        <w:rPr>
+          <w:rFonts w:hint="eastAsia"/>
+          <w:sz w:val="21"/>
+          <w:szCs w:val="21"/>
+        </w:rPr>
+        <w:t xml:space="preserve"> 微信小程序平台的政策限制。</w:t>
       </w:r>
     </w:p>
     <w:p>
@@ -3885,305 +5805,15 @@
     </w:p>
     <w:p>
       <w:pPr>
-        <w:rPr>
-          <w:rFonts w:hint="eastAsia"/>
-          <w:sz w:val="34"/>
-          <w:szCs w:val="34"/>
-        </w:rPr>
-      </w:pPr>
-      <w:r>
-        <w:rPr>
-          <w:rFonts w:hint="eastAsia"/>
-          <w:sz w:val="34"/>
-          <w:szCs w:val="34"/>
-        </w:rPr>
-        <w:t>· 条件： 项目团队具备小程序开发能力；可获得学校创业孵化支持。</w:t>
-      </w:r>
-    </w:p>
-    <w:p>
-      <w:pPr>
-        <w:rPr>
-          <w:rFonts w:hint="eastAsia"/>
-          <w:sz w:val="34"/>
-          <w:szCs w:val="34"/>
-        </w:rPr>
-      </w:pPr>
-    </w:p>
-    <w:p>
-      <w:pPr>
-        <w:rPr>
-          <w:rFonts w:hint="eastAsia"/>
-          <w:sz w:val="34"/>
-          <w:szCs w:val="34"/>
-        </w:rPr>
-      </w:pPr>
-      <w:r>
-        <w:rPr>
-          <w:rFonts w:hint="eastAsia"/>
-          <w:sz w:val="34"/>
-          <w:szCs w:val="34"/>
-        </w:rPr>
-        <w:t>· 假定： 学生群体对便捷零食配送有持续需求；兼职配送人员招募顺利。</w:t>
-      </w:r>
-    </w:p>
-    <w:p>
-      <w:pPr>
-        <w:rPr>
-          <w:rFonts w:hint="eastAsia"/>
-          <w:sz w:val="34"/>
-          <w:szCs w:val="34"/>
-        </w:rPr>
-      </w:pPr>
-    </w:p>
-    <w:p>
-      <w:pPr>
-        <w:rPr>
-          <w:rFonts w:hint="eastAsia"/>
-          <w:sz w:val="34"/>
-          <w:szCs w:val="34"/>
-        </w:rPr>
-      </w:pPr>
-      <w:r>
-        <w:rPr>
-          <w:rFonts w:hint="eastAsia"/>
-          <w:sz w:val="34"/>
-          <w:szCs w:val="34"/>
-        </w:rPr>
-        <w:t>· 限制：</w:t>
-      </w:r>
-    </w:p>
-    <w:p>
-      <w:pPr>
-        <w:rPr>
-          <w:rFonts w:hint="eastAsia"/>
-          <w:sz w:val="34"/>
-          <w:szCs w:val="34"/>
-        </w:rPr>
-      </w:pPr>
-    </w:p>
-    <w:p>
-      <w:pPr>
-        <w:rPr>
-          <w:rFonts w:hint="eastAsia"/>
-          <w:sz w:val="34"/>
-          <w:szCs w:val="34"/>
-        </w:rPr>
-      </w:pPr>
-      <w:r>
-        <w:rPr>
-          <w:rFonts w:hint="eastAsia"/>
-          <w:sz w:val="34"/>
-          <w:szCs w:val="34"/>
-          <w:lang w:eastAsia="zh-CN"/>
-        </w:rPr>
-        <w:t>（</w:t>
-      </w:r>
-      <w:r>
-        <w:rPr>
-          <w:rFonts w:hint="eastAsia"/>
-          <w:sz w:val="34"/>
-          <w:szCs w:val="34"/>
-          <w:lang w:val="en-US" w:eastAsia="zh-CN"/>
-        </w:rPr>
-        <w:t>1</w:t>
-      </w:r>
-      <w:r>
-        <w:rPr>
-          <w:rFonts w:hint="eastAsia"/>
-          <w:sz w:val="34"/>
-          <w:szCs w:val="34"/>
-          <w:lang w:eastAsia="zh-CN"/>
-        </w:rPr>
-        <w:t>）</w:t>
-      </w:r>
-      <w:r>
-        <w:rPr>
-          <w:rFonts w:hint="eastAsia"/>
-          <w:sz w:val="34"/>
-          <w:szCs w:val="34"/>
-        </w:rPr>
-        <w:t xml:space="preserve"> 初始投资预算有限。</w:t>
-      </w:r>
-    </w:p>
-    <w:p>
-      <w:pPr>
-        <w:rPr>
-          <w:rFonts w:hint="eastAsia"/>
-          <w:sz w:val="34"/>
-          <w:szCs w:val="34"/>
-        </w:rPr>
-      </w:pPr>
-    </w:p>
-    <w:p>
-      <w:pPr>
-        <w:rPr>
-          <w:rFonts w:hint="eastAsia"/>
-          <w:sz w:val="34"/>
-          <w:szCs w:val="34"/>
-        </w:rPr>
-      </w:pPr>
-      <w:r>
-        <w:rPr>
-          <w:rFonts w:hint="eastAsia"/>
-          <w:sz w:val="34"/>
-          <w:szCs w:val="34"/>
-          <w:lang w:eastAsia="zh-CN"/>
-        </w:rPr>
-        <w:t>（</w:t>
-      </w:r>
-      <w:r>
-        <w:rPr>
-          <w:rFonts w:hint="eastAsia"/>
-          <w:sz w:val="34"/>
-          <w:szCs w:val="34"/>
-          <w:lang w:val="en-US" w:eastAsia="zh-CN"/>
-        </w:rPr>
-        <w:t>2</w:t>
-      </w:r>
-      <w:r>
-        <w:rPr>
-          <w:rFonts w:hint="eastAsia"/>
-          <w:sz w:val="34"/>
-          <w:szCs w:val="34"/>
-          <w:lang w:eastAsia="zh-CN"/>
-        </w:rPr>
-        <w:t>）</w:t>
-      </w:r>
-      <w:r>
-        <w:rPr>
-          <w:rFonts w:hint="eastAsia"/>
-          <w:sz w:val="34"/>
-          <w:szCs w:val="34"/>
-        </w:rPr>
-        <w:t>无法与大型电商平台在价格上全面竞争。</w:t>
-      </w:r>
-    </w:p>
-    <w:p>
-      <w:pPr>
-        <w:rPr>
-          <w:rFonts w:hint="eastAsia"/>
-          <w:sz w:val="34"/>
-          <w:szCs w:val="34"/>
-        </w:rPr>
-      </w:pPr>
-    </w:p>
-    <w:p>
-      <w:pPr>
-        <w:rPr>
-          <w:rFonts w:hint="eastAsia"/>
-          <w:sz w:val="34"/>
-          <w:szCs w:val="34"/>
-        </w:rPr>
-      </w:pPr>
-      <w:r>
-        <w:rPr>
-          <w:rFonts w:hint="eastAsia"/>
-          <w:sz w:val="34"/>
-          <w:szCs w:val="34"/>
-          <w:lang w:eastAsia="zh-CN"/>
-        </w:rPr>
-        <w:t>（</w:t>
-      </w:r>
-      <w:r>
-        <w:rPr>
-          <w:rFonts w:hint="eastAsia"/>
-          <w:sz w:val="34"/>
-          <w:szCs w:val="34"/>
-          <w:lang w:val="en-US" w:eastAsia="zh-CN"/>
-        </w:rPr>
-        <w:t>3</w:t>
-      </w:r>
-      <w:r>
-        <w:rPr>
-          <w:rFonts w:hint="eastAsia"/>
-          <w:sz w:val="34"/>
-          <w:szCs w:val="34"/>
-          <w:lang w:eastAsia="zh-CN"/>
-        </w:rPr>
-        <w:t>）</w:t>
-      </w:r>
-      <w:r>
-        <w:rPr>
-          <w:rFonts w:hint="eastAsia"/>
-          <w:sz w:val="34"/>
-          <w:szCs w:val="34"/>
-        </w:rPr>
-        <w:t>需遵守学校关于商业活动和食品安全的各项规定。</w:t>
-      </w:r>
-    </w:p>
-    <w:p>
-      <w:pPr>
-        <w:rPr>
-          <w:rFonts w:hint="eastAsia"/>
-          <w:sz w:val="34"/>
-          <w:szCs w:val="34"/>
-        </w:rPr>
-      </w:pPr>
-    </w:p>
-    <w:p>
-      <w:pPr>
-        <w:rPr>
-          <w:rFonts w:hint="eastAsia"/>
-          <w:sz w:val="34"/>
-          <w:szCs w:val="34"/>
-        </w:rPr>
-      </w:pPr>
-      <w:r>
-        <w:rPr>
-          <w:rFonts w:hint="eastAsia"/>
-          <w:sz w:val="34"/>
-          <w:szCs w:val="34"/>
-          <w:lang w:eastAsia="zh-CN"/>
-        </w:rPr>
-        <w:t>（</w:t>
-      </w:r>
-      <w:r>
-        <w:rPr>
-          <w:rFonts w:hint="eastAsia"/>
-          <w:sz w:val="34"/>
-          <w:szCs w:val="34"/>
-          <w:lang w:val="en-US" w:eastAsia="zh-CN"/>
-        </w:rPr>
-        <w:t>4</w:t>
-      </w:r>
-      <w:r>
-        <w:rPr>
-          <w:rFonts w:hint="eastAsia"/>
-          <w:sz w:val="34"/>
-          <w:szCs w:val="34"/>
-          <w:lang w:eastAsia="zh-CN"/>
-        </w:rPr>
-        <w:t>）</w:t>
-      </w:r>
-      <w:r>
-        <w:rPr>
-          <w:rFonts w:hint="eastAsia"/>
-          <w:sz w:val="34"/>
-          <w:szCs w:val="34"/>
-        </w:rPr>
-        <w:t xml:space="preserve"> 微信小程序平台的政策限制。</w:t>
-      </w:r>
-    </w:p>
-    <w:p>
-      <w:pPr>
-        <w:rPr>
-          <w:rFonts w:hint="eastAsia"/>
-          <w:sz w:val="34"/>
-          <w:szCs w:val="34"/>
-        </w:rPr>
-      </w:pPr>
-    </w:p>
-    <w:p>
-      <w:pPr>
         <w:pStyle w:val="4"/>
         <w:bidi w:val="0"/>
         <w:rPr>
           <w:rFonts w:hint="eastAsia"/>
         </w:rPr>
       </w:pPr>
-      <w:bookmarkStart w:id="30" w:name="_Toc11657"/>
-      <w:bookmarkStart w:id="31" w:name="_Toc24050"/>
-      <w:bookmarkStart w:id="32" w:name="_Toc21136"/>
+      <w:bookmarkStart w:id="30" w:name="_Toc21136"/>
+      <w:bookmarkStart w:id="31" w:name="_Toc11657"/>
+      <w:bookmarkStart w:id="32" w:name="_Toc24050"/>
       <w:r>
         <w:rPr>
           <w:rFonts w:hint="eastAsia"/>
@@ -4207,39 +5837,41 @@
       <w:pPr>
         <w:rPr>
           <w:rFonts w:hint="eastAsia"/>
+          <w:sz w:val="21"/>
+          <w:szCs w:val="21"/>
+        </w:rPr>
+      </w:pPr>
+      <w:r>
+        <w:rPr>
+          <w:rFonts w:hint="eastAsia"/>
+          <w:sz w:val="21"/>
+          <w:szCs w:val="21"/>
+        </w:rPr>
+        <w:t>本分析采用调查问卷、同类系统对比分析、成本效益定量分析以及专家（指导老师、学长）咨询相结合的方法。</w:t>
+      </w:r>
+    </w:p>
+    <w:p>
+      <w:pPr>
+        <w:rPr>
+          <w:rFonts w:hint="eastAsia"/>
           <w:sz w:val="34"/>
           <w:szCs w:val="34"/>
         </w:rPr>
       </w:pPr>
-      <w:r>
+    </w:p>
+    <w:p>
+      <w:pPr>
+        <w:pStyle w:val="3"/>
+        <w:bidi w:val="0"/>
         <w:rPr>
           <w:rFonts w:hint="eastAsia"/>
           <w:sz w:val="34"/>
           <w:szCs w:val="34"/>
         </w:rPr>
-        <w:t>本分析采用调查问卷、同类系统对比分析、成本效益定量分析以及专家（指导老师、学长）咨询相结合的方法。</w:t>
-      </w:r>
-    </w:p>
-    <w:p>
-      <w:pPr>
-        <w:rPr>
-          <w:rFonts w:hint="eastAsia"/>
-          <w:sz w:val="34"/>
-          <w:szCs w:val="34"/>
-        </w:rPr>
-      </w:pPr>
-    </w:p>
-    <w:p>
-      <w:pPr>
-        <w:pStyle w:val="3"/>
-        <w:bidi w:val="0"/>
-        <w:rPr>
-          <w:rFonts w:hint="eastAsia"/>
-        </w:rPr>
-      </w:pPr>
-      <w:bookmarkStart w:id="33" w:name="_Toc28471"/>
+      </w:pPr>
+      <w:bookmarkStart w:id="33" w:name="_Toc12925"/>
       <w:bookmarkStart w:id="34" w:name="_Toc18036"/>
-      <w:bookmarkStart w:id="35" w:name="_Toc12925"/>
+      <w:bookmarkStart w:id="35" w:name="_Toc28471"/>
       <w:r>
         <w:rPr>
           <w:rFonts w:hint="eastAsia"/>
@@ -4252,24 +5884,17 @@
     </w:p>
     <w:p>
       <w:pPr>
+        <w:pStyle w:val="4"/>
+        <w:bidi w:val="0"/>
         <w:rPr>
           <w:rFonts w:hint="eastAsia"/>
           <w:sz w:val="34"/>
           <w:szCs w:val="34"/>
         </w:rPr>
       </w:pPr>
-    </w:p>
-    <w:p>
-      <w:pPr>
-        <w:pStyle w:val="4"/>
-        <w:bidi w:val="0"/>
-        <w:rPr>
-          <w:rFonts w:hint="eastAsia"/>
-        </w:rPr>
-      </w:pPr>
-      <w:bookmarkStart w:id="36" w:name="_Toc24503"/>
-      <w:bookmarkStart w:id="37" w:name="_Toc18066"/>
-      <w:bookmarkStart w:id="38" w:name="_Toc31146"/>
+      <w:bookmarkStart w:id="36" w:name="_Toc31146"/>
+      <w:bookmarkStart w:id="37" w:name="_Toc24503"/>
+      <w:bookmarkStart w:id="38" w:name="_Toc18066"/>
       <w:r>
         <w:rPr>
           <w:rFonts w:hint="eastAsia"/>
@@ -4284,6 +5909,92 @@
       <w:pPr>
         <w:rPr>
           <w:rFonts w:hint="eastAsia"/>
+          <w:sz w:val="21"/>
+          <w:szCs w:val="21"/>
+        </w:rPr>
+      </w:pPr>
+      <w:r>
+        <w:rPr>
+          <w:rFonts w:hint="eastAsia"/>
+          <w:sz w:val="21"/>
+          <w:szCs w:val="21"/>
+        </w:rPr>
+        <w:t>目前无统一的线上官方平台。原有方案为学生自行前往校内超市或校外便利店。</w:t>
+      </w:r>
+    </w:p>
+    <w:p>
+      <w:pPr>
+        <w:rPr>
+          <w:rFonts w:hint="eastAsia"/>
+          <w:sz w:val="21"/>
+          <w:szCs w:val="21"/>
+        </w:rPr>
+      </w:pPr>
+    </w:p>
+    <w:p>
+      <w:pPr>
+        <w:rPr>
+          <w:rFonts w:hint="eastAsia"/>
+          <w:sz w:val="21"/>
+          <w:szCs w:val="21"/>
+        </w:rPr>
+      </w:pPr>
+      <w:r>
+        <w:rPr>
+          <w:rFonts w:hint="eastAsia"/>
+          <w:sz w:val="21"/>
+          <w:szCs w:val="21"/>
+        </w:rPr>
+        <w:t>· 优点： 无。</w:t>
+      </w:r>
+    </w:p>
+    <w:p>
+      <w:pPr>
+        <w:rPr>
+          <w:rFonts w:hint="eastAsia"/>
+          <w:sz w:val="21"/>
+          <w:szCs w:val="21"/>
+        </w:rPr>
+      </w:pPr>
+    </w:p>
+    <w:p>
+      <w:pPr>
+        <w:rPr>
+          <w:rFonts w:hint="eastAsia"/>
+          <w:sz w:val="21"/>
+          <w:szCs w:val="21"/>
+        </w:rPr>
+      </w:pPr>
+      <w:r>
+        <w:rPr>
+          <w:rFonts w:hint="eastAsia"/>
+          <w:sz w:val="21"/>
+          <w:szCs w:val="21"/>
+        </w:rPr>
+        <w:t>· 缺点与局限性：</w:t>
+      </w:r>
+    </w:p>
+    <w:p>
+      <w:pPr>
+        <w:rPr>
+          <w:rFonts w:hint="eastAsia"/>
+          <w:sz w:val="21"/>
+          <w:szCs w:val="21"/>
+        </w:rPr>
+      </w:pPr>
+      <w:r>
+        <w:rPr>
+          <w:rFonts w:hint="eastAsia"/>
+          <w:sz w:val="21"/>
+          <w:szCs w:val="21"/>
+        </w:rPr>
+        <w:t>受营业时间限制；高峰期排队耗时长；恶劣天气出行不便；宿舍区距离商店较远。</w:t>
+      </w:r>
+    </w:p>
+    <w:p>
+      <w:pPr>
+        <w:rPr>
+          <w:rFonts w:hint="eastAsia"/>
           <w:sz w:val="34"/>
           <w:szCs w:val="34"/>
         </w:rPr>
@@ -4291,109 +6002,14 @@
     </w:p>
     <w:p>
       <w:pPr>
-        <w:rPr>
-          <w:rFonts w:hint="eastAsia"/>
-          <w:sz w:val="34"/>
-          <w:szCs w:val="34"/>
-        </w:rPr>
-      </w:pPr>
-      <w:r>
-        <w:rPr>
-          <w:rFonts w:hint="eastAsia"/>
-          <w:sz w:val="34"/>
-          <w:szCs w:val="34"/>
-        </w:rPr>
-        <w:t>目前无统一的线上官方平台。原有方案为学生自行前往校内超市或校外便利店。</w:t>
-      </w:r>
-    </w:p>
-    <w:p>
-      <w:pPr>
-        <w:rPr>
-          <w:rFonts w:hint="eastAsia"/>
-          <w:sz w:val="34"/>
-          <w:szCs w:val="34"/>
-        </w:rPr>
-      </w:pPr>
-    </w:p>
-    <w:p>
-      <w:pPr>
-        <w:rPr>
-          <w:rFonts w:hint="eastAsia"/>
-          <w:sz w:val="34"/>
-          <w:szCs w:val="34"/>
-        </w:rPr>
-      </w:pPr>
-      <w:r>
-        <w:rPr>
-          <w:rFonts w:hint="eastAsia"/>
-          <w:sz w:val="34"/>
-          <w:szCs w:val="34"/>
-        </w:rPr>
-        <w:t>· 优点： 无。</w:t>
-      </w:r>
-    </w:p>
-    <w:p>
-      <w:pPr>
-        <w:rPr>
-          <w:rFonts w:hint="eastAsia"/>
-          <w:sz w:val="34"/>
-          <w:szCs w:val="34"/>
-        </w:rPr>
-      </w:pPr>
-    </w:p>
-    <w:p>
-      <w:pPr>
-        <w:rPr>
-          <w:rFonts w:hint="eastAsia"/>
-          <w:sz w:val="34"/>
-          <w:szCs w:val="34"/>
-        </w:rPr>
-      </w:pPr>
-      <w:r>
-        <w:rPr>
-          <w:rFonts w:hint="eastAsia"/>
-          <w:sz w:val="34"/>
-          <w:szCs w:val="34"/>
-        </w:rPr>
-        <w:t>· 缺点与局限性：</w:t>
-      </w:r>
-    </w:p>
-    <w:p>
-      <w:pPr>
-        <w:rPr>
-          <w:rFonts w:hint="eastAsia"/>
-          <w:sz w:val="34"/>
-          <w:szCs w:val="34"/>
-        </w:rPr>
-      </w:pPr>
-      <w:r>
-        <w:rPr>
-          <w:rFonts w:hint="eastAsia"/>
-          <w:sz w:val="34"/>
-          <w:szCs w:val="34"/>
-        </w:rPr>
-        <w:t>受营业时间限制；高峰期排队耗时长；恶劣天气出行不便；宿舍区距离商店较远。</w:t>
-      </w:r>
-    </w:p>
-    <w:p>
-      <w:pPr>
-        <w:rPr>
-          <w:rFonts w:hint="eastAsia"/>
-          <w:sz w:val="34"/>
-          <w:szCs w:val="34"/>
-        </w:rPr>
-      </w:pPr>
-    </w:p>
-    <w:p>
-      <w:pPr>
         <w:pStyle w:val="4"/>
         <w:bidi w:val="0"/>
         <w:rPr>
           <w:rFonts w:hint="eastAsia"/>
         </w:rPr>
       </w:pPr>
-      <w:bookmarkStart w:id="39" w:name="_Toc10293"/>
-      <w:bookmarkStart w:id="40" w:name="_Toc18566"/>
+      <w:bookmarkStart w:id="39" w:name="_Toc18566"/>
+      <w:bookmarkStart w:id="40" w:name="_Toc10293"/>
       <w:bookmarkStart w:id="41" w:name="_Toc31551"/>
       <w:r>
         <w:rPr>
@@ -4418,27 +6034,27 @@
       <w:pPr>
         <w:rPr>
           <w:rFonts w:hint="eastAsia"/>
+          <w:sz w:val="21"/>
+          <w:szCs w:val="21"/>
+        </w:rPr>
+      </w:pPr>
+      <w:r>
+        <w:rPr>
+          <w:rFonts w:hint="eastAsia"/>
+          <w:sz w:val="21"/>
+          <w:szCs w:val="21"/>
+        </w:rPr>
+        <w:t>市场上存在成熟的外卖平台（如美团、饿了么），但其主要面向校外商家，配送费用高，且无针对校园零食的精细化运营，无法形成社区氛围和用户粘性。</w:t>
+      </w:r>
+    </w:p>
+    <w:p>
+      <w:pPr>
+        <w:rPr>
+          <w:rFonts w:hint="eastAsia"/>
           <w:sz w:val="34"/>
           <w:szCs w:val="34"/>
         </w:rPr>
       </w:pPr>
-      <w:r>
-        <w:rPr>
-          <w:rFonts w:hint="eastAsia"/>
-          <w:sz w:val="34"/>
-          <w:szCs w:val="34"/>
-        </w:rPr>
-        <w:t>市场上存在成熟的外卖平台（如美团、饿了么），但其主要面向校外商家，配送费用高，且无针对校园零食的精细化运营，无法形成社区氛围和用户粘性。</w:t>
-      </w:r>
-    </w:p>
-    <w:p>
-      <w:pPr>
-        <w:rPr>
-          <w:rFonts w:hint="eastAsia"/>
-          <w:sz w:val="34"/>
-          <w:szCs w:val="34"/>
-        </w:rPr>
-      </w:pPr>
     </w:p>
     <w:p>
       <w:pPr>
@@ -4467,15 +6083,15 @@
       <w:pPr>
         <w:rPr>
           <w:rFonts w:hint="eastAsia"/>
-          <w:sz w:val="34"/>
-          <w:szCs w:val="34"/>
-        </w:rPr>
-      </w:pPr>
-      <w:r>
-        <w:rPr>
-          <w:rFonts w:hint="eastAsia"/>
-          <w:sz w:val="34"/>
-          <w:szCs w:val="34"/>
+          <w:sz w:val="21"/>
+          <w:szCs w:val="21"/>
+        </w:rPr>
+      </w:pPr>
+      <w:r>
+        <w:rPr>
+          <w:rFonts w:hint="eastAsia"/>
+          <w:sz w:val="21"/>
+          <w:szCs w:val="21"/>
           <w:lang w:eastAsia="zh-CN"/>
         </w:rPr>
         <w:t>（</w:t>
@@ -4483,8 +6099,8 @@
       <w:r>
         <w:rPr>
           <w:rFonts w:hint="eastAsia"/>
-          <w:sz w:val="34"/>
-          <w:szCs w:val="34"/>
+          <w:sz w:val="21"/>
+          <w:szCs w:val="21"/>
           <w:lang w:val="en-US" w:eastAsia="zh-CN"/>
         </w:rPr>
         <w:t>1</w:t>
@@ -4492,8 +6108,8 @@
       <w:r>
         <w:rPr>
           <w:rFonts w:hint="eastAsia"/>
-          <w:sz w:val="34"/>
-          <w:szCs w:val="34"/>
+          <w:sz w:val="21"/>
+          <w:szCs w:val="21"/>
           <w:lang w:eastAsia="zh-CN"/>
         </w:rPr>
         <w:t>）</w:t>
@@ -4501,8 +6117,8 @@
       <w:r>
         <w:rPr>
           <w:rFonts w:hint="eastAsia"/>
-          <w:sz w:val="34"/>
-          <w:szCs w:val="34"/>
+          <w:sz w:val="21"/>
+          <w:szCs w:val="21"/>
         </w:rPr>
         <w:t>开发原生 App（iOS+Android 双端）</w:t>
       </w:r>
@@ -4511,15 +6127,15 @@
       <w:pPr>
         <w:rPr>
           <w:rFonts w:hint="eastAsia"/>
-          <w:sz w:val="34"/>
-          <w:szCs w:val="34"/>
-        </w:rPr>
-      </w:pPr>
-      <w:r>
-        <w:rPr>
-          <w:rFonts w:hint="eastAsia"/>
-          <w:sz w:val="34"/>
-          <w:szCs w:val="34"/>
+          <w:sz w:val="21"/>
+          <w:szCs w:val="21"/>
+        </w:rPr>
+      </w:pPr>
+      <w:r>
+        <w:rPr>
+          <w:rFonts w:hint="eastAsia"/>
+          <w:sz w:val="21"/>
+          <w:szCs w:val="21"/>
           <w:lang w:eastAsia="zh-CN"/>
         </w:rPr>
         <w:t>（</w:t>
@@ -4527,8 +6143,8 @@
       <w:r>
         <w:rPr>
           <w:rFonts w:hint="eastAsia"/>
-          <w:sz w:val="34"/>
-          <w:szCs w:val="34"/>
+          <w:sz w:val="21"/>
+          <w:szCs w:val="21"/>
           <w:lang w:val="en-US" w:eastAsia="zh-CN"/>
         </w:rPr>
         <w:t>2</w:t>
@@ -4536,8 +6152,8 @@
       <w:r>
         <w:rPr>
           <w:rFonts w:hint="eastAsia"/>
-          <w:sz w:val="34"/>
-          <w:szCs w:val="34"/>
+          <w:sz w:val="21"/>
+          <w:szCs w:val="21"/>
           <w:lang w:eastAsia="zh-CN"/>
         </w:rPr>
         <w:t>）</w:t>
@@ -4545,8 +6161,8 @@
       <w:r>
         <w:rPr>
           <w:rFonts w:hint="eastAsia"/>
-          <w:sz w:val="34"/>
-          <w:szCs w:val="34"/>
+          <w:sz w:val="21"/>
+          <w:szCs w:val="21"/>
         </w:rPr>
         <w:t>开发微信小程序（含用户端 + 配送员端）</w:t>
       </w:r>
@@ -4555,15 +6171,15 @@
       <w:pPr>
         <w:rPr>
           <w:rFonts w:hint="eastAsia"/>
-          <w:sz w:val="34"/>
-          <w:szCs w:val="34"/>
-        </w:rPr>
-      </w:pPr>
-      <w:r>
-        <w:rPr>
-          <w:rFonts w:hint="eastAsia"/>
-          <w:sz w:val="34"/>
-          <w:szCs w:val="34"/>
+          <w:sz w:val="21"/>
+          <w:szCs w:val="21"/>
+        </w:rPr>
+      </w:pPr>
+      <w:r>
+        <w:rPr>
+          <w:rFonts w:hint="eastAsia"/>
+          <w:sz w:val="21"/>
+          <w:szCs w:val="21"/>
           <w:lang w:eastAsia="zh-CN"/>
         </w:rPr>
         <w:t>（</w:t>
@@ -4571,8 +6187,8 @@
       <w:r>
         <w:rPr>
           <w:rFonts w:hint="eastAsia"/>
-          <w:sz w:val="34"/>
-          <w:szCs w:val="34"/>
+          <w:sz w:val="21"/>
+          <w:szCs w:val="21"/>
           <w:lang w:val="en-US" w:eastAsia="zh-CN"/>
         </w:rPr>
         <w:t>3）</w:t>
@@ -4580,8 +6196,8 @@
       <w:r>
         <w:rPr>
           <w:rFonts w:hint="eastAsia"/>
-          <w:sz w:val="34"/>
-          <w:szCs w:val="34"/>
+          <w:sz w:val="21"/>
+          <w:szCs w:val="21"/>
         </w:rPr>
         <w:t>“小程序 + 公众号” 组合模式</w:t>
       </w:r>
@@ -4590,8 +6206,8 @@
       <w:pPr>
         <w:rPr>
           <w:rFonts w:hint="eastAsia"/>
-          <w:sz w:val="34"/>
-          <w:szCs w:val="34"/>
+          <w:sz w:val="21"/>
+          <w:szCs w:val="21"/>
         </w:rPr>
       </w:pPr>
     </w:p>
@@ -4637,6 +6253,268 @@
       <w:pPr>
         <w:rPr>
           <w:rFonts w:hint="eastAsia"/>
+          <w:sz w:val="21"/>
+          <w:szCs w:val="21"/>
+        </w:rPr>
+      </w:pPr>
+      <w:r>
+        <w:rPr>
+          <w:rFonts w:hint="eastAsia"/>
+          <w:sz w:val="21"/>
+          <w:szCs w:val="21"/>
+        </w:rPr>
+        <w:t>采用原生开发技术（iOS 用 Swift，Android 用 Kotlin），开发独立的手机应用，包含用户端、商家端、配送员端三端，部署至应用商店（App Store、华为 / 小米应用市场）。</w:t>
+      </w:r>
+    </w:p>
+    <w:p>
+      <w:pPr>
+        <w:pStyle w:val="5"/>
+        <w:bidi w:val="0"/>
+        <w:rPr>
+          <w:rFonts w:hint="eastAsia"/>
+        </w:rPr>
+      </w:pPr>
+      <w:r>
+        <w:rPr>
+          <w:rFonts w:hint="eastAsia"/>
+        </w:rPr>
+        <w:t>4.3.</w:t>
+      </w:r>
+      <w:r>
+        <w:rPr>
+          <w:rFonts w:hint="eastAsia"/>
+          <w:lang w:val="en-US" w:eastAsia="zh-CN"/>
+        </w:rPr>
+        <w:t>1.2</w:t>
+      </w:r>
+      <w:r>
+        <w:rPr>
+          <w:rFonts w:hint="eastAsia"/>
+        </w:rPr>
+        <w:t xml:space="preserve"> 优点</w:t>
+      </w:r>
+    </w:p>
+    <w:p>
+      <w:pPr>
+        <w:rPr>
+          <w:rFonts w:hint="eastAsia"/>
+          <w:sz w:val="21"/>
+          <w:szCs w:val="21"/>
+        </w:rPr>
+      </w:pPr>
+      <w:r>
+        <w:rPr>
+          <w:rFonts w:hint="eastAsia"/>
+          <w:sz w:val="21"/>
+          <w:szCs w:val="21"/>
+        </w:rPr>
+        <w:t>性能优势：原生 App 运行流畅，页面加载速度比小程序快 30%-50%，高并发（晚课结束后 1 小时内 200 + 订单）场景下无卡顿；</w:t>
+      </w:r>
+    </w:p>
+    <w:p>
+      <w:pPr>
+        <w:rPr>
+          <w:rFonts w:hint="eastAsia"/>
+          <w:sz w:val="21"/>
+          <w:szCs w:val="21"/>
+        </w:rPr>
+      </w:pPr>
+      <w:r>
+        <w:rPr>
+          <w:rFonts w:hint="eastAsia"/>
+          <w:sz w:val="21"/>
+          <w:szCs w:val="21"/>
+        </w:rPr>
+        <w:t>功能完整：可实现小程序无法支持的功能，如后台消息推送（订单状态实时提醒）、本地缓存（常用收货地址、浏览历史）、蓝牙连接（宿舍门禁联动配送）；</w:t>
+      </w:r>
+    </w:p>
+    <w:p>
+      <w:pPr>
+        <w:rPr>
+          <w:rFonts w:hint="eastAsia"/>
+          <w:sz w:val="21"/>
+          <w:szCs w:val="21"/>
+        </w:rPr>
+      </w:pPr>
+      <w:r>
+        <w:rPr>
+          <w:rFonts w:hint="eastAsia"/>
+          <w:sz w:val="21"/>
+          <w:szCs w:val="21"/>
+        </w:rPr>
+        <w:t>品牌独立：独立 App 有专属图标和启动页，可强化 “城小</w:t>
+      </w:r>
+      <w:r>
+        <w:rPr>
+          <w:rFonts w:hint="eastAsia"/>
+          <w:sz w:val="21"/>
+          <w:szCs w:val="21"/>
+          <w:lang w:val="en-US" w:eastAsia="zh-CN"/>
+        </w:rPr>
+        <w:t>二</w:t>
+      </w:r>
+      <w:r>
+        <w:rPr>
+          <w:rFonts w:hint="eastAsia"/>
+          <w:sz w:val="21"/>
+          <w:szCs w:val="21"/>
+        </w:rPr>
+        <w:t>” 品牌认知，用户留存率比小程序高 20%-30%；</w:t>
+      </w:r>
+    </w:p>
+    <w:p>
+      <w:pPr>
+        <w:rPr>
+          <w:rFonts w:hint="eastAsia"/>
+          <w:sz w:val="21"/>
+          <w:szCs w:val="21"/>
+        </w:rPr>
+      </w:pPr>
+      <w:r>
+        <w:rPr>
+          <w:rFonts w:hint="eastAsia"/>
+          <w:sz w:val="21"/>
+          <w:szCs w:val="21"/>
+        </w:rPr>
+        <w:t>数据自主：无需依赖微信生态，用户数据（消费习惯、订单记录）可完全自主管理，便于后期精准营销（如个性化零食推荐）。</w:t>
+      </w:r>
+    </w:p>
+    <w:p>
+      <w:pPr>
+        <w:pStyle w:val="5"/>
+        <w:bidi w:val="0"/>
+        <w:rPr>
+          <w:rFonts w:hint="eastAsia"/>
+        </w:rPr>
+      </w:pPr>
+      <w:r>
+        <w:rPr>
+          <w:rFonts w:hint="eastAsia"/>
+        </w:rPr>
+        <w:t>4.3.</w:t>
+      </w:r>
+      <w:r>
+        <w:rPr>
+          <w:rFonts w:hint="eastAsia"/>
+          <w:lang w:val="en-US" w:eastAsia="zh-CN"/>
+        </w:rPr>
+        <w:t>1.3</w:t>
+      </w:r>
+      <w:r>
+        <w:rPr>
+          <w:rFonts w:hint="eastAsia"/>
+        </w:rPr>
+        <w:t xml:space="preserve"> 缺点</w:t>
+      </w:r>
+    </w:p>
+    <w:p>
+      <w:pPr>
+        <w:rPr>
+          <w:rFonts w:hint="eastAsia"/>
+          <w:sz w:val="21"/>
+          <w:szCs w:val="21"/>
+        </w:rPr>
+      </w:pPr>
+      <w:r>
+        <w:rPr>
+          <w:rFonts w:hint="eastAsia"/>
+          <w:sz w:val="21"/>
+          <w:szCs w:val="21"/>
+        </w:rPr>
+        <w:t>开发成本高：双端开发需投入 2 名专职开发人员（iOS+Android），开发周期 4-5 个月，成本约</w:t>
+      </w:r>
+      <w:r>
+        <w:rPr>
+          <w:rFonts w:hint="eastAsia"/>
+          <w:sz w:val="21"/>
+          <w:szCs w:val="21"/>
+          <w:lang w:val="en-US" w:eastAsia="zh-CN"/>
+        </w:rPr>
+        <w:t>较大</w:t>
+      </w:r>
+      <w:r>
+        <w:rPr>
+          <w:rFonts w:hint="eastAsia"/>
+          <w:sz w:val="21"/>
+          <w:szCs w:val="21"/>
+        </w:rPr>
+        <w:t>（含设计、测试）</w:t>
+      </w:r>
+      <w:r>
+        <w:rPr>
+          <w:rFonts w:hint="eastAsia"/>
+          <w:sz w:val="21"/>
+          <w:szCs w:val="21"/>
+          <w:lang w:eastAsia="zh-CN"/>
+        </w:rPr>
+        <w:t>。</w:t>
+      </w:r>
+      <w:r>
+        <w:rPr>
+          <w:rFonts w:hint="eastAsia"/>
+          <w:sz w:val="21"/>
+          <w:szCs w:val="21"/>
+        </w:rPr>
+        <w:t>；</w:t>
+      </w:r>
+    </w:p>
+    <w:p>
+      <w:pPr>
+        <w:rPr>
+          <w:rFonts w:hint="eastAsia"/>
+          <w:sz w:val="21"/>
+          <w:szCs w:val="21"/>
+        </w:rPr>
+      </w:pPr>
+      <w:r>
+        <w:rPr>
+          <w:rFonts w:hint="eastAsia"/>
+          <w:sz w:val="21"/>
+          <w:szCs w:val="21"/>
+        </w:rPr>
+        <w:t>推广难度大：学生需手动下载安装（步骤≥3 步），且应用商店审核周期长（1-2 周），初期获客成本预计 5-8 元 / 人（小程序获客成本≤1 元 / 人）；</w:t>
+      </w:r>
+    </w:p>
+    <w:p>
+      <w:pPr>
+        <w:rPr>
+          <w:rFonts w:hint="eastAsia"/>
+          <w:sz w:val="21"/>
+          <w:szCs w:val="21"/>
+        </w:rPr>
+      </w:pPr>
+      <w:r>
+        <w:rPr>
+          <w:rFonts w:hint="eastAsia"/>
+          <w:sz w:val="21"/>
+          <w:szCs w:val="21"/>
+        </w:rPr>
+        <w:t>维护复杂：需适配不同品牌、型号的手机（仅主流机型就有 20 + 款），系统更新需用户手动升级，版本迭代效率低；</w:t>
+      </w:r>
+    </w:p>
+    <w:p>
+      <w:pPr>
+        <w:rPr>
+          <w:rFonts w:hint="eastAsia"/>
+          <w:sz w:val="21"/>
+          <w:szCs w:val="21"/>
+        </w:rPr>
+      </w:pPr>
+      <w:r>
+        <w:rPr>
+          <w:rFonts w:hint="eastAsia"/>
+          <w:sz w:val="21"/>
+          <w:szCs w:val="21"/>
+        </w:rPr>
+        <w:t>用户门槛高：部分学生（尤其是非智能手机用户）对安装 App 存在抵触，且占用手机存储（约 50-100MB），与 “轻量化使用” 需求不符。</w:t>
+      </w:r>
+    </w:p>
+    <w:p>
+      <w:pPr>
+        <w:pStyle w:val="5"/>
+        <w:bidi w:val="0"/>
+        <w:rPr>
+          <w:rFonts w:hint="eastAsia"/>
           <w:sz w:val="34"/>
           <w:szCs w:val="34"/>
         </w:rPr>
@@ -4644,10 +6522,66 @@
       <w:r>
         <w:rPr>
           <w:rFonts w:hint="eastAsia"/>
+        </w:rPr>
+        <w:t>4.</w:t>
+      </w:r>
+      <w:r>
+        <w:rPr>
+          <w:rFonts w:hint="eastAsia"/>
+          <w:lang w:val="en-US" w:eastAsia="zh-CN"/>
+        </w:rPr>
+        <w:t>3</w:t>
+      </w:r>
+      <w:r>
+        <w:rPr>
+          <w:rFonts w:hint="eastAsia"/>
+        </w:rPr>
+        <w:t>.</w:t>
+      </w:r>
+      <w:r>
+        <w:rPr>
+          <w:rFonts w:hint="eastAsia"/>
+          <w:lang w:val="en-US" w:eastAsia="zh-CN"/>
+        </w:rPr>
+        <w:t>2.1</w:t>
+      </w:r>
+      <w:r>
+        <w:rPr>
+          <w:rFonts w:hint="eastAsia"/>
+        </w:rPr>
+        <w:t xml:space="preserve"> 开发微信小程序（含用户端 + 配送员端）</w:t>
+      </w:r>
+      <w:r>
+        <w:rPr>
+          <w:rFonts w:hint="eastAsia"/>
           <w:sz w:val="34"/>
           <w:szCs w:val="34"/>
         </w:rPr>
-        <w:t>采用原生开发技术（iOS 用 Swift，Android 用 Kotlin），开发独立的手机应用，包含用户端、商家端、配送员端三端，部署至应用商店（App Store、华为 / 小米应用市场）。</w:t>
+        <w:t>方案详情</w:t>
+      </w:r>
+    </w:p>
+    <w:p>
+      <w:pPr>
+        <w:rPr>
+          <w:rFonts w:hint="eastAsia"/>
+        </w:rPr>
+      </w:pPr>
+    </w:p>
+    <w:p>
+      <w:pPr>
+        <w:rPr>
+          <w:rFonts w:hint="eastAsia"/>
+          <w:sz w:val="21"/>
+          <w:szCs w:val="21"/>
+        </w:rPr>
+      </w:pPr>
+      <w:r>
+        <w:rPr>
+          <w:rFonts w:hint="eastAsia"/>
+          <w:sz w:val="21"/>
+          <w:szCs w:val="21"/>
+        </w:rPr>
+        <w:t>基于微信小程序框架（Taro3+Vue3）开发，用户端、配送员端均为小程序，管理员端采用 Web 后台（基于 Vue Admin Template），数据存储使用 MySQL，部署至云服务器（腾讯云轻量应用服务器）。</w:t>
       </w:r>
     </w:p>
     <w:p>
@@ -4662,20 +6596,278 @@
         <w:rPr>
           <w:rFonts w:hint="eastAsia"/>
         </w:rPr>
-        <w:t>4.3.</w:t>
-      </w:r>
-      <w:r>
-        <w:rPr>
-          <w:rFonts w:hint="eastAsia"/>
-          <w:lang w:val="en-US" w:eastAsia="zh-CN"/>
-        </w:rPr>
-        <w:t>1.2</w:t>
+        <w:t>4</w:t>
+      </w:r>
+      <w:r>
+        <w:rPr>
+          <w:rFonts w:hint="eastAsia"/>
+          <w:lang w:val="en-US" w:eastAsia="zh-CN"/>
+        </w:rPr>
+        <w:t>.3.2.2</w:t>
       </w:r>
       <w:r>
         <w:rPr>
           <w:rFonts w:hint="eastAsia"/>
         </w:rPr>
         <w:t xml:space="preserve"> 优点</w:t>
+      </w:r>
+    </w:p>
+    <w:p>
+      <w:pPr>
+        <w:rPr>
+          <w:rFonts w:hint="eastAsia"/>
+          <w:sz w:val="21"/>
+          <w:szCs w:val="21"/>
+        </w:rPr>
+      </w:pPr>
+      <w:r>
+        <w:rPr>
+          <w:rFonts w:hint="eastAsia"/>
+          <w:sz w:val="21"/>
+          <w:szCs w:val="21"/>
+        </w:rPr>
+        <w:t>成本适配：开发周期仅</w:t>
+      </w:r>
+      <w:r>
+        <w:rPr>
+          <w:rFonts w:hint="eastAsia"/>
+          <w:sz w:val="21"/>
+          <w:szCs w:val="21"/>
+          <w:lang w:val="en-US" w:eastAsia="zh-CN"/>
+        </w:rPr>
+        <w:t>较短</w:t>
+      </w:r>
+      <w:r>
+        <w:rPr>
+          <w:rFonts w:hint="eastAsia"/>
+          <w:sz w:val="21"/>
+          <w:szCs w:val="21"/>
+        </w:rPr>
+        <w:t>，仅需 1 名前端 + 1 名后端开发，总成本约</w:t>
+      </w:r>
+      <w:r>
+        <w:rPr>
+          <w:rFonts w:hint="eastAsia"/>
+          <w:sz w:val="21"/>
+          <w:szCs w:val="21"/>
+          <w:lang w:val="en-US" w:eastAsia="zh-CN"/>
+        </w:rPr>
+        <w:t>较低</w:t>
+      </w:r>
+      <w:r>
+        <w:rPr>
+          <w:rFonts w:hint="eastAsia"/>
+          <w:sz w:val="21"/>
+          <w:szCs w:val="21"/>
+        </w:rPr>
+        <w:t>（含服务器、域名），符合初始预算；</w:t>
+      </w:r>
+    </w:p>
+    <w:p>
+      <w:pPr>
+        <w:rPr>
+          <w:rFonts w:hint="eastAsia"/>
+          <w:sz w:val="21"/>
+          <w:szCs w:val="21"/>
+        </w:rPr>
+      </w:pPr>
+      <w:r>
+        <w:rPr>
+          <w:rFonts w:hint="eastAsia"/>
+          <w:sz w:val="21"/>
+          <w:szCs w:val="21"/>
+        </w:rPr>
+        <w:t>推广便捷：依托微信生态，用户通过 “扫码、好友分享、搜一搜” 即可使用，无需下载，初期获客成本低（通过 “新用户 1 元优惠券” 可实现 0.5 元 / 人获客）；</w:t>
+      </w:r>
+    </w:p>
+    <w:p>
+      <w:pPr>
+        <w:rPr>
+          <w:rFonts w:hint="eastAsia"/>
+          <w:sz w:val="21"/>
+          <w:szCs w:val="21"/>
+        </w:rPr>
+      </w:pPr>
+      <w:r>
+        <w:rPr>
+          <w:rFonts w:hint="eastAsia"/>
+          <w:sz w:val="21"/>
+          <w:szCs w:val="21"/>
+        </w:rPr>
+        <w:t>功能适配：支持微信授权登录（无需注册）、微信支付（免绑卡）、LBS 定位（精准到宿舍楼），完全覆盖 “30 分钟配送、高并发稳定” 的核心需求；</w:t>
+      </w:r>
+    </w:p>
+    <w:p>
+      <w:pPr>
+        <w:rPr>
+          <w:rFonts w:hint="eastAsia"/>
+          <w:sz w:val="21"/>
+          <w:szCs w:val="21"/>
+        </w:rPr>
+      </w:pPr>
+      <w:r>
+        <w:rPr>
+          <w:rFonts w:hint="eastAsia"/>
+          <w:sz w:val="21"/>
+          <w:szCs w:val="21"/>
+        </w:rPr>
+        <w:t>运营灵活：可快速迭代功能（如新增 “宿舍拼单”“夜间特供” 模块），小程序更新无需用户手动升级，24 小时内可覆盖所有用户；</w:t>
+      </w:r>
+    </w:p>
+    <w:p>
+      <w:pPr>
+        <w:rPr>
+          <w:rFonts w:hint="eastAsia"/>
+          <w:sz w:val="21"/>
+          <w:szCs w:val="21"/>
+        </w:rPr>
+      </w:pPr>
+      <w:r>
+        <w:rPr>
+          <w:rFonts w:hint="eastAsia"/>
+          <w:sz w:val="21"/>
+          <w:szCs w:val="21"/>
+        </w:rPr>
+        <w:t>场景契合：微信是学生日均使用时长最长的 App（约 3-4 小时），小程序入口隐蔽性低，用户复购时可直接从 “微信 - 我的小程序” 进入，提升使用频率。</w:t>
+      </w:r>
+    </w:p>
+    <w:p>
+      <w:pPr>
+        <w:pStyle w:val="5"/>
+        <w:bidi w:val="0"/>
+        <w:rPr>
+          <w:rFonts w:hint="eastAsia"/>
+        </w:rPr>
+      </w:pPr>
+      <w:r>
+        <w:rPr>
+          <w:rFonts w:hint="eastAsia"/>
+        </w:rPr>
+        <w:t>4.</w:t>
+      </w:r>
+      <w:r>
+        <w:rPr>
+          <w:rFonts w:hint="eastAsia"/>
+          <w:lang w:val="en-US" w:eastAsia="zh-CN"/>
+        </w:rPr>
+        <w:t>3.2.3</w:t>
+      </w:r>
+      <w:r>
+        <w:rPr>
+          <w:rFonts w:hint="eastAsia"/>
+        </w:rPr>
+        <w:t xml:space="preserve"> 缺点</w:t>
+      </w:r>
+    </w:p>
+    <w:p>
+      <w:pPr>
+        <w:rPr>
+          <w:rFonts w:hint="eastAsia"/>
+          <w:sz w:val="21"/>
+          <w:szCs w:val="21"/>
+        </w:rPr>
+      </w:pPr>
+      <w:r>
+        <w:rPr>
+          <w:rFonts w:hint="eastAsia"/>
+          <w:sz w:val="21"/>
+          <w:szCs w:val="21"/>
+        </w:rPr>
+        <w:t>功能限制：微信小程序对内存、存储、后台运行有严格限制（如单个页面内存≤256MB），无法实现 “离线下单、后台持续定位配送员” 等功能；</w:t>
+      </w:r>
+    </w:p>
+    <w:p>
+      <w:pPr>
+        <w:rPr>
+          <w:rFonts w:hint="eastAsia"/>
+          <w:sz w:val="21"/>
+          <w:szCs w:val="21"/>
+        </w:rPr>
+      </w:pPr>
+      <w:r>
+        <w:rPr>
+          <w:rFonts w:hint="eastAsia"/>
+          <w:sz w:val="21"/>
+          <w:szCs w:val="21"/>
+        </w:rPr>
+        <w:t>性能略低：高峰期页面加载速度比原生 App 慢 1-2 秒，极端情况下（如校园网波动）可能出现支付延迟；</w:t>
+      </w:r>
+    </w:p>
+    <w:p>
+      <w:pPr>
+        <w:rPr>
+          <w:rFonts w:hint="eastAsia"/>
+          <w:sz w:val="21"/>
+          <w:szCs w:val="21"/>
+        </w:rPr>
+      </w:pPr>
+      <w:r>
+        <w:rPr>
+          <w:rFonts w:hint="eastAsia"/>
+          <w:sz w:val="21"/>
+          <w:szCs w:val="21"/>
+        </w:rPr>
+        <w:t>生态依赖：用户数据需遵守微信《个人信息保护规则》，无法获取用户手机号（需用户主动授权），且小程序推送消息需用户点击 “允许”，触达率约 60%-70%（原生 App 推送触达率≥90%）。</w:t>
+      </w:r>
+    </w:p>
+    <w:p>
+      <w:pPr>
+        <w:pStyle w:val="5"/>
+        <w:bidi w:val="0"/>
+        <w:rPr>
+          <w:rFonts w:hint="eastAsia"/>
+        </w:rPr>
+      </w:pPr>
+      <w:r>
+        <w:rPr>
+          <w:rFonts w:hint="eastAsia"/>
+        </w:rPr>
+        <w:t>4.</w:t>
+      </w:r>
+      <w:r>
+        <w:rPr>
+          <w:rFonts w:hint="eastAsia"/>
+          <w:lang w:val="en-US" w:eastAsia="zh-CN"/>
+        </w:rPr>
+        <w:t>3</w:t>
+      </w:r>
+      <w:r>
+        <w:rPr>
+          <w:rFonts w:hint="eastAsia"/>
+        </w:rPr>
+        <w:t>.</w:t>
+      </w:r>
+      <w:r>
+        <w:rPr>
+          <w:rFonts w:hint="eastAsia"/>
+          <w:lang w:val="en-US" w:eastAsia="zh-CN"/>
+        </w:rPr>
+        <w:t>3.1</w:t>
+      </w:r>
+      <w:r>
+        <w:rPr>
+          <w:rFonts w:hint="eastAsia"/>
+        </w:rPr>
+        <w:t xml:space="preserve"> “小程序 + 公众号” 组合模式</w:t>
+      </w:r>
+    </w:p>
+    <w:p>
+      <w:pPr>
+        <w:pStyle w:val="5"/>
+        <w:bidi w:val="0"/>
+        <w:rPr>
+          <w:rFonts w:hint="eastAsia"/>
+          <w:sz w:val="21"/>
+          <w:szCs w:val="21"/>
+        </w:rPr>
+      </w:pPr>
+      <w:r>
+        <w:rPr>
+          <w:rFonts w:hint="eastAsia"/>
+          <w:sz w:val="21"/>
+          <w:szCs w:val="21"/>
+        </w:rPr>
+        <w:t>方案详情</w:t>
       </w:r>
     </w:p>
     <w:p>
@@ -4689,78 +6881,18 @@
       <w:r>
         <w:rPr>
           <w:rFonts w:hint="eastAsia"/>
+          <w:sz w:val="21"/>
+          <w:szCs w:val="21"/>
+        </w:rPr>
+        <w:t>以微信小程序为核心下单载体，配套开发微信公众号（服务号），实现 “小程序下单 + 公众号触达” 的组合运</w:t>
+      </w:r>
+      <w:r>
+        <w:rPr>
+          <w:rFonts w:hint="eastAsia"/>
           <w:sz w:val="34"/>
           <w:szCs w:val="34"/>
         </w:rPr>
-        <w:t>性能优势：原生 App 运行流畅，页面加载速度比小程序快 30%-50%，高并发（晚课结束后 1 小时内 200 + 订单）场景下无卡顿；</w:t>
-      </w:r>
-    </w:p>
-    <w:p>
-      <w:pPr>
-        <w:rPr>
-          <w:rFonts w:hint="eastAsia"/>
-          <w:sz w:val="34"/>
-          <w:szCs w:val="34"/>
-        </w:rPr>
-      </w:pPr>
-      <w:r>
-        <w:rPr>
-          <w:rFonts w:hint="eastAsia"/>
-          <w:sz w:val="34"/>
-          <w:szCs w:val="34"/>
-        </w:rPr>
-        <w:t>功能完整：可实现小程序无法支持的功能，如后台消息推送（订单状态实时提醒）、本地缓存（常用收货地址、浏览历史）、蓝牙连接（宿舍门禁联动配送）；</w:t>
-      </w:r>
-    </w:p>
-    <w:p>
-      <w:pPr>
-        <w:rPr>
-          <w:rFonts w:hint="eastAsia"/>
-          <w:sz w:val="34"/>
-          <w:szCs w:val="34"/>
-        </w:rPr>
-      </w:pPr>
-      <w:r>
-        <w:rPr>
-          <w:rFonts w:hint="eastAsia"/>
-          <w:sz w:val="34"/>
-          <w:szCs w:val="34"/>
-        </w:rPr>
-        <w:t>品牌独立：独立 App 有专属图标和启动页，可强化 “城小</w:t>
-      </w:r>
-      <w:r>
-        <w:rPr>
-          <w:rFonts w:hint="eastAsia"/>
-          <w:sz w:val="34"/>
-          <w:szCs w:val="34"/>
-          <w:lang w:val="en-US" w:eastAsia="zh-CN"/>
-        </w:rPr>
-        <w:t>二</w:t>
-      </w:r>
-      <w:r>
-        <w:rPr>
-          <w:rFonts w:hint="eastAsia"/>
-          <w:sz w:val="34"/>
-          <w:szCs w:val="34"/>
-        </w:rPr>
-        <w:t>” 品牌认知，用户留存率比小程序高 20%-30%；</w:t>
-      </w:r>
-    </w:p>
-    <w:p>
-      <w:pPr>
-        <w:rPr>
-          <w:rFonts w:hint="eastAsia"/>
-          <w:sz w:val="34"/>
-          <w:szCs w:val="34"/>
-        </w:rPr>
-      </w:pPr>
-      <w:r>
-        <w:rPr>
-          <w:rFonts w:hint="eastAsia"/>
-          <w:sz w:val="34"/>
-          <w:szCs w:val="34"/>
-        </w:rPr>
-        <w:t>数据自主：无需依赖微信生态，用户数据（消费习惯、订单记录）可完全自主管理，便于后期精准营销（如个性化零食推荐）。</w:t>
+        <w:t>营，管理员端与方案 2 一致（Web 后台）。</w:t>
       </w:r>
     </w:p>
     <w:p>
@@ -4775,122 +6907,88 @@
         <w:rPr>
           <w:rFonts w:hint="eastAsia"/>
         </w:rPr>
-        <w:t>4.3.</w:t>
-      </w:r>
-      <w:r>
-        <w:rPr>
-          <w:rFonts w:hint="eastAsia"/>
-          <w:lang w:val="en-US" w:eastAsia="zh-CN"/>
-        </w:rPr>
-        <w:t>1.3</w:t>
-      </w:r>
-      <w:r>
-        <w:rPr>
-          <w:rFonts w:hint="eastAsia"/>
-        </w:rPr>
-        <w:t xml:space="preserve"> 缺点</w:t>
-      </w:r>
-    </w:p>
-    <w:p>
-      <w:pPr>
-        <w:rPr>
-          <w:rFonts w:hint="eastAsia"/>
-          <w:sz w:val="34"/>
-          <w:szCs w:val="34"/>
-        </w:rPr>
-      </w:pPr>
-      <w:r>
-        <w:rPr>
-          <w:rFonts w:hint="eastAsia"/>
-          <w:sz w:val="34"/>
-          <w:szCs w:val="34"/>
-        </w:rPr>
-        <w:t>开发成本高：双端开发需投入 2 名专职开发人员（iOS+Android），开发周期 4-5 个月，成本约</w:t>
-      </w:r>
-      <w:r>
-        <w:rPr>
-          <w:rFonts w:hint="eastAsia"/>
-          <w:sz w:val="34"/>
-          <w:szCs w:val="34"/>
-          <w:lang w:val="en-US" w:eastAsia="zh-CN"/>
-        </w:rPr>
-        <w:t>较大</w:t>
-      </w:r>
-      <w:r>
-        <w:rPr>
-          <w:rFonts w:hint="eastAsia"/>
-          <w:sz w:val="34"/>
-          <w:szCs w:val="34"/>
-        </w:rPr>
-        <w:t>（含设计、测试）</w:t>
-      </w:r>
-      <w:r>
-        <w:rPr>
-          <w:rFonts w:hint="eastAsia"/>
-          <w:sz w:val="34"/>
-          <w:szCs w:val="34"/>
-          <w:lang w:eastAsia="zh-CN"/>
-        </w:rPr>
-        <w:t>。</w:t>
-      </w:r>
-      <w:r>
-        <w:rPr>
-          <w:rFonts w:hint="eastAsia"/>
-          <w:sz w:val="34"/>
-          <w:szCs w:val="34"/>
-        </w:rPr>
-        <w:t>；</w:t>
-      </w:r>
-    </w:p>
-    <w:p>
-      <w:pPr>
-        <w:rPr>
-          <w:rFonts w:hint="eastAsia"/>
-          <w:sz w:val="34"/>
-          <w:szCs w:val="34"/>
-        </w:rPr>
-      </w:pPr>
-      <w:r>
-        <w:rPr>
-          <w:rFonts w:hint="eastAsia"/>
-          <w:sz w:val="34"/>
-          <w:szCs w:val="34"/>
-        </w:rPr>
-        <w:t>推广难度大：学生需手动下载安装（步骤≥3 步），且应用商店审核周期长（1-2 周），初期获客成本预计 5-8 元 / 人（小程序获客成本≤1 元 / 人）；</w:t>
-      </w:r>
-    </w:p>
-    <w:p>
-      <w:pPr>
-        <w:rPr>
-          <w:rFonts w:hint="eastAsia"/>
-          <w:sz w:val="34"/>
-          <w:szCs w:val="34"/>
-        </w:rPr>
-      </w:pPr>
-      <w:r>
-        <w:rPr>
-          <w:rFonts w:hint="eastAsia"/>
-          <w:sz w:val="34"/>
-          <w:szCs w:val="34"/>
-        </w:rPr>
-        <w:t>维护复杂：需适配不同品牌、型号的手机（仅主流机型就有 20 + 款），系统更新需用户手动升级，版本迭代效率低；</w:t>
-      </w:r>
-    </w:p>
-    <w:p>
-      <w:pPr>
-        <w:rPr>
-          <w:rFonts w:hint="eastAsia"/>
-          <w:sz w:val="34"/>
-          <w:szCs w:val="34"/>
-        </w:rPr>
-      </w:pPr>
-      <w:r>
-        <w:rPr>
-          <w:rFonts w:hint="eastAsia"/>
-          <w:sz w:val="34"/>
-          <w:szCs w:val="34"/>
-        </w:rPr>
-        <w:t>用户门槛高：部分学生（尤其是非智能手机用户）对安装 App 存在抵触，且占用手机存储（约 50-100MB），与 “轻量化使用” 需求不符。</w:t>
+        <w:t>4.</w:t>
+      </w:r>
+      <w:r>
+        <w:rPr>
+          <w:rFonts w:hint="eastAsia"/>
+          <w:lang w:val="en-US" w:eastAsia="zh-CN"/>
+        </w:rPr>
+        <w:t>3.3.2</w:t>
+      </w:r>
+      <w:r>
+        <w:rPr>
+          <w:rFonts w:hint="eastAsia"/>
+        </w:rPr>
+        <w:t>优点</w:t>
+      </w:r>
+    </w:p>
+    <w:p>
+      <w:pPr>
+        <w:rPr>
+          <w:rFonts w:hint="eastAsia"/>
+          <w:sz w:val="21"/>
+          <w:szCs w:val="21"/>
+        </w:rPr>
+      </w:pPr>
+      <w:r>
+        <w:rPr>
+          <w:rFonts w:hint="eastAsia"/>
+          <w:sz w:val="21"/>
+          <w:szCs w:val="21"/>
+        </w:rPr>
+        <w:t>弥补小程序触达短板：公众号可通过 “模板消息” 推送订单状态（如 “订单已接单”“即将送达”），触达率达 95% 以上，解决小程序消息推送不稳定的问题；</w:t>
+      </w:r>
+    </w:p>
+    <w:p>
+      <w:pPr>
+        <w:rPr>
+          <w:rFonts w:hint="eastAsia"/>
+          <w:sz w:val="21"/>
+          <w:szCs w:val="21"/>
+        </w:rPr>
+      </w:pPr>
+      <w:r>
+        <w:rPr>
+          <w:rFonts w:hint="eastAsia"/>
+          <w:sz w:val="21"/>
+          <w:szCs w:val="21"/>
+        </w:rPr>
+        <w:t>提升用户粘性：公众号可定期推送 “零食上新、优惠活动（如周三拼单日）、配送员招募” 等内容，每周推送 1-2 次，培养用户查看习惯；</w:t>
+      </w:r>
+    </w:p>
+    <w:p>
+      <w:pPr>
+        <w:rPr>
+          <w:rFonts w:hint="eastAsia"/>
+          <w:sz w:val="21"/>
+          <w:szCs w:val="21"/>
+        </w:rPr>
+      </w:pPr>
+      <w:r>
+        <w:rPr>
+          <w:rFonts w:hint="eastAsia"/>
+          <w:sz w:val="21"/>
+          <w:szCs w:val="21"/>
+        </w:rPr>
+        <w:t>成本可控：公众号开发无需额外投入（腾讯免费提供基础功能），仅需 1 名运营人员维护内容，总成本比方案 2 仅增加 500-1000 元 / 月（运营补贴）；</w:t>
+      </w:r>
+    </w:p>
+    <w:p>
+      <w:pPr>
+        <w:rPr>
+          <w:rFonts w:hint="eastAsia"/>
+          <w:sz w:val="21"/>
+          <w:szCs w:val="21"/>
+        </w:rPr>
+      </w:pPr>
+      <w:r>
+        <w:rPr>
+          <w:rFonts w:hint="eastAsia"/>
+          <w:sz w:val="21"/>
+          <w:szCs w:val="21"/>
+        </w:rPr>
+        <w:t>拓展功能边界：公众号可集成 “用户反馈表单、订单售后入口”，用户无需进入小程序即可完成问题咨询，提升服务效率。</w:t>
       </w:r>
     </w:p>
     <w:p>
@@ -4899,8 +6997,6 @@
         <w:bidi w:val="0"/>
         <w:rPr>
           <w:rFonts w:hint="eastAsia"/>
-          <w:sz w:val="34"/>
-          <w:szCs w:val="34"/>
         </w:rPr>
       </w:pPr>
       <w:r>
@@ -4914,59 +7010,95 @@
           <w:rFonts w:hint="eastAsia"/>
           <w:lang w:val="en-US" w:eastAsia="zh-CN"/>
         </w:rPr>
-        <w:t>3</w:t>
-      </w:r>
-      <w:r>
-        <w:rPr>
-          <w:rFonts w:hint="eastAsia"/>
-        </w:rPr>
-        <w:t>.</w:t>
-      </w:r>
-      <w:r>
-        <w:rPr>
-          <w:rFonts w:hint="eastAsia"/>
-          <w:lang w:val="en-US" w:eastAsia="zh-CN"/>
-        </w:rPr>
-        <w:t>2.1</w:t>
-      </w:r>
-      <w:r>
-        <w:rPr>
-          <w:rFonts w:hint="eastAsia"/>
-        </w:rPr>
-        <w:t xml:space="preserve"> 开发微信小程序（含用户端 + 配送员端）</w:t>
-      </w:r>
-      <w:r>
-        <w:rPr>
-          <w:rFonts w:hint="eastAsia"/>
-          <w:sz w:val="34"/>
-          <w:szCs w:val="34"/>
-        </w:rPr>
-        <w:t>方案详情</w:t>
-      </w:r>
-    </w:p>
-    <w:p>
-      <w:pPr>
-        <w:rPr>
-          <w:rFonts w:hint="eastAsia"/>
-        </w:rPr>
-      </w:pPr>
-    </w:p>
-    <w:p>
-      <w:pPr>
-        <w:rPr>
-          <w:rFonts w:hint="eastAsia"/>
-          <w:sz w:val="34"/>
-          <w:szCs w:val="34"/>
-        </w:rPr>
-      </w:pPr>
-      <w:r>
-        <w:rPr>
-          <w:rFonts w:hint="eastAsia"/>
-          <w:sz w:val="34"/>
-          <w:szCs w:val="34"/>
-        </w:rPr>
-        <w:t>基于微信小程序框架（Taro3+Vue3）开发，用户端、配送员端均为小程序，管理员端采用 Web 后台（基于 Vue Admin Template），数据存储使用 MySQL，部署至云服务器（腾讯云轻量应用服务器）。</w:t>
-      </w:r>
+        <w:t>3.3.3</w:t>
+      </w:r>
+      <w:r>
+        <w:rPr>
+          <w:rFonts w:hint="eastAsia"/>
+        </w:rPr>
+        <w:t xml:space="preserve"> 缺点</w:t>
+      </w:r>
+    </w:p>
+    <w:p>
+      <w:pPr>
+        <w:rPr>
+          <w:rFonts w:hint="eastAsia"/>
+          <w:sz w:val="21"/>
+          <w:szCs w:val="21"/>
+        </w:rPr>
+      </w:pPr>
+      <w:r>
+        <w:rPr>
+          <w:rFonts w:hint="eastAsia"/>
+          <w:sz w:val="21"/>
+          <w:szCs w:val="21"/>
+        </w:rPr>
+        <w:t>操作链路增加：用户需同时关注公众号、使用小程序，新用户操作步骤比纯小程序多 1 步（关注公众号），可能导致部分用户流失；</w:t>
+      </w:r>
+    </w:p>
+    <w:p>
+      <w:pPr>
+        <w:rPr>
+          <w:rFonts w:hint="eastAsia"/>
+          <w:sz w:val="21"/>
+          <w:szCs w:val="21"/>
+        </w:rPr>
+      </w:pPr>
+      <w:r>
+        <w:rPr>
+          <w:rFonts w:hint="eastAsia"/>
+          <w:sz w:val="21"/>
+          <w:szCs w:val="21"/>
+        </w:rPr>
+        <w:t>运营成本增加：需专人维护公众号内容（撰写推文、回复留言），若团队无运营经验，可能出现内容质量低、用户取关的问题；</w:t>
+      </w:r>
+    </w:p>
+    <w:p>
+      <w:pPr>
+        <w:rPr>
+          <w:rFonts w:hint="eastAsia"/>
+          <w:sz w:val="21"/>
+          <w:szCs w:val="21"/>
+        </w:rPr>
+      </w:pPr>
+      <w:r>
+        <w:rPr>
+          <w:rFonts w:hint="eastAsia"/>
+          <w:sz w:val="21"/>
+          <w:szCs w:val="21"/>
+        </w:rPr>
+        <w:t>功能协同复杂：需开发小程序与公众号的数据接口（如订单状态同步、用户信息关联），增加 10%-15% 的开发工作量。</w:t>
+      </w:r>
+    </w:p>
+    <w:p>
+      <w:pPr>
+        <w:pStyle w:val="4"/>
+        <w:bidi w:val="0"/>
+        <w:rPr>
+          <w:rFonts w:hint="eastAsia"/>
+        </w:rPr>
+      </w:pPr>
+      <w:bookmarkStart w:id="43" w:name="_Toc24956"/>
+      <w:r>
+        <w:rPr>
+          <w:rFonts w:hint="eastAsia"/>
+        </w:rPr>
+        <w:t>4.</w:t>
+      </w:r>
+      <w:r>
+        <w:rPr>
+          <w:rFonts w:hint="eastAsia"/>
+          <w:lang w:val="en-US" w:eastAsia="zh-CN"/>
+        </w:rPr>
+        <w:t>4</w:t>
+      </w:r>
+      <w:r>
+        <w:rPr>
+          <w:rFonts w:hint="eastAsia"/>
+        </w:rPr>
+        <w:t xml:space="preserve"> 选择最终方案的准则及决策</w:t>
+      </w:r>
+      <w:bookmarkEnd w:id="43"/>
     </w:p>
     <w:p>
       <w:pPr>
@@ -4980,522 +7112,18 @@
         <w:rPr>
           <w:rFonts w:hint="eastAsia"/>
         </w:rPr>
+        <w:t>4.</w:t>
+      </w:r>
+      <w:r>
+        <w:rPr>
+          <w:rFonts w:hint="eastAsia"/>
+          <w:lang w:val="en-US" w:eastAsia="zh-CN"/>
+        </w:rPr>
         <w:t>4</w:t>
       </w:r>
       <w:r>
         <w:rPr>
           <w:rFonts w:hint="eastAsia"/>
-          <w:lang w:val="en-US" w:eastAsia="zh-CN"/>
-        </w:rPr>
-        <w:t>.3.2.2</w:t>
-      </w:r>
-      <w:r>
-        <w:rPr>
-          <w:rFonts w:hint="eastAsia"/>
-        </w:rPr>
-        <w:t xml:space="preserve"> 优点</w:t>
-      </w:r>
-    </w:p>
-    <w:p>
-      <w:pPr>
-        <w:rPr>
-          <w:rFonts w:hint="eastAsia"/>
-          <w:sz w:val="34"/>
-          <w:szCs w:val="34"/>
-        </w:rPr>
-      </w:pPr>
-      <w:r>
-        <w:rPr>
-          <w:rFonts w:hint="eastAsia"/>
-          <w:sz w:val="34"/>
-          <w:szCs w:val="34"/>
-        </w:rPr>
-        <w:t>成本适配：开发周期仅</w:t>
-      </w:r>
-      <w:r>
-        <w:rPr>
-          <w:rFonts w:hint="eastAsia"/>
-          <w:sz w:val="34"/>
-          <w:szCs w:val="34"/>
-          <w:lang w:val="en-US" w:eastAsia="zh-CN"/>
-        </w:rPr>
-        <w:t>较短</w:t>
-      </w:r>
-      <w:r>
-        <w:rPr>
-          <w:rFonts w:hint="eastAsia"/>
-          <w:sz w:val="34"/>
-          <w:szCs w:val="34"/>
-        </w:rPr>
-        <w:t>，仅需 1 名前端 + 1 名后端开发，总成本约</w:t>
-      </w:r>
-      <w:r>
-        <w:rPr>
-          <w:rFonts w:hint="eastAsia"/>
-          <w:sz w:val="34"/>
-          <w:szCs w:val="34"/>
-          <w:lang w:val="en-US" w:eastAsia="zh-CN"/>
-        </w:rPr>
-        <w:t>较低</w:t>
-      </w:r>
-      <w:r>
-        <w:rPr>
-          <w:rFonts w:hint="eastAsia"/>
-          <w:sz w:val="34"/>
-          <w:szCs w:val="34"/>
-        </w:rPr>
-        <w:t>（含服务器、域名），符合初始预算；</w:t>
-      </w:r>
-    </w:p>
-    <w:p>
-      <w:pPr>
-        <w:rPr>
-          <w:rFonts w:hint="eastAsia"/>
-          <w:sz w:val="34"/>
-          <w:szCs w:val="34"/>
-        </w:rPr>
-      </w:pPr>
-      <w:r>
-        <w:rPr>
-          <w:rFonts w:hint="eastAsia"/>
-          <w:sz w:val="34"/>
-          <w:szCs w:val="34"/>
-        </w:rPr>
-        <w:t>推广便捷：依托微信生态，用户通过 “扫码、好友分享、搜一搜” 即可使用，无需下载，初期获客成本低（通过 “新用户 1 元优惠券” 可实现 0.5 元 / 人获客）；</w:t>
-      </w:r>
-    </w:p>
-    <w:p>
-      <w:pPr>
-        <w:rPr>
-          <w:rFonts w:hint="eastAsia"/>
-          <w:sz w:val="34"/>
-          <w:szCs w:val="34"/>
-        </w:rPr>
-      </w:pPr>
-      <w:r>
-        <w:rPr>
-          <w:rFonts w:hint="eastAsia"/>
-          <w:sz w:val="34"/>
-          <w:szCs w:val="34"/>
-        </w:rPr>
-        <w:t>功能适配：支持微信授权登录（无需注册）、微信支付（免绑卡）、LBS 定位（精准到宿舍楼），完全覆盖 “30 分钟配送、高并发稳定” 的核心需求；</w:t>
-      </w:r>
-    </w:p>
-    <w:p>
-      <w:pPr>
-        <w:rPr>
-          <w:rFonts w:hint="eastAsia"/>
-          <w:sz w:val="34"/>
-          <w:szCs w:val="34"/>
-        </w:rPr>
-      </w:pPr>
-      <w:r>
-        <w:rPr>
-          <w:rFonts w:hint="eastAsia"/>
-          <w:sz w:val="34"/>
-          <w:szCs w:val="34"/>
-        </w:rPr>
-        <w:t>运营灵活：可快速迭代功能（如新增 “宿舍拼单”“夜间特供” 模块），小程序更新无需用户手动升级，24 小时内可覆盖所有用户；</w:t>
-      </w:r>
-    </w:p>
-    <w:p>
-      <w:pPr>
-        <w:rPr>
-          <w:rFonts w:hint="eastAsia"/>
-          <w:sz w:val="34"/>
-          <w:szCs w:val="34"/>
-        </w:rPr>
-      </w:pPr>
-      <w:r>
-        <w:rPr>
-          <w:rFonts w:hint="eastAsia"/>
-          <w:sz w:val="34"/>
-          <w:szCs w:val="34"/>
-        </w:rPr>
-        <w:t>场景契合：微信是学生日均使用时长最长的 App（约 3-4 小时），小程序入口隐蔽性低，用户复购时可直接从 “微信 - 我的小程序” 进入，提升使用频率。</w:t>
-      </w:r>
-    </w:p>
-    <w:p>
-      <w:pPr>
-        <w:pStyle w:val="5"/>
-        <w:bidi w:val="0"/>
-        <w:rPr>
-          <w:rFonts w:hint="eastAsia"/>
-        </w:rPr>
-      </w:pPr>
-      <w:r>
-        <w:rPr>
-          <w:rFonts w:hint="eastAsia"/>
-        </w:rPr>
-        <w:t>4.</w:t>
-      </w:r>
-      <w:r>
-        <w:rPr>
-          <w:rFonts w:hint="eastAsia"/>
-          <w:lang w:val="en-US" w:eastAsia="zh-CN"/>
-        </w:rPr>
-        <w:t>3.2.3</w:t>
-      </w:r>
-      <w:r>
-        <w:rPr>
-          <w:rFonts w:hint="eastAsia"/>
-        </w:rPr>
-        <w:t xml:space="preserve"> 缺点</w:t>
-      </w:r>
-    </w:p>
-    <w:p>
-      <w:pPr>
-        <w:rPr>
-          <w:rFonts w:hint="eastAsia"/>
-          <w:sz w:val="34"/>
-          <w:szCs w:val="34"/>
-        </w:rPr>
-      </w:pPr>
-      <w:r>
-        <w:rPr>
-          <w:rFonts w:hint="eastAsia"/>
-          <w:sz w:val="34"/>
-          <w:szCs w:val="34"/>
-        </w:rPr>
-        <w:t>功能限制：微信小程序对内存、存储、后台运行有严格限制（如单个页面内存≤256MB），无法实现 “离线下单、后台持续定位配送员” 等功能；</w:t>
-      </w:r>
-    </w:p>
-    <w:p>
-      <w:pPr>
-        <w:rPr>
-          <w:rFonts w:hint="eastAsia"/>
-          <w:sz w:val="34"/>
-          <w:szCs w:val="34"/>
-        </w:rPr>
-      </w:pPr>
-      <w:r>
-        <w:rPr>
-          <w:rFonts w:hint="eastAsia"/>
-          <w:sz w:val="34"/>
-          <w:szCs w:val="34"/>
-        </w:rPr>
-        <w:t>性能略低：高峰期页面加载速度比原生 App 慢 1-2 秒，极端情况下（如校园网波动）可能出现支付延迟；</w:t>
-      </w:r>
-    </w:p>
-    <w:p>
-      <w:pPr>
-        <w:rPr>
-          <w:rFonts w:hint="eastAsia"/>
-          <w:sz w:val="34"/>
-          <w:szCs w:val="34"/>
-        </w:rPr>
-      </w:pPr>
-      <w:r>
-        <w:rPr>
-          <w:rFonts w:hint="eastAsia"/>
-          <w:sz w:val="34"/>
-          <w:szCs w:val="34"/>
-        </w:rPr>
-        <w:t>生态依赖：用户数据需遵守微信《个人信息保护规则》，无法获取用户手机号（需用户主动授权），且小程序推送消息需用户点击 “允许”，触达率约 60%-70%（原生 App 推送触达率≥90%）。</w:t>
-      </w:r>
-    </w:p>
-    <w:p>
-      <w:pPr>
-        <w:pStyle w:val="5"/>
-        <w:bidi w:val="0"/>
-        <w:rPr>
-          <w:rFonts w:hint="eastAsia"/>
-        </w:rPr>
-      </w:pPr>
-      <w:r>
-        <w:rPr>
-          <w:rFonts w:hint="eastAsia"/>
-        </w:rPr>
-        <w:t>4.</w:t>
-      </w:r>
-      <w:r>
-        <w:rPr>
-          <w:rFonts w:hint="eastAsia"/>
-          <w:lang w:val="en-US" w:eastAsia="zh-CN"/>
-        </w:rPr>
-        <w:t>3</w:t>
-      </w:r>
-      <w:r>
-        <w:rPr>
-          <w:rFonts w:hint="eastAsia"/>
-        </w:rPr>
-        <w:t>.</w:t>
-      </w:r>
-      <w:r>
-        <w:rPr>
-          <w:rFonts w:hint="eastAsia"/>
-          <w:lang w:val="en-US" w:eastAsia="zh-CN"/>
-        </w:rPr>
-        <w:t>3.1</w:t>
-      </w:r>
-      <w:r>
-        <w:rPr>
-          <w:rFonts w:hint="eastAsia"/>
-        </w:rPr>
-        <w:t xml:space="preserve"> “小程序 + 公众号” 组合模式</w:t>
-      </w:r>
-    </w:p>
-    <w:p>
-      <w:pPr>
-        <w:pStyle w:val="5"/>
-        <w:bidi w:val="0"/>
-        <w:rPr>
-          <w:rFonts w:hint="eastAsia"/>
-        </w:rPr>
-      </w:pPr>
-      <w:r>
-        <w:rPr>
-          <w:rFonts w:hint="eastAsia"/>
-        </w:rPr>
-        <w:t>方案详情</w:t>
-      </w:r>
-    </w:p>
-    <w:p>
-      <w:pPr>
-        <w:rPr>
-          <w:rFonts w:hint="eastAsia"/>
-          <w:sz w:val="34"/>
-          <w:szCs w:val="34"/>
-        </w:rPr>
-      </w:pPr>
-      <w:r>
-        <w:rPr>
-          <w:rFonts w:hint="eastAsia"/>
-          <w:sz w:val="34"/>
-          <w:szCs w:val="34"/>
-        </w:rPr>
-        <w:t>以微信小程序为核心下单载体，配套开发微信公众号（服务号），实现 “小程序下单 + 公众号触达” 的组合运营，管理员端与方案 2 一致（Web 后台）。</w:t>
-      </w:r>
-    </w:p>
-    <w:p>
-      <w:pPr>
-        <w:pStyle w:val="5"/>
-        <w:bidi w:val="0"/>
-        <w:rPr>
-          <w:rFonts w:hint="eastAsia"/>
-        </w:rPr>
-      </w:pPr>
-      <w:r>
-        <w:rPr>
-          <w:rFonts w:hint="eastAsia"/>
-        </w:rPr>
-        <w:t>4.</w:t>
-      </w:r>
-      <w:r>
-        <w:rPr>
-          <w:rFonts w:hint="eastAsia"/>
-          <w:lang w:val="en-US" w:eastAsia="zh-CN"/>
-        </w:rPr>
-        <w:t>3.3.2</w:t>
-      </w:r>
-      <w:r>
-        <w:rPr>
-          <w:rFonts w:hint="eastAsia"/>
-        </w:rPr>
-        <w:t>优点</w:t>
-      </w:r>
-    </w:p>
-    <w:p>
-      <w:pPr>
-        <w:rPr>
-          <w:rFonts w:hint="eastAsia"/>
-          <w:sz w:val="34"/>
-          <w:szCs w:val="34"/>
-        </w:rPr>
-      </w:pPr>
-      <w:r>
-        <w:rPr>
-          <w:rFonts w:hint="eastAsia"/>
-          <w:sz w:val="34"/>
-          <w:szCs w:val="34"/>
-        </w:rPr>
-        <w:t>弥补小程序触达短板：公众号可通过 “模板消息” 推送订单状态（如 “订单已接单”“即将送达”），触达率达 95% 以上，解决小程序消息推送不稳定的问题；</w:t>
-      </w:r>
-    </w:p>
-    <w:p>
-      <w:pPr>
-        <w:rPr>
-          <w:rFonts w:hint="eastAsia"/>
-          <w:sz w:val="34"/>
-          <w:szCs w:val="34"/>
-        </w:rPr>
-      </w:pPr>
-      <w:r>
-        <w:rPr>
-          <w:rFonts w:hint="eastAsia"/>
-          <w:sz w:val="34"/>
-          <w:szCs w:val="34"/>
-        </w:rPr>
-        <w:t>提升用户粘性：公众号可定期推送 “零食上新、优惠活动（如周三拼单日）、配送员招募” 等内容，每周推送 1-2 次，培养用户查看习惯；</w:t>
-      </w:r>
-    </w:p>
-    <w:p>
-      <w:pPr>
-        <w:rPr>
-          <w:rFonts w:hint="eastAsia"/>
-          <w:sz w:val="34"/>
-          <w:szCs w:val="34"/>
-        </w:rPr>
-      </w:pPr>
-      <w:r>
-        <w:rPr>
-          <w:rFonts w:hint="eastAsia"/>
-          <w:sz w:val="34"/>
-          <w:szCs w:val="34"/>
-        </w:rPr>
-        <w:t>成本可控：公众号开发无需额外投入（腾讯免费提供基础功能），仅需 1 名运营人员维护内容，总成本比方案 2 仅增加 500-1000 元 / 月（运营补贴）；</w:t>
-      </w:r>
-    </w:p>
-    <w:p>
-      <w:pPr>
-        <w:rPr>
-          <w:rFonts w:hint="eastAsia"/>
-          <w:sz w:val="34"/>
-          <w:szCs w:val="34"/>
-        </w:rPr>
-      </w:pPr>
-      <w:r>
-        <w:rPr>
-          <w:rFonts w:hint="eastAsia"/>
-          <w:sz w:val="34"/>
-          <w:szCs w:val="34"/>
-        </w:rPr>
-        <w:t>拓展功能边界：公众号可集成 “用户反馈表单、订单售后入口”，用户无需进入小程序即可完成问题咨询，提升服务效率。</w:t>
-      </w:r>
-    </w:p>
-    <w:p>
-      <w:pPr>
-        <w:pStyle w:val="5"/>
-        <w:bidi w:val="0"/>
-        <w:rPr>
-          <w:rFonts w:hint="eastAsia"/>
-        </w:rPr>
-      </w:pPr>
-      <w:r>
-        <w:rPr>
-          <w:rFonts w:hint="eastAsia"/>
-        </w:rPr>
-        <w:t>4.</w:t>
-      </w:r>
-      <w:r>
-        <w:rPr>
-          <w:rFonts w:hint="eastAsia"/>
-          <w:lang w:val="en-US" w:eastAsia="zh-CN"/>
-        </w:rPr>
-        <w:t>3.3.3</w:t>
-      </w:r>
-      <w:r>
-        <w:rPr>
-          <w:rFonts w:hint="eastAsia"/>
-        </w:rPr>
-        <w:t xml:space="preserve"> 缺点</w:t>
-      </w:r>
-    </w:p>
-    <w:p>
-      <w:pPr>
-        <w:rPr>
-          <w:rFonts w:hint="eastAsia"/>
-          <w:sz w:val="34"/>
-          <w:szCs w:val="34"/>
-        </w:rPr>
-      </w:pPr>
-      <w:r>
-        <w:rPr>
-          <w:rFonts w:hint="eastAsia"/>
-          <w:sz w:val="34"/>
-          <w:szCs w:val="34"/>
-        </w:rPr>
-        <w:t>操作链路增加：用户需同时关注公众号、使用小程序，新用户操作步骤比纯小程序多 1 步（关注公众号），可能导致部分用户流失；</w:t>
-      </w:r>
-    </w:p>
-    <w:p>
-      <w:pPr>
-        <w:rPr>
-          <w:rFonts w:hint="eastAsia"/>
-          <w:sz w:val="34"/>
-          <w:szCs w:val="34"/>
-        </w:rPr>
-      </w:pPr>
-      <w:r>
-        <w:rPr>
-          <w:rFonts w:hint="eastAsia"/>
-          <w:sz w:val="34"/>
-          <w:szCs w:val="34"/>
-        </w:rPr>
-        <w:t>运营成本增加：需专人维护公众号内容（撰写推文、回复留言），若团队无运营经验，可能出现内容质量低、用户取关的问题；</w:t>
-      </w:r>
-    </w:p>
-    <w:p>
-      <w:pPr>
-        <w:rPr>
-          <w:rFonts w:hint="eastAsia"/>
-          <w:sz w:val="34"/>
-          <w:szCs w:val="34"/>
-        </w:rPr>
-      </w:pPr>
-      <w:r>
-        <w:rPr>
-          <w:rFonts w:hint="eastAsia"/>
-          <w:sz w:val="34"/>
-          <w:szCs w:val="34"/>
-        </w:rPr>
-        <w:t>功能协同复杂：需开发小程序与公众号的数据接口（如订单状态同步、用户信息关联），增加 10%-15% 的开发工作量。</w:t>
-      </w:r>
-    </w:p>
-    <w:p>
-      <w:pPr>
-        <w:pStyle w:val="4"/>
-        <w:bidi w:val="0"/>
-        <w:rPr>
-          <w:rFonts w:hint="eastAsia"/>
-        </w:rPr>
-      </w:pPr>
-      <w:bookmarkStart w:id="43" w:name="_Toc24956"/>
-      <w:r>
-        <w:rPr>
-          <w:rFonts w:hint="eastAsia"/>
-        </w:rPr>
-        <w:t>4.</w:t>
-      </w:r>
-      <w:r>
-        <w:rPr>
-          <w:rFonts w:hint="eastAsia"/>
-          <w:lang w:val="en-US" w:eastAsia="zh-CN"/>
-        </w:rPr>
-        <w:t>4</w:t>
-      </w:r>
-      <w:r>
-        <w:rPr>
-          <w:rFonts w:hint="eastAsia"/>
-        </w:rPr>
-        <w:t xml:space="preserve"> 选择最终方案的准则及决策</w:t>
-      </w:r>
-      <w:bookmarkEnd w:id="43"/>
-    </w:p>
-    <w:p>
-      <w:pPr>
-        <w:pStyle w:val="5"/>
-        <w:bidi w:val="0"/>
-        <w:rPr>
-          <w:rFonts w:hint="eastAsia"/>
-        </w:rPr>
-      </w:pPr>
-      <w:r>
-        <w:rPr>
-          <w:rFonts w:hint="eastAsia"/>
-        </w:rPr>
-        <w:t>4.</w:t>
-      </w:r>
-      <w:r>
-        <w:rPr>
-          <w:rFonts w:hint="eastAsia"/>
-          <w:lang w:val="en-US" w:eastAsia="zh-CN"/>
-        </w:rPr>
-        <w:t>4</w:t>
-      </w:r>
-      <w:r>
-        <w:rPr>
-          <w:rFonts w:hint="eastAsia"/>
         </w:rPr>
         <w:t>.1 决策准则（权重占比）</w:t>
       </w:r>
@@ -5504,15 +7132,15 @@
       <w:pPr>
         <w:rPr>
           <w:rFonts w:hint="eastAsia"/>
-          <w:sz w:val="34"/>
-          <w:szCs w:val="34"/>
-        </w:rPr>
-      </w:pPr>
-      <w:r>
-        <w:rPr>
-          <w:rFonts w:hint="eastAsia"/>
-          <w:sz w:val="34"/>
-          <w:szCs w:val="34"/>
+          <w:sz w:val="21"/>
+          <w:szCs w:val="21"/>
+        </w:rPr>
+      </w:pPr>
+      <w:r>
+        <w:rPr>
+          <w:rFonts w:hint="eastAsia"/>
+          <w:sz w:val="21"/>
+          <w:szCs w:val="21"/>
         </w:rPr>
         <w:t>成本可控性（30%）：初始投资≤3 万元，月度运营成本≤5000 元；</w:t>
       </w:r>
@@ -5521,15 +7149,15 @@
       <w:pPr>
         <w:rPr>
           <w:rFonts w:hint="eastAsia"/>
-          <w:sz w:val="34"/>
-          <w:szCs w:val="34"/>
-        </w:rPr>
-      </w:pPr>
-      <w:r>
-        <w:rPr>
-          <w:rFonts w:hint="eastAsia"/>
-          <w:sz w:val="34"/>
-          <w:szCs w:val="34"/>
+          <w:sz w:val="21"/>
+          <w:szCs w:val="21"/>
+        </w:rPr>
+      </w:pPr>
+      <w:r>
+        <w:rPr>
+          <w:rFonts w:hint="eastAsia"/>
+          <w:sz w:val="21"/>
+          <w:szCs w:val="21"/>
         </w:rPr>
         <w:t>目标适配性（25%）：能支撑 “6 个月内上线、日均 100 单、30 分钟送达” 的短期目标；</w:t>
       </w:r>
@@ -5538,15 +7166,15 @@
       <w:pPr>
         <w:rPr>
           <w:rFonts w:hint="eastAsia"/>
-          <w:sz w:val="34"/>
-          <w:szCs w:val="34"/>
-        </w:rPr>
-      </w:pPr>
-      <w:r>
-        <w:rPr>
-          <w:rFonts w:hint="eastAsia"/>
-          <w:sz w:val="34"/>
-          <w:szCs w:val="34"/>
+          <w:sz w:val="21"/>
+          <w:szCs w:val="21"/>
+        </w:rPr>
+      </w:pPr>
+      <w:r>
+        <w:rPr>
+          <w:rFonts w:hint="eastAsia"/>
+          <w:sz w:val="21"/>
+          <w:szCs w:val="21"/>
         </w:rPr>
         <w:t>用户便捷性（20%）：用户操作步骤≤3 步，使用门槛低，符合学生习惯；</w:t>
       </w:r>
@@ -5555,15 +7183,15 @@
       <w:pPr>
         <w:rPr>
           <w:rFonts w:hint="eastAsia"/>
-          <w:sz w:val="34"/>
-          <w:szCs w:val="34"/>
-        </w:rPr>
-      </w:pPr>
-      <w:r>
-        <w:rPr>
-          <w:rFonts w:hint="eastAsia"/>
-          <w:sz w:val="34"/>
-          <w:szCs w:val="34"/>
+          <w:sz w:val="21"/>
+          <w:szCs w:val="21"/>
+        </w:rPr>
+      </w:pPr>
+      <w:r>
+        <w:rPr>
+          <w:rFonts w:hint="eastAsia"/>
+          <w:sz w:val="21"/>
+          <w:szCs w:val="21"/>
         </w:rPr>
         <w:t>技术可行性（15%）：团队现有技术能力可覆盖，开发风险低；</w:t>
       </w:r>
@@ -5572,15 +7200,15 @@
       <w:pPr>
         <w:rPr>
           <w:rFonts w:hint="eastAsia"/>
-          <w:sz w:val="34"/>
-          <w:szCs w:val="34"/>
-        </w:rPr>
-      </w:pPr>
-      <w:r>
-        <w:rPr>
-          <w:rFonts w:hint="eastAsia"/>
-          <w:sz w:val="34"/>
-          <w:szCs w:val="34"/>
+          <w:sz w:val="21"/>
+          <w:szCs w:val="21"/>
+        </w:rPr>
+      </w:pPr>
+      <w:r>
+        <w:rPr>
+          <w:rFonts w:hint="eastAsia"/>
+          <w:sz w:val="21"/>
+          <w:szCs w:val="21"/>
         </w:rPr>
         <w:t>长期扩展性（10%）：支持后期新增功能（如拓展日用品品类、多校区复制）。</w:t>
       </w:r>
@@ -6374,15 +8002,15 @@
       <w:pPr>
         <w:rPr>
           <w:rFonts w:hint="eastAsia"/>
-          <w:sz w:val="34"/>
-          <w:szCs w:val="34"/>
-        </w:rPr>
-      </w:pPr>
-      <w:r>
-        <w:rPr>
-          <w:rFonts w:hint="eastAsia"/>
-          <w:sz w:val="34"/>
-          <w:szCs w:val="34"/>
+          <w:sz w:val="21"/>
+          <w:szCs w:val="21"/>
+        </w:rPr>
+      </w:pPr>
+      <w:r>
+        <w:rPr>
+          <w:rFonts w:hint="eastAsia"/>
+          <w:sz w:val="21"/>
+          <w:szCs w:val="21"/>
         </w:rPr>
         <w:t>最终决策：选择方案 2（纯微信小程序） 作为核心方案，暂不引入公众号模块。理由如下：</w:t>
       </w:r>
@@ -6391,15 +8019,15 @@
       <w:pPr>
         <w:rPr>
           <w:rFonts w:hint="eastAsia"/>
-          <w:sz w:val="34"/>
-          <w:szCs w:val="34"/>
-        </w:rPr>
-      </w:pPr>
-      <w:r>
-        <w:rPr>
-          <w:rFonts w:hint="eastAsia"/>
-          <w:sz w:val="34"/>
-          <w:szCs w:val="34"/>
+          <w:sz w:val="21"/>
+          <w:szCs w:val="21"/>
+        </w:rPr>
+      </w:pPr>
+      <w:r>
+        <w:rPr>
+          <w:rFonts w:hint="eastAsia"/>
+          <w:sz w:val="21"/>
+          <w:szCs w:val="21"/>
         </w:rPr>
         <w:t>方案 2 综合得分最高，完全满足成本、目标、便捷性的核心需求，且团队现有技术（Vue3、MySQL）可直接覆盖，开发周期可控；</w:t>
       </w:r>
@@ -6408,15 +8036,15 @@
       <w:pPr>
         <w:rPr>
           <w:rFonts w:hint="eastAsia"/>
-          <w:sz w:val="34"/>
-          <w:szCs w:val="34"/>
-        </w:rPr>
-      </w:pPr>
-      <w:r>
-        <w:rPr>
-          <w:rFonts w:hint="eastAsia"/>
-          <w:sz w:val="34"/>
-          <w:szCs w:val="34"/>
+          <w:sz w:val="21"/>
+          <w:szCs w:val="21"/>
+        </w:rPr>
+      </w:pPr>
+      <w:r>
+        <w:rPr>
+          <w:rFonts w:hint="eastAsia"/>
+          <w:sz w:val="21"/>
+          <w:szCs w:val="21"/>
         </w:rPr>
         <w:t>公众号模块的 “消息触达” 功能，可通过小程序内 “订单状态实时刷新 + 弹窗提醒” 暂时代替，待项目运营 3 个月后，若用户反馈 “消息不及时”，再补充开发公众号，降低初期投入；</w:t>
       </w:r>
@@ -6425,15 +8053,15 @@
       <w:pPr>
         <w:rPr>
           <w:rFonts w:hint="eastAsia"/>
-          <w:sz w:val="34"/>
-          <w:szCs w:val="34"/>
-        </w:rPr>
-      </w:pPr>
-      <w:r>
-        <w:rPr>
-          <w:rFonts w:hint="eastAsia"/>
-          <w:sz w:val="34"/>
-          <w:szCs w:val="34"/>
+          <w:sz w:val="21"/>
+          <w:szCs w:val="21"/>
+        </w:rPr>
+      </w:pPr>
+      <w:r>
+        <w:rPr>
+          <w:rFonts w:hint="eastAsia"/>
+          <w:sz w:val="21"/>
+          <w:szCs w:val="21"/>
         </w:rPr>
         <w:t>纯小程序模式更轻量化，适合初期快速验证市场需求，避免因功能复杂导致开发延期，错失校园市场窗口期。</w:t>
       </w:r>
@@ -6447,8 +8075,8 @@
         </w:rPr>
       </w:pPr>
       <w:bookmarkStart w:id="44" w:name="_Toc30079"/>
-      <w:bookmarkStart w:id="45" w:name="_Toc21639"/>
-      <w:bookmarkStart w:id="46" w:name="_Toc22765"/>
+      <w:bookmarkStart w:id="45" w:name="_Toc22765"/>
+      <w:bookmarkStart w:id="46" w:name="_Toc21639"/>
       <w:r>
         <w:rPr>
           <w:rFonts w:hint="eastAsia"/>
@@ -6477,8 +8105,8 @@
         </w:rPr>
       </w:pPr>
       <w:bookmarkStart w:id="47" w:name="_Toc5577"/>
-      <w:bookmarkStart w:id="48" w:name="_Toc24451"/>
-      <w:bookmarkStart w:id="49" w:name="_Toc18472"/>
+      <w:bookmarkStart w:id="48" w:name="_Toc18472"/>
+      <w:bookmarkStart w:id="49" w:name="_Toc24451"/>
       <w:r>
         <w:rPr>
           <w:rFonts w:hint="eastAsia"/>
@@ -6502,27 +8130,27 @@
       <w:pPr>
         <w:rPr>
           <w:rFonts w:hint="eastAsia"/>
+          <w:sz w:val="21"/>
+          <w:szCs w:val="21"/>
+        </w:rPr>
+      </w:pPr>
+      <w:r>
+        <w:rPr>
+          <w:rFonts w:hint="eastAsia"/>
+          <w:sz w:val="21"/>
+          <w:szCs w:val="21"/>
+        </w:rPr>
+        <w:t>"城小二"是一个集成前端小程序（用户端）、后端管理平台和配送员端的系统。用户通过微信小程序选购零食、下单支付；管理员通过Web后台管理商品、订单和财务；配送员通过小程序接单、完成配送。</w:t>
+      </w:r>
+    </w:p>
+    <w:p>
+      <w:pPr>
+        <w:rPr>
+          <w:rFonts w:hint="eastAsia"/>
           <w:sz w:val="34"/>
           <w:szCs w:val="34"/>
         </w:rPr>
       </w:pPr>
-      <w:r>
-        <w:rPr>
-          <w:rFonts w:hint="eastAsia"/>
-          <w:sz w:val="34"/>
-          <w:szCs w:val="34"/>
-        </w:rPr>
-        <w:t>"城小二"是一个集成前端小程序（用户端）、后端管理平台和配送员端的系统。用户通过微信小程序选购零食、下单支付；管理员通过Web后台管理商品、订单和财务；配送员通过小程序接单、完成配送。</w:t>
-      </w:r>
-    </w:p>
-    <w:p>
-      <w:pPr>
-        <w:rPr>
-          <w:rFonts w:hint="eastAsia"/>
-          <w:sz w:val="34"/>
-          <w:szCs w:val="34"/>
-        </w:rPr>
-      </w:pPr>
     </w:p>
     <w:p>
       <w:pPr>
@@ -6532,9 +8160,9 @@
           <w:rFonts w:hint="eastAsia"/>
         </w:rPr>
       </w:pPr>
-      <w:bookmarkStart w:id="50" w:name="_Toc23877"/>
-      <w:bookmarkStart w:id="51" w:name="_Toc16577"/>
-      <w:bookmarkStart w:id="52" w:name="_Toc7740"/>
+      <w:bookmarkStart w:id="50" w:name="_Toc16577"/>
+      <w:bookmarkStart w:id="51" w:name="_Toc7740"/>
+      <w:bookmarkStart w:id="52" w:name="_Toc23877"/>
       <w:r>
         <w:rPr>
           <w:rFonts w:hint="eastAsia"/>
@@ -6559,8 +8187,6 @@
         </w:rPr>
         <w:t>注：蓝色矩形代表外部实体、白色矩形代表处理模块、灰色矩形代表数据存储，数据流通过箭头明确连接</w:t>
       </w:r>
-      <w:bookmarkStart w:id="80" w:name="_GoBack"/>
-      <w:bookmarkEnd w:id="80"/>
     </w:p>
     <w:p>
       <w:pPr>
@@ -6924,14 +8550,6 @@
       </w:r>
     </w:p>
     <w:p>
-      <w:pPr>
-        <w:rPr>
-          <w:rFonts w:hint="eastAsia"/>
-          <w:sz w:val="34"/>
-          <w:szCs w:val="34"/>
-          <w:lang w:val="en-US" w:eastAsia="zh-CN"/>
-        </w:rPr>
-      </w:pPr>
       <w:r>
         <w:drawing>
           <wp:inline distT="0" distB="0" distL="114300" distR="114300">
@@ -6978,6 +8596,66 @@
     </w:p>
     <w:p>
       <w:pPr>
+        <w:rPr>
+          <w:rFonts w:hint="eastAsia"/>
+          <w:lang w:val="en-US" w:eastAsia="zh-CN"/>
+        </w:rPr>
+      </w:pPr>
+      <w:r>
+        <w:rPr>
+          <w:rFonts w:hint="eastAsia"/>
+          <w:lang w:val="en-US" w:eastAsia="zh-CN"/>
+        </w:rPr>
+        <w:t>订单生成：接收用户提交的下单请求，包括商品ID、数量、收货地址等信息，生成订单并存储到数据库中。</w:t>
+      </w:r>
+    </w:p>
+    <w:p>
+      <w:pPr>
+        <w:rPr>
+          <w:rFonts w:hint="eastAsia"/>
+          <w:lang w:val="en-US" w:eastAsia="zh-CN"/>
+        </w:rPr>
+      </w:pPr>
+      <w:r>
+        <w:rPr>
+          <w:rFonts w:hint="eastAsia"/>
+          <w:lang w:val="en-US" w:eastAsia="zh-CN"/>
+        </w:rPr>
+        <w:t>支付对接：与微信支付接口进行交互，发起支付请求，并接收支付结果。支付成功后，更新订单状态为“已支付”。</w:t>
+      </w:r>
+    </w:p>
+    <w:p>
+      <w:pPr>
+        <w:rPr>
+          <w:rFonts w:hint="eastAsia"/>
+          <w:lang w:val="en-US" w:eastAsia="zh-CN"/>
+        </w:rPr>
+      </w:pPr>
+      <w:r>
+        <w:rPr>
+          <w:rFonts w:hint="eastAsia"/>
+          <w:lang w:val="en-US" w:eastAsia="zh-CN"/>
+        </w:rPr>
+        <w:t>库存校验：在订单生成过程中，与商品管理模块进行交互，校验商品库存是否充足。如果库存不足，提示用户并取消订单。</w:t>
+      </w:r>
+    </w:p>
+    <w:p>
+      <w:pPr>
+        <w:rPr>
+          <w:rFonts w:hint="eastAsia"/>
+          <w:lang w:val="en-US" w:eastAsia="zh-CN"/>
+        </w:rPr>
+      </w:pPr>
+      <w:r>
+        <w:rPr>
+          <w:rFonts w:hint="eastAsia"/>
+          <w:lang w:val="en-US" w:eastAsia="zh-CN"/>
+        </w:rPr>
+        <w:t>订单状态更新：根据配送员的反馈，更新订单状态，如“已接单”、“配送中”、“已送达”等，并通知用户和管理员。</w:t>
+      </w:r>
+    </w:p>
+    <w:p>
+      <w:pPr>
         <w:pStyle w:val="6"/>
         <w:bidi w:val="0"/>
         <w:rPr>
@@ -7052,6 +8730,69 @@
         <w:bidi w:val="0"/>
         <w:rPr>
           <w:rFonts w:hint="eastAsia"/>
+          <w:sz w:val="21"/>
+          <w:szCs w:val="21"/>
+          <w:lang w:val="en-US" w:eastAsia="zh-CN"/>
+        </w:rPr>
+      </w:pPr>
+      <w:r>
+        <w:rPr>
+          <w:rFonts w:hint="eastAsia"/>
+          <w:sz w:val="21"/>
+          <w:szCs w:val="21"/>
+          <w:lang w:val="en-US" w:eastAsia="zh-CN"/>
+        </w:rPr>
+        <w:t>商品信息管理：管理员可以通过后台管理系统添加、修改和删除商品信息，包括商品名称、价格、库存、分类等。</w:t>
+      </w:r>
+    </w:p>
+    <w:p>
+      <w:pPr>
+        <w:pStyle w:val="6"/>
+        <w:bidi w:val="0"/>
+        <w:rPr>
+          <w:rFonts w:hint="eastAsia"/>
+          <w:sz w:val="21"/>
+          <w:szCs w:val="21"/>
+          <w:lang w:val="en-US" w:eastAsia="zh-CN"/>
+        </w:rPr>
+      </w:pPr>
+      <w:r>
+        <w:rPr>
+          <w:rFonts w:hint="eastAsia"/>
+          <w:sz w:val="21"/>
+          <w:szCs w:val="21"/>
+          <w:lang w:val="en-US" w:eastAsia="zh-CN"/>
+        </w:rPr>
+        <w:t>库存校验：在订单生成时，接收订单管理模块的库存校验请求，检查商品库存是否满足订单需求。如果库存不足，返回库存不足的信息。</w:t>
+      </w:r>
+    </w:p>
+    <w:p>
+      <w:pPr>
+        <w:pStyle w:val="6"/>
+        <w:bidi w:val="0"/>
+        <w:rPr>
+          <w:rFonts w:hint="eastAsia"/>
+          <w:sz w:val="21"/>
+          <w:szCs w:val="21"/>
+          <w:lang w:val="en-US" w:eastAsia="zh-CN"/>
+        </w:rPr>
+      </w:pPr>
+      <w:r>
+        <w:rPr>
+          <w:rFonts w:hint="eastAsia"/>
+          <w:sz w:val="21"/>
+          <w:szCs w:val="21"/>
+          <w:lang w:val="en-US" w:eastAsia="zh-CN"/>
+        </w:rPr>
+        <w:t>数据存储：商品信息存储在数据库中，支持快速查询和更新操作。</w:t>
+      </w:r>
+    </w:p>
+    <w:p>
+      <w:pPr>
+        <w:pStyle w:val="6"/>
+        <w:bidi w:val="0"/>
+        <w:rPr>
+          <w:rFonts w:hint="eastAsia"/>
           <w:lang w:val="en-US" w:eastAsia="zh-CN"/>
         </w:rPr>
       </w:pPr>
@@ -7064,14 +8805,6 @@
       </w:r>
     </w:p>
     <w:p>
-      <w:pPr>
-        <w:rPr>
-          <w:rFonts w:hint="eastAsia"/>
-          <w:sz w:val="34"/>
-          <w:szCs w:val="34"/>
-          <w:lang w:val="en-US" w:eastAsia="zh-CN"/>
-        </w:rPr>
-      </w:pPr>
       <w:r>
         <w:drawing>
           <wp:inline distT="0" distB="0" distL="114300" distR="114300">
@@ -7118,6 +8851,51 @@
     </w:p>
     <w:p>
       <w:pPr>
+        <w:rPr>
+          <w:rFonts w:hint="eastAsia"/>
+          <w:lang w:val="en-US" w:eastAsia="zh-CN"/>
+        </w:rPr>
+      </w:pPr>
+      <w:r>
+        <w:rPr>
+          <w:rFonts w:hint="eastAsia"/>
+          <w:lang w:val="en-US" w:eastAsia="zh-CN"/>
+        </w:rPr>
+        <w:t>订单分配：根据一定的规则（如距离、配送员当前任务量等），将订单分配给合适的配送员，并发送接单通知。</w:t>
+      </w:r>
+    </w:p>
+    <w:p>
+      <w:pPr>
+        <w:rPr>
+          <w:rFonts w:hint="eastAsia"/>
+          <w:lang w:val="en-US" w:eastAsia="zh-CN"/>
+        </w:rPr>
+      </w:pPr>
+      <w:r>
+        <w:rPr>
+          <w:rFonts w:hint="eastAsia"/>
+          <w:lang w:val="en-US" w:eastAsia="zh-CN"/>
+        </w:rPr>
+        <w:t>配送进度同步：接收配送员的配送进度反馈，如“已接单”、“取货中”、“配送中”、“已送达”等，并将这些信息更新到订单状态中。</w:t>
+      </w:r>
+    </w:p>
+    <w:p>
+      <w:pPr>
+        <w:rPr>
+          <w:rFonts w:hint="eastAsia"/>
+          <w:lang w:val="en-US" w:eastAsia="zh-CN"/>
+        </w:rPr>
+      </w:pPr>
+      <w:r>
+        <w:rPr>
+          <w:rFonts w:hint="eastAsia"/>
+          <w:lang w:val="en-US" w:eastAsia="zh-CN"/>
+        </w:rPr>
+        <w:t>数据存储：存储配送员信息和配送任务信息，支持配送员管理和任务调度。</w:t>
+      </w:r>
+    </w:p>
+    <w:p>
+      <w:pPr>
         <w:pStyle w:val="6"/>
         <w:bidi w:val="0"/>
         <w:rPr>
@@ -7200,11 +8978,704 @@
       <w:pPr>
         <w:rPr>
           <w:rFonts w:hint="eastAsia"/>
-          <w:sz w:val="34"/>
-          <w:szCs w:val="34"/>
-          <w:lang w:val="en-US" w:eastAsia="zh-CN"/>
-        </w:rPr>
-      </w:pPr>
+          <w:sz w:val="21"/>
+          <w:szCs w:val="21"/>
+          <w:lang w:val="en-US" w:eastAsia="zh-CN"/>
+        </w:rPr>
+      </w:pPr>
+      <w:r>
+        <w:rPr>
+          <w:rFonts w:hint="eastAsia"/>
+          <w:sz w:val="21"/>
+          <w:szCs w:val="21"/>
+          <w:lang w:val="en-US" w:eastAsia="zh-CN"/>
+        </w:rPr>
+        <w:t>1.用户登录与注册</w:t>
+      </w:r>
+    </w:p>
+    <w:p>
+      <w:pPr>
+        <w:rPr>
+          <w:rFonts w:hint="eastAsia"/>
+          <w:sz w:val="21"/>
+          <w:szCs w:val="21"/>
+          <w:lang w:val="en-US" w:eastAsia="zh-CN"/>
+        </w:rPr>
+      </w:pPr>
+      <w:r>
+        <w:rPr>
+          <w:rFonts w:hint="eastAsia"/>
+          <w:sz w:val="21"/>
+          <w:szCs w:val="21"/>
+          <w:lang w:val="en-US" w:eastAsia="zh-CN"/>
+        </w:rPr>
+        <w:t>功能描述：用户通过微信授权登录系统，无需手动输入账号密码。首次使用时，系统自动完成注册，并将用户信息存储在数据库中。</w:t>
+      </w:r>
+    </w:p>
+    <w:p>
+      <w:pPr>
+        <w:rPr>
+          <w:rFonts w:hint="eastAsia"/>
+          <w:sz w:val="21"/>
+          <w:szCs w:val="21"/>
+          <w:lang w:val="en-US" w:eastAsia="zh-CN"/>
+        </w:rPr>
+      </w:pPr>
+      <w:r>
+        <w:rPr>
+          <w:rFonts w:hint="eastAsia"/>
+          <w:sz w:val="21"/>
+          <w:szCs w:val="21"/>
+          <w:lang w:val="en-US" w:eastAsia="zh-CN"/>
+        </w:rPr>
+        <w:t>数据流图体现：</w:t>
+      </w:r>
+    </w:p>
+    <w:p>
+      <w:pPr>
+        <w:rPr>
+          <w:rFonts w:hint="eastAsia"/>
+          <w:sz w:val="21"/>
+          <w:szCs w:val="21"/>
+          <w:lang w:val="en-US" w:eastAsia="zh-CN"/>
+        </w:rPr>
+      </w:pPr>
+      <w:r>
+        <w:rPr>
+          <w:rFonts w:hint="eastAsia"/>
+          <w:sz w:val="21"/>
+          <w:szCs w:val="21"/>
+          <w:lang w:val="en-US" w:eastAsia="zh-CN"/>
+        </w:rPr>
+        <w:t>用户向系统提交登录信息（微信授权）。</w:t>
+      </w:r>
+    </w:p>
+    <w:p>
+      <w:pPr>
+        <w:rPr>
+          <w:rFonts w:hint="eastAsia"/>
+          <w:sz w:val="21"/>
+          <w:szCs w:val="21"/>
+          <w:lang w:val="en-US" w:eastAsia="zh-CN"/>
+        </w:rPr>
+      </w:pPr>
+      <w:r>
+        <w:rPr>
+          <w:rFonts w:hint="eastAsia"/>
+          <w:sz w:val="21"/>
+          <w:szCs w:val="21"/>
+          <w:lang w:val="en-US" w:eastAsia="zh-CN"/>
+        </w:rPr>
+        <w:t>系统向用户返回登录结果（成功或失败）。</w:t>
+      </w:r>
+    </w:p>
+    <w:p>
+      <w:pPr>
+        <w:rPr>
+          <w:rFonts w:hint="eastAsia"/>
+          <w:sz w:val="21"/>
+          <w:szCs w:val="21"/>
+          <w:lang w:val="en-US" w:eastAsia="zh-CN"/>
+        </w:rPr>
+      </w:pPr>
+      <w:r>
+        <w:rPr>
+          <w:rFonts w:hint="eastAsia"/>
+          <w:sz w:val="21"/>
+          <w:szCs w:val="21"/>
+          <w:lang w:val="en-US" w:eastAsia="zh-CN"/>
+        </w:rPr>
+        <w:t>系统将用户信息存储到数据库中。</w:t>
+      </w:r>
+    </w:p>
+    <w:p>
+      <w:pPr>
+        <w:rPr>
+          <w:rFonts w:hint="eastAsia"/>
+          <w:sz w:val="21"/>
+          <w:szCs w:val="21"/>
+          <w:lang w:val="en-US" w:eastAsia="zh-CN"/>
+        </w:rPr>
+      </w:pPr>
+      <w:r>
+        <w:rPr>
+          <w:rFonts w:hint="eastAsia"/>
+          <w:sz w:val="21"/>
+          <w:szCs w:val="21"/>
+          <w:lang w:val="en-US" w:eastAsia="zh-CN"/>
+        </w:rPr>
+        <w:t>2. 商品浏览与搜索</w:t>
+      </w:r>
+    </w:p>
+    <w:p>
+      <w:pPr>
+        <w:rPr>
+          <w:rFonts w:hint="eastAsia"/>
+          <w:sz w:val="21"/>
+          <w:szCs w:val="21"/>
+          <w:lang w:val="en-US" w:eastAsia="zh-CN"/>
+        </w:rPr>
+      </w:pPr>
+      <w:r>
+        <w:rPr>
+          <w:rFonts w:hint="eastAsia"/>
+          <w:sz w:val="21"/>
+          <w:szCs w:val="21"/>
+          <w:lang w:val="en-US" w:eastAsia="zh-CN"/>
+        </w:rPr>
+        <w:t>功能描述：用户可以在小程序中浏览各类零食商品，支持按分类、关键词搜索商品，查看商品详情（包括价格、库存、保质期等）。</w:t>
+      </w:r>
+    </w:p>
+    <w:p>
+      <w:pPr>
+        <w:rPr>
+          <w:rFonts w:hint="eastAsia"/>
+          <w:sz w:val="21"/>
+          <w:szCs w:val="21"/>
+          <w:lang w:val="en-US" w:eastAsia="zh-CN"/>
+        </w:rPr>
+      </w:pPr>
+      <w:r>
+        <w:rPr>
+          <w:rFonts w:hint="eastAsia"/>
+          <w:sz w:val="21"/>
+          <w:szCs w:val="21"/>
+          <w:lang w:val="en-US" w:eastAsia="zh-CN"/>
+        </w:rPr>
+        <w:t>数据流图体现：</w:t>
+      </w:r>
+    </w:p>
+    <w:p>
+      <w:pPr>
+        <w:rPr>
+          <w:rFonts w:hint="eastAsia"/>
+          <w:sz w:val="21"/>
+          <w:szCs w:val="21"/>
+          <w:lang w:val="en-US" w:eastAsia="zh-CN"/>
+        </w:rPr>
+      </w:pPr>
+      <w:r>
+        <w:rPr>
+          <w:rFonts w:hint="eastAsia"/>
+          <w:sz w:val="21"/>
+          <w:szCs w:val="21"/>
+          <w:lang w:val="en-US" w:eastAsia="zh-CN"/>
+        </w:rPr>
+        <w:t>用户向系统提交商品浏览请求。</w:t>
+      </w:r>
+    </w:p>
+    <w:p>
+      <w:pPr>
+        <w:rPr>
+          <w:rFonts w:hint="eastAsia"/>
+          <w:sz w:val="21"/>
+          <w:szCs w:val="21"/>
+          <w:lang w:val="en-US" w:eastAsia="zh-CN"/>
+        </w:rPr>
+      </w:pPr>
+      <w:r>
+        <w:rPr>
+          <w:rFonts w:hint="eastAsia"/>
+          <w:sz w:val="21"/>
+          <w:szCs w:val="21"/>
+          <w:lang w:val="en-US" w:eastAsia="zh-CN"/>
+        </w:rPr>
+        <w:t>系统向用户返回商品列表。</w:t>
+      </w:r>
+    </w:p>
+    <w:p>
+      <w:pPr>
+        <w:rPr>
+          <w:rFonts w:hint="eastAsia"/>
+          <w:sz w:val="21"/>
+          <w:szCs w:val="21"/>
+          <w:lang w:val="en-US" w:eastAsia="zh-CN"/>
+        </w:rPr>
+      </w:pPr>
+      <w:r>
+        <w:rPr>
+          <w:rFonts w:hint="eastAsia"/>
+          <w:sz w:val="21"/>
+          <w:szCs w:val="21"/>
+          <w:lang w:val="en-US" w:eastAsia="zh-CN"/>
+        </w:rPr>
+        <w:t>用户向系统提交商品搜索请求。</w:t>
+      </w:r>
+    </w:p>
+    <w:p>
+      <w:pPr>
+        <w:rPr>
+          <w:rFonts w:hint="eastAsia"/>
+          <w:sz w:val="21"/>
+          <w:szCs w:val="21"/>
+          <w:lang w:val="en-US" w:eastAsia="zh-CN"/>
+        </w:rPr>
+      </w:pPr>
+      <w:r>
+        <w:rPr>
+          <w:rFonts w:hint="eastAsia"/>
+          <w:sz w:val="21"/>
+          <w:szCs w:val="21"/>
+          <w:lang w:val="en-US" w:eastAsia="zh-CN"/>
+        </w:rPr>
+        <w:t>系统向用户返回搜索结果。</w:t>
+      </w:r>
+    </w:p>
+    <w:p>
+      <w:pPr>
+        <w:rPr>
+          <w:rFonts w:hint="eastAsia"/>
+          <w:sz w:val="21"/>
+          <w:szCs w:val="21"/>
+          <w:lang w:val="en-US" w:eastAsia="zh-CN"/>
+        </w:rPr>
+      </w:pPr>
+      <w:r>
+        <w:rPr>
+          <w:rFonts w:hint="eastAsia"/>
+          <w:sz w:val="21"/>
+          <w:szCs w:val="21"/>
+          <w:lang w:val="en-US" w:eastAsia="zh-CN"/>
+        </w:rPr>
+        <w:t>3. 下单与支付</w:t>
+      </w:r>
+    </w:p>
+    <w:p>
+      <w:pPr>
+        <w:rPr>
+          <w:rFonts w:hint="eastAsia"/>
+          <w:sz w:val="21"/>
+          <w:szCs w:val="21"/>
+          <w:lang w:val="en-US" w:eastAsia="zh-CN"/>
+        </w:rPr>
+      </w:pPr>
+      <w:r>
+        <w:rPr>
+          <w:rFonts w:hint="eastAsia"/>
+          <w:sz w:val="21"/>
+          <w:szCs w:val="21"/>
+          <w:lang w:val="en-US" w:eastAsia="zh-CN"/>
+        </w:rPr>
+        <w:t>功能描述：用户选择商品后加入购物车，填写收货地址，提交订单并完成支付。系统支持微信支付，支付成功后更新订单状态。</w:t>
+      </w:r>
+    </w:p>
+    <w:p>
+      <w:pPr>
+        <w:rPr>
+          <w:rFonts w:hint="eastAsia"/>
+          <w:sz w:val="21"/>
+          <w:szCs w:val="21"/>
+          <w:lang w:val="en-US" w:eastAsia="zh-CN"/>
+        </w:rPr>
+      </w:pPr>
+      <w:r>
+        <w:rPr>
+          <w:rFonts w:hint="eastAsia"/>
+          <w:sz w:val="21"/>
+          <w:szCs w:val="21"/>
+          <w:lang w:val="en-US" w:eastAsia="zh-CN"/>
+        </w:rPr>
+        <w:t>数据流图体现：</w:t>
+      </w:r>
+    </w:p>
+    <w:p>
+      <w:pPr>
+        <w:rPr>
+          <w:rFonts w:hint="eastAsia"/>
+          <w:sz w:val="21"/>
+          <w:szCs w:val="21"/>
+          <w:lang w:val="en-US" w:eastAsia="zh-CN"/>
+        </w:rPr>
+      </w:pPr>
+      <w:r>
+        <w:rPr>
+          <w:rFonts w:hint="eastAsia"/>
+          <w:sz w:val="21"/>
+          <w:szCs w:val="21"/>
+          <w:lang w:val="en-US" w:eastAsia="zh-CN"/>
+        </w:rPr>
+        <w:t>用户向系统提交下单请求（包含商品ID、数量、收货地址等）。</w:t>
+      </w:r>
+    </w:p>
+    <w:p>
+      <w:pPr>
+        <w:rPr>
+          <w:rFonts w:hint="eastAsia"/>
+          <w:sz w:val="21"/>
+          <w:szCs w:val="21"/>
+          <w:lang w:val="en-US" w:eastAsia="zh-CN"/>
+        </w:rPr>
+      </w:pPr>
+      <w:r>
+        <w:rPr>
+          <w:rFonts w:hint="eastAsia"/>
+          <w:sz w:val="21"/>
+          <w:szCs w:val="21"/>
+          <w:lang w:val="en-US" w:eastAsia="zh-CN"/>
+        </w:rPr>
+        <w:t>系统向用户返回订单确认信息。</w:t>
+      </w:r>
+    </w:p>
+    <w:p>
+      <w:pPr>
+        <w:rPr>
+          <w:rFonts w:hint="eastAsia"/>
+          <w:sz w:val="21"/>
+          <w:szCs w:val="21"/>
+          <w:lang w:val="en-US" w:eastAsia="zh-CN"/>
+        </w:rPr>
+      </w:pPr>
+      <w:r>
+        <w:rPr>
+          <w:rFonts w:hint="eastAsia"/>
+          <w:sz w:val="21"/>
+          <w:szCs w:val="21"/>
+          <w:lang w:val="en-US" w:eastAsia="zh-CN"/>
+        </w:rPr>
+        <w:t>用户通过微信支付接口发起支付请求。</w:t>
+      </w:r>
+    </w:p>
+    <w:p>
+      <w:pPr>
+        <w:rPr>
+          <w:rFonts w:hint="eastAsia"/>
+          <w:sz w:val="21"/>
+          <w:szCs w:val="21"/>
+          <w:lang w:val="en-US" w:eastAsia="zh-CN"/>
+        </w:rPr>
+      </w:pPr>
+      <w:r>
+        <w:rPr>
+          <w:rFonts w:hint="eastAsia"/>
+          <w:sz w:val="21"/>
+          <w:szCs w:val="21"/>
+          <w:lang w:val="en-US" w:eastAsia="zh-CN"/>
+        </w:rPr>
+        <w:t>微信支付接口向用户返回支付结果。</w:t>
+      </w:r>
+    </w:p>
+    <w:p>
+      <w:pPr>
+        <w:rPr>
+          <w:rFonts w:hint="eastAsia"/>
+          <w:sz w:val="21"/>
+          <w:szCs w:val="21"/>
+          <w:lang w:val="en-US" w:eastAsia="zh-CN"/>
+        </w:rPr>
+      </w:pPr>
+      <w:r>
+        <w:rPr>
+          <w:rFonts w:hint="eastAsia"/>
+          <w:sz w:val="21"/>
+          <w:szCs w:val="21"/>
+          <w:lang w:val="en-US" w:eastAsia="zh-CN"/>
+        </w:rPr>
+        <w:t>微信支付接口将支付凭证同步至系统，更新订单状态。</w:t>
+      </w:r>
+    </w:p>
+    <w:p>
+      <w:pPr>
+        <w:rPr>
+          <w:rFonts w:hint="eastAsia"/>
+          <w:sz w:val="21"/>
+          <w:szCs w:val="21"/>
+          <w:lang w:val="en-US" w:eastAsia="zh-CN"/>
+        </w:rPr>
+      </w:pPr>
+      <w:r>
+        <w:rPr>
+          <w:rFonts w:hint="eastAsia"/>
+          <w:sz w:val="21"/>
+          <w:szCs w:val="21"/>
+          <w:lang w:val="en-US" w:eastAsia="zh-CN"/>
+        </w:rPr>
+        <w:t>4. 订单追踪</w:t>
+      </w:r>
+    </w:p>
+    <w:p>
+      <w:pPr>
+        <w:rPr>
+          <w:rFonts w:hint="eastAsia"/>
+          <w:sz w:val="21"/>
+          <w:szCs w:val="21"/>
+          <w:lang w:val="en-US" w:eastAsia="zh-CN"/>
+        </w:rPr>
+      </w:pPr>
+      <w:r>
+        <w:rPr>
+          <w:rFonts w:hint="eastAsia"/>
+          <w:sz w:val="21"/>
+          <w:szCs w:val="21"/>
+          <w:lang w:val="en-US" w:eastAsia="zh-CN"/>
+        </w:rPr>
+        <w:t>功能描述：用户可以在“我的订单”页面实时查看订单状态，包括订单已生成、配送员已接单、配送中、已送达等。</w:t>
+      </w:r>
+    </w:p>
+    <w:p>
+      <w:pPr>
+        <w:rPr>
+          <w:rFonts w:hint="eastAsia"/>
+          <w:sz w:val="21"/>
+          <w:szCs w:val="21"/>
+          <w:lang w:val="en-US" w:eastAsia="zh-CN"/>
+        </w:rPr>
+      </w:pPr>
+      <w:r>
+        <w:rPr>
+          <w:rFonts w:hint="eastAsia"/>
+          <w:sz w:val="21"/>
+          <w:szCs w:val="21"/>
+          <w:lang w:val="en-US" w:eastAsia="zh-CN"/>
+        </w:rPr>
+        <w:t>数据流图体现：</w:t>
+      </w:r>
+    </w:p>
+    <w:p>
+      <w:pPr>
+        <w:rPr>
+          <w:rFonts w:hint="eastAsia"/>
+          <w:sz w:val="21"/>
+          <w:szCs w:val="21"/>
+          <w:lang w:val="en-US" w:eastAsia="zh-CN"/>
+        </w:rPr>
+      </w:pPr>
+      <w:r>
+        <w:rPr>
+          <w:rFonts w:hint="eastAsia"/>
+          <w:sz w:val="21"/>
+          <w:szCs w:val="21"/>
+          <w:lang w:val="en-US" w:eastAsia="zh-CN"/>
+        </w:rPr>
+        <w:t>用户向系统提交订单查询请求。</w:t>
+      </w:r>
+    </w:p>
+    <w:p>
+      <w:pPr>
+        <w:rPr>
+          <w:rFonts w:hint="eastAsia"/>
+          <w:sz w:val="21"/>
+          <w:szCs w:val="21"/>
+          <w:lang w:val="en-US" w:eastAsia="zh-CN"/>
+        </w:rPr>
+      </w:pPr>
+      <w:r>
+        <w:rPr>
+          <w:rFonts w:hint="eastAsia"/>
+          <w:sz w:val="21"/>
+          <w:szCs w:val="21"/>
+          <w:lang w:val="en-US" w:eastAsia="zh-CN"/>
+        </w:rPr>
+        <w:t>系统向用户返回订单状态信息。</w:t>
+      </w:r>
+    </w:p>
+    <w:p>
+      <w:pPr>
+        <w:rPr>
+          <w:rFonts w:hint="eastAsia"/>
+          <w:sz w:val="21"/>
+          <w:szCs w:val="21"/>
+          <w:lang w:val="en-US" w:eastAsia="zh-CN"/>
+        </w:rPr>
+      </w:pPr>
+      <w:r>
+        <w:rPr>
+          <w:rFonts w:hint="eastAsia"/>
+          <w:sz w:val="21"/>
+          <w:szCs w:val="21"/>
+          <w:lang w:val="en-US" w:eastAsia="zh-CN"/>
+        </w:rPr>
+        <w:t>配送员向系统提交配送进度反馈。</w:t>
+      </w:r>
+    </w:p>
+    <w:p>
+      <w:pPr>
+        <w:rPr>
+          <w:rFonts w:hint="eastAsia"/>
+          <w:sz w:val="21"/>
+          <w:szCs w:val="21"/>
+          <w:lang w:val="en-US" w:eastAsia="zh-CN"/>
+        </w:rPr>
+      </w:pPr>
+      <w:r>
+        <w:rPr>
+          <w:rFonts w:hint="eastAsia"/>
+          <w:sz w:val="21"/>
+          <w:szCs w:val="21"/>
+          <w:lang w:val="en-US" w:eastAsia="zh-CN"/>
+        </w:rPr>
+        <w:t>系统向用户实时更新订单状态。</w:t>
+      </w:r>
+    </w:p>
+    <w:p>
+      <w:pPr>
+        <w:rPr>
+          <w:rFonts w:hint="eastAsia"/>
+          <w:sz w:val="21"/>
+          <w:szCs w:val="21"/>
+          <w:lang w:val="en-US" w:eastAsia="zh-CN"/>
+        </w:rPr>
+      </w:pPr>
+      <w:r>
+        <w:rPr>
+          <w:rFonts w:hint="eastAsia"/>
+          <w:sz w:val="21"/>
+          <w:szCs w:val="21"/>
+          <w:lang w:val="en-US" w:eastAsia="zh-CN"/>
+        </w:rPr>
+        <w:t>5. 个人中心</w:t>
+      </w:r>
+    </w:p>
+    <w:p>
+      <w:pPr>
+        <w:rPr>
+          <w:rFonts w:hint="eastAsia"/>
+          <w:sz w:val="21"/>
+          <w:szCs w:val="21"/>
+          <w:lang w:val="en-US" w:eastAsia="zh-CN"/>
+        </w:rPr>
+      </w:pPr>
+      <w:r>
+        <w:rPr>
+          <w:rFonts w:hint="eastAsia"/>
+          <w:sz w:val="21"/>
+          <w:szCs w:val="21"/>
+          <w:lang w:val="en-US" w:eastAsia="zh-CN"/>
+        </w:rPr>
+        <w:t>功能描述：用户可以在个人中心查看个人信息、历史订单、优惠券等。用户还可以在个人中心提交反馈和投诉。</w:t>
+      </w:r>
+    </w:p>
+    <w:p>
+      <w:pPr>
+        <w:rPr>
+          <w:rFonts w:hint="eastAsia"/>
+          <w:sz w:val="21"/>
+          <w:szCs w:val="21"/>
+          <w:lang w:val="en-US" w:eastAsia="zh-CN"/>
+        </w:rPr>
+      </w:pPr>
+      <w:r>
+        <w:rPr>
+          <w:rFonts w:hint="eastAsia"/>
+          <w:sz w:val="21"/>
+          <w:szCs w:val="21"/>
+          <w:lang w:val="en-US" w:eastAsia="zh-CN"/>
+        </w:rPr>
+        <w:t>数据流图体现：</w:t>
+      </w:r>
+    </w:p>
+    <w:p>
+      <w:pPr>
+        <w:rPr>
+          <w:rFonts w:hint="eastAsia"/>
+          <w:sz w:val="21"/>
+          <w:szCs w:val="21"/>
+          <w:lang w:val="en-US" w:eastAsia="zh-CN"/>
+        </w:rPr>
+      </w:pPr>
+      <w:r>
+        <w:rPr>
+          <w:rFonts w:hint="eastAsia"/>
+          <w:sz w:val="21"/>
+          <w:szCs w:val="21"/>
+          <w:lang w:val="en-US" w:eastAsia="zh-CN"/>
+        </w:rPr>
+        <w:t>用户向系统提交个人信息查询请求。</w:t>
+      </w:r>
+    </w:p>
+    <w:p>
+      <w:pPr>
+        <w:rPr>
+          <w:rFonts w:hint="eastAsia"/>
+          <w:sz w:val="21"/>
+          <w:szCs w:val="21"/>
+          <w:lang w:val="en-US" w:eastAsia="zh-CN"/>
+        </w:rPr>
+      </w:pPr>
+      <w:r>
+        <w:rPr>
+          <w:rFonts w:hint="eastAsia"/>
+          <w:sz w:val="21"/>
+          <w:szCs w:val="21"/>
+          <w:lang w:val="en-US" w:eastAsia="zh-CN"/>
+        </w:rPr>
+        <w:t>系统向用户返回个人信息。</w:t>
+      </w:r>
+    </w:p>
+    <w:p>
+      <w:pPr>
+        <w:rPr>
+          <w:rFonts w:hint="eastAsia"/>
+          <w:sz w:val="21"/>
+          <w:szCs w:val="21"/>
+          <w:lang w:val="en-US" w:eastAsia="zh-CN"/>
+        </w:rPr>
+      </w:pPr>
+      <w:r>
+        <w:rPr>
+          <w:rFonts w:hint="eastAsia"/>
+          <w:sz w:val="21"/>
+          <w:szCs w:val="21"/>
+          <w:lang w:val="en-US" w:eastAsia="zh-CN"/>
+        </w:rPr>
+        <w:t>用户向系统提交订单历史查询请求。</w:t>
+      </w:r>
+    </w:p>
+    <w:p>
+      <w:pPr>
+        <w:rPr>
+          <w:rFonts w:hint="eastAsia"/>
+          <w:sz w:val="21"/>
+          <w:szCs w:val="21"/>
+          <w:lang w:val="en-US" w:eastAsia="zh-CN"/>
+        </w:rPr>
+      </w:pPr>
+      <w:r>
+        <w:rPr>
+          <w:rFonts w:hint="eastAsia"/>
+          <w:sz w:val="21"/>
+          <w:szCs w:val="21"/>
+          <w:lang w:val="en-US" w:eastAsia="zh-CN"/>
+        </w:rPr>
+        <w:t>系统向用户返回历史订单信息。</w:t>
+      </w:r>
+    </w:p>
+    <w:p>
+      <w:pPr>
+        <w:rPr>
+          <w:rFonts w:hint="eastAsia"/>
+          <w:sz w:val="21"/>
+          <w:szCs w:val="21"/>
+          <w:lang w:val="en-US" w:eastAsia="zh-CN"/>
+        </w:rPr>
+      </w:pPr>
+      <w:r>
+        <w:rPr>
+          <w:rFonts w:hint="eastAsia"/>
+          <w:sz w:val="21"/>
+          <w:szCs w:val="21"/>
+          <w:lang w:val="en-US" w:eastAsia="zh-CN"/>
+        </w:rPr>
+        <w:t>用户向系统提交反馈信息。</w:t>
+      </w:r>
+    </w:p>
+    <w:p>
+      <w:pPr>
+        <w:rPr>
+          <w:rFonts w:hint="eastAsia"/>
+          <w:sz w:val="21"/>
+          <w:szCs w:val="21"/>
+          <w:lang w:val="en-US" w:eastAsia="zh-CN"/>
+        </w:rPr>
+      </w:pPr>
+      <w:r>
+        <w:rPr>
+          <w:rFonts w:hint="eastAsia"/>
+          <w:sz w:val="21"/>
+          <w:szCs w:val="21"/>
+          <w:lang w:val="en-US" w:eastAsia="zh-CN"/>
+        </w:rPr>
+        <w:t>系统将用户反馈存储到数据库中。</w:t>
+      </w:r>
     </w:p>
     <w:p>
       <w:pPr>
@@ -7243,9 +9714,9 @@
           <w:rFonts w:hint="eastAsia"/>
         </w:rPr>
       </w:pPr>
-      <w:bookmarkStart w:id="53" w:name="_Toc22622"/>
-      <w:bookmarkStart w:id="54" w:name="_Toc29284"/>
-      <w:bookmarkStart w:id="55" w:name="_Toc24312"/>
+      <w:bookmarkStart w:id="53" w:name="_Toc24312"/>
+      <w:bookmarkStart w:id="54" w:name="_Toc22622"/>
+      <w:bookmarkStart w:id="55" w:name="_Toc29284"/>
       <w:r>
         <w:rPr>
           <w:rFonts w:hint="eastAsia"/>
@@ -7269,27 +9740,27 @@
       <w:pPr>
         <w:rPr>
           <w:rFonts w:hint="eastAsia"/>
+          <w:sz w:val="21"/>
+          <w:szCs w:val="21"/>
+        </w:rPr>
+      </w:pPr>
+      <w:r>
+        <w:rPr>
+          <w:rFonts w:hint="eastAsia"/>
+          <w:sz w:val="21"/>
+          <w:szCs w:val="21"/>
+        </w:rPr>
+        <w:t>本项目为从零到一的创新，无直接可比的原系统。相较于传统的线下购买模式，本系统在便捷性、时效性和服务体验上有革命性提升。</w:t>
+      </w:r>
+    </w:p>
+    <w:p>
+      <w:pPr>
+        <w:rPr>
+          <w:rFonts w:hint="eastAsia"/>
           <w:sz w:val="34"/>
           <w:szCs w:val="34"/>
         </w:rPr>
       </w:pPr>
-      <w:r>
-        <w:rPr>
-          <w:rFonts w:hint="eastAsia"/>
-          <w:sz w:val="34"/>
-          <w:szCs w:val="34"/>
-        </w:rPr>
-        <w:t>本项目为从零到一的创新，无直接可比的原系统。相较于传统的线下购买模式，本系统在便捷性、时效性和服务体验上有革命性提升。</w:t>
-      </w:r>
-    </w:p>
-    <w:p>
-      <w:pPr>
-        <w:rPr>
-          <w:rFonts w:hint="eastAsia"/>
-          <w:sz w:val="34"/>
-          <w:szCs w:val="34"/>
-        </w:rPr>
-      </w:pPr>
     </w:p>
     <w:p>
       <w:pPr>
@@ -7299,9 +9770,9 @@
           <w:rFonts w:hint="eastAsia"/>
         </w:rPr>
       </w:pPr>
-      <w:bookmarkStart w:id="56" w:name="_Toc22642"/>
-      <w:bookmarkStart w:id="57" w:name="_Toc70"/>
-      <w:bookmarkStart w:id="58" w:name="_Toc3199"/>
+      <w:bookmarkStart w:id="56" w:name="_Toc70"/>
+      <w:bookmarkStart w:id="57" w:name="_Toc3199"/>
+      <w:bookmarkStart w:id="58" w:name="_Toc22642"/>
       <w:r>
         <w:rPr>
           <w:rFonts w:hint="eastAsia"/>
@@ -7340,17 +9811,116 @@
       <w:pPr>
         <w:rPr>
           <w:rFonts w:hint="eastAsia"/>
+          <w:sz w:val="21"/>
+          <w:szCs w:val="21"/>
+        </w:rPr>
+      </w:pPr>
+      <w:r>
+        <w:rPr>
+          <w:rFonts w:hint="eastAsia"/>
+          <w:sz w:val="21"/>
+          <w:szCs w:val="21"/>
+        </w:rPr>
+        <w:t>需要服务器（初期可采用云服务器）、仓库/储物点、配送所需的电动车/背包。</w:t>
+      </w:r>
+    </w:p>
+    <w:p>
+      <w:pPr>
+        <w:rPr>
+          <w:rFonts w:hint="eastAsia"/>
           <w:sz w:val="34"/>
           <w:szCs w:val="34"/>
         </w:rPr>
       </w:pPr>
-      <w:r>
+    </w:p>
+    <w:p>
+      <w:pPr>
+        <w:pStyle w:val="5"/>
+        <w:bidi w:val="0"/>
+        <w:rPr>
+          <w:rFonts w:hint="eastAsia"/>
+        </w:rPr>
+      </w:pPr>
+      <w:r>
+        <w:rPr>
+          <w:rFonts w:hint="eastAsia"/>
+        </w:rPr>
+        <w:t xml:space="preserve">· 5.4.2 软件： </w:t>
+      </w:r>
+    </w:p>
+    <w:p>
+      <w:pPr>
+        <w:rPr>
+          <w:rFonts w:hint="eastAsia"/>
+          <w:sz w:val="21"/>
+          <w:szCs w:val="21"/>
+        </w:rPr>
+      </w:pPr>
+      <w:r>
+        <w:rPr>
+          <w:rFonts w:hint="eastAsia"/>
+          <w:sz w:val="21"/>
+          <w:szCs w:val="21"/>
+        </w:rPr>
+        <w:t>微信开发者工具、后端开发框架（如Spring</w:t>
+      </w:r>
+    </w:p>
+    <w:p>
+      <w:pPr>
+        <w:rPr>
+          <w:rFonts w:hint="eastAsia"/>
+          <w:sz w:val="21"/>
+          <w:szCs w:val="21"/>
+        </w:rPr>
+      </w:pPr>
+      <w:r>
+        <w:rPr>
+          <w:rFonts w:hint="eastAsia"/>
+          <w:sz w:val="21"/>
+          <w:szCs w:val="21"/>
+        </w:rPr>
+        <w:t>Boot/Django）、数据库（MySQL）、云存储等。</w:t>
+      </w:r>
+    </w:p>
+    <w:p>
+      <w:pPr>
         <w:rPr>
           <w:rFonts w:hint="eastAsia"/>
           <w:sz w:val="34"/>
           <w:szCs w:val="34"/>
         </w:rPr>
-        <w:t>需要服务器（初期可采用云服务器）、仓库/储物点、配送所需的电动车/背包。</w:t>
+      </w:pPr>
+    </w:p>
+    <w:p>
+      <w:pPr>
+        <w:pStyle w:val="5"/>
+        <w:bidi w:val="0"/>
+        <w:rPr>
+          <w:rFonts w:hint="eastAsia"/>
+        </w:rPr>
+      </w:pPr>
+      <w:r>
+        <w:rPr>
+          <w:rFonts w:hint="eastAsia"/>
+        </w:rPr>
+        <w:t>· 5.4.3 运行：</w:t>
+      </w:r>
+    </w:p>
+    <w:p>
+      <w:pPr>
+        <w:rPr>
+          <w:rFonts w:hint="eastAsia"/>
+          <w:sz w:val="21"/>
+          <w:szCs w:val="21"/>
+        </w:rPr>
+      </w:pPr>
+      <w:r>
+        <w:rPr>
+          <w:rFonts w:hint="eastAsia"/>
+          <w:sz w:val="21"/>
+          <w:szCs w:val="21"/>
+        </w:rPr>
+        <w:t xml:space="preserve"> 需要7x24小时的云服务支持；需建立仓库管理和配送交接流程。</w:t>
       </w:r>
     </w:p>
     <w:p>
@@ -7374,7 +9944,24 @@
         <w:rPr>
           <w:rFonts w:hint="eastAsia"/>
         </w:rPr>
-        <w:t xml:space="preserve">· 5.4.2 软件： </w:t>
+        <w:t xml:space="preserve">· 5.4.4 开发： </w:t>
+      </w:r>
+    </w:p>
+    <w:p>
+      <w:pPr>
+        <w:rPr>
+          <w:rFonts w:hint="eastAsia"/>
+          <w:sz w:val="21"/>
+          <w:szCs w:val="21"/>
+        </w:rPr>
+      </w:pPr>
+      <w:r>
+        <w:rPr>
+          <w:rFonts w:hint="eastAsia"/>
+          <w:sz w:val="21"/>
+          <w:szCs w:val="21"/>
+        </w:rPr>
+        <w:t>需要前端、后端、UI设计师和测试人员。</w:t>
       </w:r>
     </w:p>
     <w:p>
@@ -7385,162 +9972,46 @@
           <w:szCs w:val="34"/>
         </w:rPr>
       </w:pPr>
-      <w:r>
+    </w:p>
+    <w:p>
+      <w:pPr>
+        <w:pStyle w:val="5"/>
+        <w:bidi w:val="0"/>
+        <w:rPr>
+          <w:rFonts w:hint="eastAsia"/>
+        </w:rPr>
+      </w:pPr>
+      <w:r>
+        <w:rPr>
+          <w:rFonts w:hint="eastAsia"/>
+        </w:rPr>
+        <w:t xml:space="preserve">· 5.4.5 环境： </w:t>
+      </w:r>
+    </w:p>
+    <w:p>
+      <w:pPr>
+        <w:rPr>
+          <w:rFonts w:hint="eastAsia"/>
+          <w:sz w:val="21"/>
+          <w:szCs w:val="21"/>
+        </w:rPr>
+      </w:pPr>
+      <w:r>
+        <w:rPr>
+          <w:rFonts w:hint="eastAsia"/>
+          <w:sz w:val="21"/>
+          <w:szCs w:val="21"/>
+        </w:rPr>
+        <w:t>需要与学校协商，获得在校园内进行商业配送的许可。</w:t>
+      </w:r>
+    </w:p>
+    <w:p>
+      <w:pPr>
         <w:rPr>
           <w:rFonts w:hint="eastAsia"/>
           <w:sz w:val="34"/>
           <w:szCs w:val="34"/>
         </w:rPr>
-        <w:t>微信开发者工具、后端开发框架（如Spring</w:t>
-      </w:r>
-    </w:p>
-    <w:p>
-      <w:pPr>
-        <w:rPr>
-          <w:rFonts w:hint="eastAsia"/>
-          <w:sz w:val="34"/>
-          <w:szCs w:val="34"/>
-        </w:rPr>
-      </w:pPr>
-      <w:r>
-        <w:rPr>
-          <w:rFonts w:hint="eastAsia"/>
-          <w:sz w:val="34"/>
-          <w:szCs w:val="34"/>
-        </w:rPr>
-        <w:t>Boot/Django）、数据库（MySQL）、云存储等。</w:t>
-      </w:r>
-    </w:p>
-    <w:p>
-      <w:pPr>
-        <w:rPr>
-          <w:rFonts w:hint="eastAsia"/>
-          <w:sz w:val="34"/>
-          <w:szCs w:val="34"/>
-        </w:rPr>
-      </w:pPr>
-    </w:p>
-    <w:p>
-      <w:pPr>
-        <w:pStyle w:val="5"/>
-        <w:bidi w:val="0"/>
-        <w:rPr>
-          <w:rFonts w:hint="eastAsia"/>
-        </w:rPr>
-      </w:pPr>
-      <w:r>
-        <w:rPr>
-          <w:rFonts w:hint="eastAsia"/>
-        </w:rPr>
-        <w:t>· 5.4.3 运行：</w:t>
-      </w:r>
-    </w:p>
-    <w:p>
-      <w:pPr>
-        <w:rPr>
-          <w:rFonts w:hint="eastAsia"/>
-          <w:sz w:val="34"/>
-          <w:szCs w:val="34"/>
-        </w:rPr>
-      </w:pPr>
-      <w:r>
-        <w:rPr>
-          <w:rFonts w:hint="eastAsia"/>
-          <w:sz w:val="34"/>
-          <w:szCs w:val="34"/>
-        </w:rPr>
-        <w:t xml:space="preserve"> 需要7x24小时的云服务支持；需建立仓库管理和配送交接流程。</w:t>
-      </w:r>
-    </w:p>
-    <w:p>
-      <w:pPr>
-        <w:rPr>
-          <w:rFonts w:hint="eastAsia"/>
-          <w:sz w:val="34"/>
-          <w:szCs w:val="34"/>
-        </w:rPr>
-      </w:pPr>
-    </w:p>
-    <w:p>
-      <w:pPr>
-        <w:pStyle w:val="5"/>
-        <w:bidi w:val="0"/>
-        <w:rPr>
-          <w:rFonts w:hint="eastAsia"/>
-        </w:rPr>
-      </w:pPr>
-      <w:r>
-        <w:rPr>
-          <w:rFonts w:hint="eastAsia"/>
-        </w:rPr>
-        <w:t xml:space="preserve">· 5.4.4 开发： </w:t>
-      </w:r>
-    </w:p>
-    <w:p>
-      <w:pPr>
-        <w:rPr>
-          <w:rFonts w:hint="eastAsia"/>
-          <w:sz w:val="34"/>
-          <w:szCs w:val="34"/>
-        </w:rPr>
-      </w:pPr>
-      <w:r>
-        <w:rPr>
-          <w:rFonts w:hint="eastAsia"/>
-          <w:sz w:val="34"/>
-          <w:szCs w:val="34"/>
-        </w:rPr>
-        <w:t>需要前端、后端、UI设计师和测试人员。</w:t>
-      </w:r>
-    </w:p>
-    <w:p>
-      <w:pPr>
-        <w:rPr>
-          <w:rFonts w:hint="eastAsia"/>
-          <w:sz w:val="34"/>
-          <w:szCs w:val="34"/>
-        </w:rPr>
-      </w:pPr>
-    </w:p>
-    <w:p>
-      <w:pPr>
-        <w:pStyle w:val="5"/>
-        <w:bidi w:val="0"/>
-        <w:rPr>
-          <w:rFonts w:hint="eastAsia"/>
-        </w:rPr>
-      </w:pPr>
-      <w:r>
-        <w:rPr>
-          <w:rFonts w:hint="eastAsia"/>
-        </w:rPr>
-        <w:t xml:space="preserve">· 5.4.5 环境： </w:t>
-      </w:r>
-    </w:p>
-    <w:p>
-      <w:pPr>
-        <w:rPr>
-          <w:rFonts w:hint="eastAsia"/>
-          <w:sz w:val="34"/>
-          <w:szCs w:val="34"/>
-        </w:rPr>
-      </w:pPr>
-      <w:r>
-        <w:rPr>
-          <w:rFonts w:hint="eastAsia"/>
-          <w:sz w:val="34"/>
-          <w:szCs w:val="34"/>
-        </w:rPr>
-        <w:t>需要与学校协商，获得在校园内进行商业配送的许可。</w:t>
-      </w:r>
-    </w:p>
-    <w:p>
-      <w:pPr>
-        <w:rPr>
-          <w:rFonts w:hint="eastAsia"/>
-          <w:sz w:val="34"/>
-          <w:szCs w:val="34"/>
-        </w:rPr>
       </w:pPr>
     </w:p>
     <w:p>
@@ -7551,9 +10022,9 @@
           <w:rFonts w:hint="eastAsia"/>
         </w:rPr>
       </w:pPr>
-      <w:bookmarkStart w:id="59" w:name="_Toc32492"/>
-      <w:bookmarkStart w:id="60" w:name="_Toc25098"/>
-      <w:bookmarkStart w:id="61" w:name="_Toc16743"/>
+      <w:bookmarkStart w:id="59" w:name="_Toc25098"/>
+      <w:bookmarkStart w:id="60" w:name="_Toc16743"/>
+      <w:bookmarkStart w:id="61" w:name="_Toc32492"/>
       <w:r>
         <w:rPr>
           <w:rFonts w:hint="eastAsia"/>
@@ -7577,41 +10048,40 @@
       <w:pPr>
         <w:rPr>
           <w:rFonts w:hint="eastAsia"/>
+          <w:sz w:val="21"/>
+          <w:szCs w:val="21"/>
+        </w:rPr>
+      </w:pPr>
+      <w:r>
+        <w:rPr>
+          <w:rFonts w:hint="eastAsia"/>
           <w:sz w:val="34"/>
           <w:szCs w:val="34"/>
         </w:rPr>
-      </w:pPr>
-      <w:r>
-        <w:rPr>
-          <w:rFonts w:hint="eastAsia"/>
-          <w:sz w:val="34"/>
-          <w:szCs w:val="34"/>
-        </w:rPr>
-        <w:t>· 商品品类初期可能不够丰富。</w:t>
-      </w:r>
-    </w:p>
-    <w:p>
-      <w:pPr>
-        <w:rPr>
-          <w:rFonts w:hint="eastAsia"/>
-          <w:sz w:val="34"/>
-          <w:szCs w:val="34"/>
-        </w:rPr>
-      </w:pPr>
-    </w:p>
-    <w:p>
-      <w:pPr>
-        <w:rPr>
-          <w:rFonts w:hint="eastAsia"/>
-          <w:sz w:val="34"/>
-          <w:szCs w:val="34"/>
-        </w:rPr>
-      </w:pPr>
-      <w:r>
-        <w:rPr>
-          <w:rFonts w:hint="eastAsia"/>
-          <w:sz w:val="34"/>
-          <w:szCs w:val="34"/>
+        <w:t xml:space="preserve">· </w:t>
+      </w:r>
+      <w:r>
+        <w:rPr>
+          <w:rFonts w:hint="eastAsia"/>
+          <w:sz w:val="21"/>
+          <w:szCs w:val="21"/>
+        </w:rPr>
+        <w:t>商品品类初期可能不够丰富。</w:t>
+      </w:r>
+    </w:p>
+    <w:p>
+      <w:pPr>
+        <w:rPr>
+          <w:rFonts w:hint="eastAsia"/>
+          <w:sz w:val="21"/>
+          <w:szCs w:val="21"/>
+        </w:rPr>
+      </w:pPr>
+      <w:r>
+        <w:rPr>
+          <w:rFonts w:hint="eastAsia"/>
+          <w:sz w:val="21"/>
+          <w:szCs w:val="21"/>
         </w:rPr>
         <w:t>· 配送范围严格限定在校内，市场天花板明确。</w:t>
       </w:r>
@@ -7620,24 +10090,15 @@
       <w:pPr>
         <w:rPr>
           <w:rFonts w:hint="eastAsia"/>
-          <w:sz w:val="34"/>
-          <w:szCs w:val="34"/>
-        </w:rPr>
-      </w:pPr>
-    </w:p>
-    <w:p>
-      <w:pPr>
-        <w:rPr>
-          <w:rFonts w:hint="eastAsia"/>
-          <w:sz w:val="34"/>
-          <w:szCs w:val="34"/>
-        </w:rPr>
-      </w:pPr>
-      <w:r>
-        <w:rPr>
-          <w:rFonts w:hint="eastAsia"/>
-          <w:sz w:val="34"/>
-          <w:szCs w:val="34"/>
+          <w:sz w:val="21"/>
+          <w:szCs w:val="21"/>
+        </w:rPr>
+      </w:pPr>
+      <w:r>
+        <w:rPr>
+          <w:rFonts w:hint="eastAsia"/>
+          <w:sz w:val="21"/>
+          <w:szCs w:val="21"/>
         </w:rPr>
         <w:t>· 依赖学生兼职配送，可能存在人员不稳定的风险。</w:t>
       </w:r>
@@ -7646,8 +10107,8 @@
       <w:pPr>
         <w:rPr>
           <w:rFonts w:hint="eastAsia"/>
-          <w:sz w:val="34"/>
-          <w:szCs w:val="34"/>
+          <w:sz w:val="21"/>
+          <w:szCs w:val="21"/>
         </w:rPr>
       </w:pPr>
     </w:p>
@@ -7660,8 +10121,8 @@
         </w:rPr>
       </w:pPr>
       <w:bookmarkStart w:id="62" w:name="_Toc19959"/>
-      <w:bookmarkStart w:id="63" w:name="_Toc1063"/>
-      <w:bookmarkStart w:id="64" w:name="_Toc6155"/>
+      <w:bookmarkStart w:id="63" w:name="_Toc6155"/>
+      <w:bookmarkStart w:id="64" w:name="_Toc1063"/>
       <w:r>
         <w:rPr>
           <w:rFonts w:hint="eastAsia"/>
@@ -7715,17 +10176,153 @@
       <w:pPr>
         <w:rPr>
           <w:rFonts w:hint="eastAsia"/>
+          <w:sz w:val="21"/>
+          <w:szCs w:val="21"/>
+        </w:rPr>
+      </w:pPr>
+      <w:r>
+        <w:rPr>
+          <w:rFonts w:hint="eastAsia"/>
           <w:sz w:val="34"/>
           <w:szCs w:val="34"/>
         </w:rPr>
-      </w:pPr>
-      <w:r>
+        <w:t xml:space="preserve">· </w:t>
+      </w:r>
+      <w:r>
+        <w:rPr>
+          <w:rFonts w:hint="eastAsia"/>
+          <w:sz w:val="21"/>
+          <w:szCs w:val="21"/>
+        </w:rPr>
+        <w:t>基本建设投资： 约15，000元（云服务器一年、域名备案、软件开发工具等）。</w:t>
+      </w:r>
+    </w:p>
+    <w:p>
+      <w:pPr>
+        <w:rPr>
+          <w:rFonts w:hint="eastAsia"/>
+          <w:sz w:val="21"/>
+          <w:szCs w:val="21"/>
+        </w:rPr>
+      </w:pPr>
+      <w:r>
+        <w:rPr>
+          <w:rFonts w:hint="eastAsia"/>
+          <w:sz w:val="21"/>
+          <w:szCs w:val="21"/>
+        </w:rPr>
+        <w:t>· 一次性投资： 约10，000元（首批货品采购、包装物料、市场推广启动资金）。</w:t>
+      </w:r>
+    </w:p>
+    <w:p>
+      <w:pPr>
+        <w:rPr>
+          <w:rFonts w:hint="eastAsia"/>
+          <w:sz w:val="21"/>
+          <w:szCs w:val="21"/>
+        </w:rPr>
+      </w:pPr>
+      <w:r>
+        <w:rPr>
+          <w:rFonts w:hint="eastAsia"/>
+          <w:sz w:val="21"/>
+          <w:szCs w:val="21"/>
+        </w:rPr>
+        <w:t>· 非一次性投资：</w:t>
+      </w:r>
+    </w:p>
+    <w:p>
+      <w:pPr>
+        <w:rPr>
+          <w:rFonts w:hint="eastAsia"/>
+          <w:sz w:val="21"/>
+          <w:szCs w:val="21"/>
+        </w:rPr>
+      </w:pPr>
+      <w:r>
+        <w:rPr>
+          <w:rFonts w:hint="eastAsia"/>
+          <w:sz w:val="21"/>
+          <w:szCs w:val="21"/>
+        </w:rPr>
+        <w:t>· 人员工资（若核心团队后期需补贴）：约3000元/月</w:t>
+      </w:r>
+    </w:p>
+    <w:p>
+      <w:pPr>
+        <w:rPr>
+          <w:rFonts w:hint="eastAsia"/>
+          <w:sz w:val="21"/>
+          <w:szCs w:val="21"/>
+        </w:rPr>
+      </w:pPr>
+      <w:r>
+        <w:rPr>
+          <w:rFonts w:hint="eastAsia"/>
+          <w:sz w:val="21"/>
+          <w:szCs w:val="21"/>
+        </w:rPr>
+        <w:t>· 兼职配送员工资：按单提成，预计0.5-1元/单</w:t>
+      </w:r>
+    </w:p>
+    <w:p>
+      <w:pPr>
+        <w:rPr>
+          <w:rFonts w:hint="eastAsia"/>
+          <w:sz w:val="21"/>
+          <w:szCs w:val="21"/>
+        </w:rPr>
+      </w:pPr>
+      <w:r>
+        <w:rPr>
+          <w:rFonts w:hint="eastAsia"/>
+          <w:sz w:val="21"/>
+          <w:szCs w:val="21"/>
+        </w:rPr>
+        <w:t>· 服务器及运维费用：约500元/月</w:t>
+      </w:r>
+    </w:p>
+    <w:p>
+      <w:pPr>
+        <w:rPr>
+          <w:rFonts w:hint="eastAsia"/>
+          <w:sz w:val="21"/>
+          <w:szCs w:val="21"/>
+        </w:rPr>
+      </w:pPr>
+      <w:r>
+        <w:rPr>
+          <w:rFonts w:hint="eastAsia"/>
+          <w:sz w:val="21"/>
+          <w:szCs w:val="21"/>
+        </w:rPr>
+        <w:t>· 商品采购成本：约占销售额的60%-70%</w:t>
+      </w:r>
+    </w:p>
+    <w:p>
+      <w:pPr>
         <w:rPr>
           <w:rFonts w:hint="eastAsia"/>
           <w:sz w:val="34"/>
           <w:szCs w:val="34"/>
         </w:rPr>
-        <w:t>· 基本建设投资： 约15，000元（云服务器一年、域名备案、软件开发工具等）。</w:t>
+      </w:pPr>
+    </w:p>
+    <w:p>
+      <w:pPr>
+        <w:pStyle w:val="5"/>
+        <w:bidi w:val="0"/>
+        <w:rPr>
+          <w:rFonts w:hint="eastAsia"/>
+        </w:rPr>
+      </w:pPr>
+      <w:bookmarkStart w:id="68" w:name="_Toc11415"/>
+      <w:bookmarkStart w:id="69" w:name="_Toc31027"/>
+      <w:r>
+        <w:rPr>
+          <w:rFonts w:hint="eastAsia"/>
+        </w:rPr>
+        <w:t xml:space="preserve">· 5.4.6 经费： </w:t>
       </w:r>
     </w:p>
     <w:p>
@@ -7736,193 +10333,11 @@
           <w:szCs w:val="34"/>
         </w:rPr>
       </w:pPr>
-    </w:p>
-    <w:p>
-      <w:pPr>
-        <w:rPr>
-          <w:rFonts w:hint="eastAsia"/>
-          <w:sz w:val="34"/>
-          <w:szCs w:val="34"/>
-        </w:rPr>
-      </w:pPr>
-      <w:r>
-        <w:rPr>
-          <w:rFonts w:hint="eastAsia"/>
-          <w:sz w:val="34"/>
-          <w:szCs w:val="34"/>
-        </w:rPr>
-        <w:t>· 一次性投资： 约10，000元（首批货品采购、包装物料、市场推广启动资金）。</w:t>
-      </w:r>
-    </w:p>
-    <w:p>
-      <w:pPr>
-        <w:rPr>
-          <w:rFonts w:hint="eastAsia"/>
-          <w:sz w:val="34"/>
-          <w:szCs w:val="34"/>
-        </w:rPr>
-      </w:pPr>
-    </w:p>
-    <w:p>
-      <w:pPr>
-        <w:rPr>
-          <w:rFonts w:hint="eastAsia"/>
-          <w:sz w:val="34"/>
-          <w:szCs w:val="34"/>
-        </w:rPr>
-      </w:pPr>
-      <w:r>
-        <w:rPr>
-          <w:rFonts w:hint="eastAsia"/>
-          <w:sz w:val="34"/>
-          <w:szCs w:val="34"/>
-        </w:rPr>
-        <w:t>· 非一次性投资：</w:t>
-      </w:r>
-    </w:p>
-    <w:p>
-      <w:pPr>
-        <w:rPr>
-          <w:rFonts w:hint="eastAsia"/>
-          <w:sz w:val="34"/>
-          <w:szCs w:val="34"/>
-        </w:rPr>
-      </w:pPr>
-    </w:p>
-    <w:p>
-      <w:pPr>
-        <w:rPr>
-          <w:rFonts w:hint="eastAsia"/>
-          <w:sz w:val="34"/>
-          <w:szCs w:val="34"/>
-        </w:rPr>
-      </w:pPr>
-      <w:r>
-        <w:rPr>
-          <w:rFonts w:hint="eastAsia"/>
-          <w:sz w:val="34"/>
-          <w:szCs w:val="34"/>
-        </w:rPr>
-        <w:t>· 人员工资（若核心团队后期需补贴）：约3000元/月</w:t>
-      </w:r>
-    </w:p>
-    <w:p>
-      <w:pPr>
-        <w:rPr>
-          <w:rFonts w:hint="eastAsia"/>
-          <w:sz w:val="34"/>
-          <w:szCs w:val="34"/>
-        </w:rPr>
-      </w:pPr>
-    </w:p>
-    <w:p>
-      <w:pPr>
-        <w:rPr>
-          <w:rFonts w:hint="eastAsia"/>
-          <w:sz w:val="34"/>
-          <w:szCs w:val="34"/>
-        </w:rPr>
-      </w:pPr>
-      <w:r>
-        <w:rPr>
-          <w:rFonts w:hint="eastAsia"/>
-          <w:sz w:val="34"/>
-          <w:szCs w:val="34"/>
-        </w:rPr>
-        <w:t>· 兼职配送员工资：按单提成，预计0.5-1元/单</w:t>
-      </w:r>
-    </w:p>
-    <w:p>
-      <w:pPr>
-        <w:rPr>
-          <w:rFonts w:hint="eastAsia"/>
-          <w:sz w:val="34"/>
-          <w:szCs w:val="34"/>
-        </w:rPr>
-      </w:pPr>
-    </w:p>
-    <w:p>
-      <w:pPr>
-        <w:rPr>
-          <w:rFonts w:hint="eastAsia"/>
-          <w:sz w:val="34"/>
-          <w:szCs w:val="34"/>
-        </w:rPr>
-      </w:pPr>
-      <w:r>
-        <w:rPr>
-          <w:rFonts w:hint="eastAsia"/>
-          <w:sz w:val="34"/>
-          <w:szCs w:val="34"/>
-        </w:rPr>
-        <w:t>· 服务器及运维费用：约500元/月</w:t>
-      </w:r>
-    </w:p>
-    <w:p>
-      <w:pPr>
-        <w:rPr>
-          <w:rFonts w:hint="eastAsia"/>
-          <w:sz w:val="34"/>
-          <w:szCs w:val="34"/>
-        </w:rPr>
-      </w:pPr>
-    </w:p>
-    <w:p>
-      <w:pPr>
-        <w:rPr>
-          <w:rFonts w:hint="eastAsia"/>
-          <w:sz w:val="34"/>
-          <w:szCs w:val="34"/>
-        </w:rPr>
-      </w:pPr>
-      <w:r>
-        <w:rPr>
-          <w:rFonts w:hint="eastAsia"/>
-          <w:sz w:val="34"/>
-          <w:szCs w:val="34"/>
-        </w:rPr>
-        <w:t>· 商品采购成本：约占销售额的60%-70%</w:t>
-      </w:r>
-    </w:p>
-    <w:p>
-      <w:pPr>
-        <w:rPr>
-          <w:rFonts w:hint="eastAsia"/>
-          <w:sz w:val="34"/>
-          <w:szCs w:val="34"/>
-        </w:rPr>
-      </w:pPr>
-    </w:p>
-    <w:p>
-      <w:pPr>
-        <w:pStyle w:val="5"/>
-        <w:bidi w:val="0"/>
-        <w:rPr>
-          <w:rFonts w:hint="eastAsia"/>
-        </w:rPr>
-      </w:pPr>
-      <w:bookmarkStart w:id="68" w:name="_Toc11415"/>
-      <w:bookmarkStart w:id="69" w:name="_Toc31027"/>
-      <w:r>
-        <w:rPr>
-          <w:rFonts w:hint="eastAsia"/>
-        </w:rPr>
-        <w:t xml:space="preserve">· 5.4.6 经费： </w:t>
-      </w:r>
-    </w:p>
-    <w:p>
-      <w:pPr>
-        <w:rPr>
-          <w:rFonts w:hint="eastAsia"/>
-          <w:sz w:val="34"/>
-          <w:szCs w:val="34"/>
-        </w:rPr>
-      </w:pPr>
-      <w:r>
-        <w:rPr>
-          <w:rFonts w:hint="eastAsia"/>
-          <w:sz w:val="34"/>
-          <w:szCs w:val="34"/>
+      <w:r>
+        <w:rPr>
+          <w:rFonts w:hint="eastAsia"/>
+          <w:sz w:val="21"/>
+          <w:szCs w:val="21"/>
         </w:rPr>
         <w:t>详见第6章。</w:t>
       </w:r>
@@ -7968,41 +10383,40 @@
       <w:pPr>
         <w:rPr>
           <w:rFonts w:hint="eastAsia"/>
+          <w:sz w:val="21"/>
+          <w:szCs w:val="21"/>
+        </w:rPr>
+      </w:pPr>
+      <w:r>
+        <w:rPr>
+          <w:rFonts w:hint="eastAsia"/>
           <w:sz w:val="34"/>
           <w:szCs w:val="34"/>
         </w:rPr>
-      </w:pPr>
-      <w:r>
-        <w:rPr>
-          <w:rFonts w:hint="eastAsia"/>
-          <w:sz w:val="34"/>
-          <w:szCs w:val="34"/>
-        </w:rPr>
-        <w:t>· 6.2.1 一次性收益： 无。</w:t>
-      </w:r>
-    </w:p>
-    <w:p>
-      <w:pPr>
-        <w:rPr>
-          <w:rFonts w:hint="eastAsia"/>
-          <w:sz w:val="34"/>
-          <w:szCs w:val="34"/>
-        </w:rPr>
-      </w:pPr>
-    </w:p>
-    <w:p>
-      <w:pPr>
-        <w:rPr>
-          <w:rFonts w:hint="eastAsia"/>
-          <w:sz w:val="34"/>
-          <w:szCs w:val="34"/>
-        </w:rPr>
-      </w:pPr>
-      <w:r>
-        <w:rPr>
-          <w:rFonts w:hint="eastAsia"/>
-          <w:sz w:val="34"/>
-          <w:szCs w:val="34"/>
+        <w:t xml:space="preserve">· </w:t>
+      </w:r>
+      <w:r>
+        <w:rPr>
+          <w:rFonts w:hint="eastAsia"/>
+          <w:sz w:val="21"/>
+          <w:szCs w:val="21"/>
+        </w:rPr>
+        <w:t>6.2.1 一次性收益： 无。</w:t>
+      </w:r>
+    </w:p>
+    <w:p>
+      <w:pPr>
+        <w:rPr>
+          <w:rFonts w:hint="eastAsia"/>
+          <w:sz w:val="21"/>
+          <w:szCs w:val="21"/>
+        </w:rPr>
+      </w:pPr>
+      <w:r>
+        <w:rPr>
+          <w:rFonts w:hint="eastAsia"/>
+          <w:sz w:val="21"/>
+          <w:szCs w:val="21"/>
         </w:rPr>
         <w:t>· 6.2.2 非一次性收益：</w:t>
       </w:r>
@@ -8011,24 +10425,15 @@
       <w:pPr>
         <w:rPr>
           <w:rFonts w:hint="eastAsia"/>
-          <w:sz w:val="34"/>
-          <w:szCs w:val="34"/>
-        </w:rPr>
-      </w:pPr>
-    </w:p>
-    <w:p>
-      <w:pPr>
-        <w:rPr>
-          <w:rFonts w:hint="eastAsia"/>
-          <w:sz w:val="34"/>
-          <w:szCs w:val="34"/>
-        </w:rPr>
-      </w:pPr>
-      <w:r>
-        <w:rPr>
-          <w:rFonts w:hint="eastAsia"/>
-          <w:sz w:val="34"/>
-          <w:szCs w:val="34"/>
+          <w:sz w:val="21"/>
+          <w:szCs w:val="21"/>
+        </w:rPr>
+      </w:pPr>
+      <w:r>
+        <w:rPr>
+          <w:rFonts w:hint="eastAsia"/>
+          <w:sz w:val="21"/>
+          <w:szCs w:val="21"/>
         </w:rPr>
         <w:t>· 商品销售差价利润。</w:t>
       </w:r>
@@ -8037,24 +10442,15 @@
       <w:pPr>
         <w:rPr>
           <w:rFonts w:hint="eastAsia"/>
-          <w:sz w:val="34"/>
-          <w:szCs w:val="34"/>
-        </w:rPr>
-      </w:pPr>
-    </w:p>
-    <w:p>
-      <w:pPr>
-        <w:rPr>
-          <w:rFonts w:hint="eastAsia"/>
-          <w:sz w:val="34"/>
-          <w:szCs w:val="34"/>
-        </w:rPr>
-      </w:pPr>
-      <w:r>
-        <w:rPr>
-          <w:rFonts w:hint="eastAsia"/>
-          <w:sz w:val="34"/>
-          <w:szCs w:val="34"/>
+          <w:sz w:val="21"/>
+          <w:szCs w:val="21"/>
+        </w:rPr>
+      </w:pPr>
+      <w:r>
+        <w:rPr>
+          <w:rFonts w:hint="eastAsia"/>
+          <w:sz w:val="21"/>
+          <w:szCs w:val="21"/>
         </w:rPr>
         <w:t>· 未来可探索的广告位收入（如为校外商家导流）。</w:t>
       </w:r>
@@ -8063,24 +10459,15 @@
       <w:pPr>
         <w:rPr>
           <w:rFonts w:hint="eastAsia"/>
-          <w:sz w:val="34"/>
-          <w:szCs w:val="34"/>
-        </w:rPr>
-      </w:pPr>
-    </w:p>
-    <w:p>
-      <w:pPr>
-        <w:rPr>
-          <w:rFonts w:hint="eastAsia"/>
-          <w:sz w:val="34"/>
-          <w:szCs w:val="34"/>
-        </w:rPr>
-      </w:pPr>
-      <w:r>
-        <w:rPr>
-          <w:rFonts w:hint="eastAsia"/>
-          <w:sz w:val="34"/>
-          <w:szCs w:val="34"/>
+          <w:sz w:val="21"/>
+          <w:szCs w:val="21"/>
+        </w:rPr>
+      </w:pPr>
+      <w:r>
+        <w:rPr>
+          <w:rFonts w:hint="eastAsia"/>
+          <w:sz w:val="21"/>
+          <w:szCs w:val="21"/>
         </w:rPr>
         <w:t>· 6.2.3 不可定量的收益：</w:t>
       </w:r>
@@ -8089,24 +10476,15 @@
       <w:pPr>
         <w:rPr>
           <w:rFonts w:hint="eastAsia"/>
-          <w:sz w:val="34"/>
-          <w:szCs w:val="34"/>
-        </w:rPr>
-      </w:pPr>
-    </w:p>
-    <w:p>
-      <w:pPr>
-        <w:rPr>
-          <w:rFonts w:hint="eastAsia"/>
-          <w:sz w:val="34"/>
-          <w:szCs w:val="34"/>
-        </w:rPr>
-      </w:pPr>
-      <w:r>
-        <w:rPr>
-          <w:rFonts w:hint="eastAsia"/>
-          <w:sz w:val="34"/>
-          <w:szCs w:val="34"/>
+          <w:sz w:val="21"/>
+          <w:szCs w:val="21"/>
+        </w:rPr>
+      </w:pPr>
+      <w:r>
+        <w:rPr>
+          <w:rFonts w:hint="eastAsia"/>
+          <w:sz w:val="21"/>
+          <w:szCs w:val="21"/>
         </w:rPr>
         <w:t>· 品牌价值和用户数据的积累。</w:t>
       </w:r>
@@ -8115,24 +10493,15 @@
       <w:pPr>
         <w:rPr>
           <w:rFonts w:hint="eastAsia"/>
-          <w:sz w:val="34"/>
-          <w:szCs w:val="34"/>
-        </w:rPr>
-      </w:pPr>
-    </w:p>
-    <w:p>
-      <w:pPr>
-        <w:rPr>
-          <w:rFonts w:hint="eastAsia"/>
-          <w:sz w:val="34"/>
-          <w:szCs w:val="34"/>
-        </w:rPr>
-      </w:pPr>
-      <w:r>
-        <w:rPr>
-          <w:rFonts w:hint="eastAsia"/>
-          <w:sz w:val="34"/>
-          <w:szCs w:val="34"/>
+          <w:sz w:val="21"/>
+          <w:szCs w:val="21"/>
+        </w:rPr>
+      </w:pPr>
+      <w:r>
+        <w:rPr>
+          <w:rFonts w:hint="eastAsia"/>
+          <w:sz w:val="21"/>
+          <w:szCs w:val="21"/>
         </w:rPr>
         <w:t>· 团队获得的宝贵创业和实践经验。</w:t>
       </w:r>
@@ -8141,24 +10510,15 @@
       <w:pPr>
         <w:rPr>
           <w:rFonts w:hint="eastAsia"/>
-          <w:sz w:val="34"/>
-          <w:szCs w:val="34"/>
-        </w:rPr>
-      </w:pPr>
-    </w:p>
-    <w:p>
-      <w:pPr>
-        <w:rPr>
-          <w:rFonts w:hint="eastAsia"/>
-          <w:sz w:val="34"/>
-          <w:szCs w:val="34"/>
-        </w:rPr>
-      </w:pPr>
-      <w:r>
-        <w:rPr>
-          <w:rFonts w:hint="eastAsia"/>
-          <w:sz w:val="34"/>
-          <w:szCs w:val="34"/>
+          <w:sz w:val="21"/>
+          <w:szCs w:val="21"/>
+        </w:rPr>
+      </w:pPr>
+      <w:r>
+        <w:rPr>
+          <w:rFonts w:hint="eastAsia"/>
+          <w:sz w:val="21"/>
+          <w:szCs w:val="21"/>
         </w:rPr>
         <w:t>· 6.2.4 收益/投资比：</w:t>
       </w:r>
@@ -8167,67 +10527,32 @@
       <w:pPr>
         <w:rPr>
           <w:rFonts w:hint="eastAsia"/>
-          <w:sz w:val="34"/>
-          <w:szCs w:val="34"/>
-        </w:rPr>
-      </w:pPr>
-    </w:p>
-    <w:p>
-      <w:pPr>
-        <w:rPr>
-          <w:rFonts w:hint="eastAsia"/>
-          <w:sz w:val="34"/>
-          <w:szCs w:val="34"/>
-        </w:rPr>
-      </w:pPr>
-      <w:r>
-        <w:rPr>
-          <w:rFonts w:hint="eastAsia"/>
-          <w:sz w:val="34"/>
-          <w:szCs w:val="34"/>
-        </w:rPr>
-        <w:t>·</w:t>
-      </w:r>
-    </w:p>
-    <w:p>
-      <w:pPr>
-        <w:rPr>
-          <w:rFonts w:hint="eastAsia"/>
-          <w:sz w:val="34"/>
-          <w:szCs w:val="34"/>
-        </w:rPr>
-      </w:pPr>
-      <w:r>
-        <w:rPr>
-          <w:rFonts w:hint="eastAsia"/>
-          <w:sz w:val="34"/>
-          <w:szCs w:val="34"/>
-        </w:rPr>
-        <w:t>预计运营6个月后，月净利润可达3000-5000元。按初期总投资3万元计算，年化收益/投资比预计大于1。</w:t>
-      </w:r>
-    </w:p>
-    <w:p>
-      <w:pPr>
-        <w:rPr>
-          <w:rFonts w:hint="eastAsia"/>
-          <w:sz w:val="34"/>
-          <w:szCs w:val="34"/>
-        </w:rPr>
-      </w:pPr>
-    </w:p>
-    <w:p>
-      <w:pPr>
-        <w:rPr>
-          <w:rFonts w:hint="eastAsia"/>
-          <w:sz w:val="34"/>
-          <w:szCs w:val="34"/>
-        </w:rPr>
-      </w:pPr>
-      <w:r>
-        <w:rPr>
-          <w:rFonts w:hint="eastAsia"/>
-          <w:sz w:val="34"/>
-          <w:szCs w:val="34"/>
+          <w:sz w:val="21"/>
+          <w:szCs w:val="21"/>
+        </w:rPr>
+      </w:pPr>
+      <w:r>
+        <w:rPr>
+          <w:rFonts w:hint="eastAsia"/>
+          <w:sz w:val="21"/>
+          <w:szCs w:val="21"/>
+        </w:rPr>
+        <w:t>·预计运营6个月后，月净利润可达3000-5000元。按初期总投资3万元计算，年化收益/投资比预计大于1。</w:t>
+      </w:r>
+    </w:p>
+    <w:p>
+      <w:pPr>
+        <w:rPr>
+          <w:rFonts w:hint="eastAsia"/>
+          <w:sz w:val="21"/>
+          <w:szCs w:val="21"/>
+        </w:rPr>
+      </w:pPr>
+      <w:r>
+        <w:rPr>
+          <w:rFonts w:hint="eastAsia"/>
+          <w:sz w:val="21"/>
+          <w:szCs w:val="21"/>
         </w:rPr>
         <w:t>· 6.2.5 投资回收周期：</w:t>
       </w:r>
@@ -8236,24 +10561,15 @@
       <w:pPr>
         <w:rPr>
           <w:rFonts w:hint="eastAsia"/>
-          <w:sz w:val="34"/>
-          <w:szCs w:val="34"/>
-        </w:rPr>
-      </w:pPr>
-    </w:p>
-    <w:p>
-      <w:pPr>
-        <w:rPr>
-          <w:rFonts w:hint="eastAsia"/>
-          <w:sz w:val="34"/>
-          <w:szCs w:val="34"/>
-        </w:rPr>
-      </w:pPr>
-      <w:r>
-        <w:rPr>
-          <w:rFonts w:hint="eastAsia"/>
-          <w:sz w:val="34"/>
-          <w:szCs w:val="34"/>
+          <w:sz w:val="21"/>
+          <w:szCs w:val="21"/>
+        </w:rPr>
+      </w:pPr>
+      <w:r>
+        <w:rPr>
+          <w:rFonts w:hint="eastAsia"/>
+          <w:sz w:val="21"/>
+          <w:szCs w:val="21"/>
         </w:rPr>
         <w:t>· 预计在运营8-12个月后可收回全部初始投资。</w:t>
       </w:r>
@@ -8262,8 +10578,8 @@
       <w:pPr>
         <w:rPr>
           <w:rFonts w:hint="eastAsia"/>
-          <w:sz w:val="34"/>
-          <w:szCs w:val="34"/>
+          <w:sz w:val="21"/>
+          <w:szCs w:val="21"/>
         </w:rPr>
       </w:pPr>
     </w:p>
@@ -8275,9 +10591,9 @@
           <w:rFonts w:hint="eastAsia"/>
         </w:rPr>
       </w:pPr>
-      <w:bookmarkStart w:id="71" w:name="_Toc11870"/>
-      <w:bookmarkStart w:id="72" w:name="_Toc24353"/>
-      <w:bookmarkStart w:id="73" w:name="_Toc22281"/>
+      <w:bookmarkStart w:id="71" w:name="_Toc24353"/>
+      <w:bookmarkStart w:id="72" w:name="_Toc22281"/>
+      <w:bookmarkStart w:id="73" w:name="_Toc11870"/>
       <w:r>
         <w:rPr>
           <w:rFonts w:hint="eastAsia"/>
@@ -8301,15 +10617,15 @@
       <w:pPr>
         <w:rPr>
           <w:rFonts w:hint="eastAsia"/>
-          <w:sz w:val="34"/>
-          <w:szCs w:val="34"/>
-        </w:rPr>
-      </w:pPr>
-      <w:r>
-        <w:rPr>
-          <w:rFonts w:hint="eastAsia"/>
-          <w:sz w:val="34"/>
-          <w:szCs w:val="34"/>
+          <w:sz w:val="21"/>
+          <w:szCs w:val="21"/>
+        </w:rPr>
+      </w:pPr>
+      <w:r>
+        <w:rPr>
+          <w:rFonts w:hint="eastAsia"/>
+          <w:sz w:val="21"/>
+          <w:szCs w:val="21"/>
         </w:rPr>
         <w:t>浙大城市学院师生人数过万，假设每日有1%的用户产生一单10元的消费，日流水即可达1000元，市场潜力可观。通过精准的校园营销和口碑传播，有望快速占领市场。</w:t>
       </w:r>
@@ -8318,6 +10634,8 @@
       <w:pPr>
         <w:rPr>
           <w:rFonts w:hint="default"/>
+          <w:sz w:val="21"/>
+          <w:szCs w:val="21"/>
           <w:lang w:val="en-US" w:eastAsia="zh-CN"/>
         </w:rPr>
       </w:pPr>
@@ -8326,6 +10644,8 @@
       <w:pPr>
         <w:rPr>
           <w:rFonts w:hint="default"/>
+          <w:sz w:val="21"/>
+          <w:szCs w:val="21"/>
           <w:lang w:val="en-US" w:eastAsia="zh-CN"/>
         </w:rPr>
       </w:pPr>
@@ -8370,16 +10690,16 @@
       <w:pPr>
         <w:rPr>
           <w:rFonts w:hint="default"/>
-          <w:sz w:val="36"/>
-          <w:szCs w:val="36"/>
+          <w:sz w:val="21"/>
+          <w:szCs w:val="21"/>
           <w:lang w:val="en-US" w:eastAsia="zh-CN"/>
         </w:rPr>
       </w:pPr>
       <w:r>
         <w:rPr>
           <w:rFonts w:hint="default"/>
-          <w:sz w:val="36"/>
-          <w:szCs w:val="36"/>
+          <w:sz w:val="21"/>
+          <w:szCs w:val="21"/>
           <w:lang w:val="en-US" w:eastAsia="zh-CN"/>
         </w:rPr>
         <w:t>针对 “城小” 小程序小项目定位，选择成熟度高、学习成本低、无需付费授权的技术栈，完全匹配团队现有能力与项目需求：</w:t>
@@ -8698,6 +11018,12 @@
                   <w:insideV w:val="none" w:color="auto" w:sz="0" w:space="0"/>
                 </w:tblBorders>
                 <w:shd w:val="clear" w:color="auto" w:fill="FFFFFF"/>
+                <w:tblCellMar>
+                  <w:top w:w="0" w:type="dxa"/>
+                  <w:left w:w="0" w:type="dxa"/>
+                  <w:bottom w:w="0" w:type="dxa"/>
+                  <w:right w:w="0" w:type="dxa"/>
+                </w:tblCellMar>
               </w:tblPrEx>
               <w:tc>
                 <w:tcPr>
@@ -8823,12 +11149,6 @@
                   <w:insideV w:val="none" w:color="auto" w:sz="0" w:space="0"/>
                 </w:tblBorders>
                 <w:shd w:val="clear" w:color="auto" w:fill="FFFFFF"/>
-                <w:tblCellMar>
-                  <w:top w:w="0" w:type="dxa"/>
-                  <w:left w:w="0" w:type="dxa"/>
-                  <w:bottom w:w="0" w:type="dxa"/>
-                  <w:right w:w="0" w:type="dxa"/>
-                </w:tblCellMar>
               </w:tblPrEx>
               <w:tc>
                 <w:tcPr>
@@ -9208,12 +11528,6 @@
                   <w:insideV w:val="none" w:color="auto" w:sz="0" w:space="0"/>
                 </w:tblBorders>
                 <w:shd w:val="clear" w:color="auto" w:fill="FFFFFF"/>
-                <w:tblCellMar>
-                  <w:top w:w="0" w:type="dxa"/>
-                  <w:left w:w="0" w:type="dxa"/>
-                  <w:bottom w:w="0" w:type="dxa"/>
-                  <w:right w:w="0" w:type="dxa"/>
-                </w:tblCellMar>
               </w:tblPrEx>
               <w:tc>
                 <w:tcPr>
@@ -9361,16 +11675,16 @@
       <w:pPr>
         <w:rPr>
           <w:rFonts w:hint="default"/>
-          <w:sz w:val="36"/>
-          <w:szCs w:val="36"/>
+          <w:sz w:val="21"/>
+          <w:szCs w:val="21"/>
           <w:lang w:val="en-US" w:eastAsia="zh-CN"/>
         </w:rPr>
       </w:pPr>
       <w:r>
         <w:rPr>
           <w:rFonts w:hint="default"/>
-          <w:sz w:val="36"/>
-          <w:szCs w:val="36"/>
+          <w:sz w:val="21"/>
+          <w:szCs w:val="21"/>
           <w:lang w:val="en-US" w:eastAsia="zh-CN"/>
         </w:rPr>
         <w:t>项目团队为浙大城市学院计算机相关专业学生，核心技术能力与项目需求高度适配，无需额外招聘技术人员：</w:t>
@@ -9380,54 +11694,54 @@
       <w:pPr>
         <w:rPr>
           <w:rFonts w:hint="default"/>
-          <w:sz w:val="36"/>
-          <w:szCs w:val="36"/>
+          <w:sz w:val="21"/>
+          <w:szCs w:val="21"/>
           <w:lang w:val="en-US" w:eastAsia="zh-CN"/>
         </w:rPr>
       </w:pPr>
       <w:r>
         <w:rPr>
           <w:rFonts w:hint="default"/>
-          <w:sz w:val="36"/>
-          <w:szCs w:val="36"/>
-          <w:lang w:val="en-US" w:eastAsia="zh-CN"/>
-        </w:rPr>
-        <w:t>前端开发：2 名团队成员（如潘攀兆、陈鹏宇）已完成 Vue3 框架课程设计，能独立开发小程序页面（商品列表、购物车、订单页），并实现与后端的接口联调；</w:t>
+          <w:sz w:val="21"/>
+          <w:szCs w:val="21"/>
+          <w:lang w:val="en-US" w:eastAsia="zh-CN"/>
+        </w:rPr>
+        <w:t>前端开发：团队成员已完成 Vue3 框架课程设计，能独立开发小程序页面（商品列表、购物车、订单页），并实现与后端的接口联调；</w:t>
       </w:r>
     </w:p>
     <w:p>
       <w:pPr>
         <w:rPr>
           <w:rFonts w:hint="default"/>
-          <w:sz w:val="36"/>
-          <w:szCs w:val="36"/>
+          <w:sz w:val="21"/>
+          <w:szCs w:val="21"/>
           <w:lang w:val="en-US" w:eastAsia="zh-CN"/>
         </w:rPr>
       </w:pPr>
       <w:r>
         <w:rPr>
           <w:rFonts w:hint="default"/>
-          <w:sz w:val="36"/>
-          <w:szCs w:val="36"/>
-          <w:lang w:val="en-US" w:eastAsia="zh-CN"/>
-        </w:rPr>
-        <w:t>后端开发：1 名团队成员（如杨俊杰）掌握 Node.js + Express 开发，已完成简易 API 接口开发练习，可独立实现商品库存校验、订单生成、配送状态更新等核心接口；</w:t>
+          <w:sz w:val="21"/>
+          <w:szCs w:val="21"/>
+          <w:lang w:val="en-US" w:eastAsia="zh-CN"/>
+        </w:rPr>
+        <w:t>后端开发：团队成员掌握 Node.js + Express 开发，已完成简易 API 接口开发练习，可独立实现商品库存校验、订单生成、配送状态更新等核心接口；</w:t>
       </w:r>
     </w:p>
     <w:p>
       <w:pPr>
         <w:rPr>
           <w:rFonts w:hint="default"/>
-          <w:sz w:val="36"/>
-          <w:szCs w:val="36"/>
+          <w:sz w:val="21"/>
+          <w:szCs w:val="21"/>
           <w:lang w:val="en-US" w:eastAsia="zh-CN"/>
         </w:rPr>
       </w:pPr>
       <w:r>
         <w:rPr>
           <w:rFonts w:hint="default"/>
-          <w:sz w:val="36"/>
-          <w:szCs w:val="36"/>
+          <w:sz w:val="21"/>
+          <w:szCs w:val="21"/>
           <w:lang w:val="en-US" w:eastAsia="zh-CN"/>
         </w:rPr>
         <w:t>数据库设计：团队成员均学习过数据库原理课程，能完成用户信息表、商品信息表、订单信息表的基础设计，添加必要字段（如订单状态、库存数量）与索引，避免数据查询卡顿；</w:t>
@@ -9437,19 +11751,19 @@
       <w:pPr>
         <w:rPr>
           <w:rFonts w:hint="default"/>
-          <w:sz w:val="36"/>
-          <w:szCs w:val="36"/>
+          <w:sz w:val="21"/>
+          <w:szCs w:val="21"/>
           <w:lang w:val="en-US" w:eastAsia="zh-CN"/>
         </w:rPr>
       </w:pPr>
       <w:r>
         <w:rPr>
           <w:rFonts w:hint="default"/>
-          <w:sz w:val="36"/>
-          <w:szCs w:val="36"/>
-          <w:lang w:val="en-US" w:eastAsia="zh-CN"/>
-        </w:rPr>
-        <w:t>部署与运维：通过宝塔面板教程学习（1-2 小时即可掌握基础操作），可完成服务器环境配置、代码部署、数据库备份，无需依赖专业运维人员。</w:t>
+          <w:sz w:val="21"/>
+          <w:szCs w:val="21"/>
+          <w:lang w:val="en-US" w:eastAsia="zh-CN"/>
+        </w:rPr>
+        <w:t>部署与运维，可完成服务器环境配置、代码部署、数据库备份，无需依赖专业运维人员。</w:t>
       </w:r>
     </w:p>
     <w:p>
@@ -9473,16 +11787,16 @@
       <w:pPr>
         <w:rPr>
           <w:rFonts w:hint="default"/>
-          <w:sz w:val="36"/>
-          <w:szCs w:val="36"/>
+          <w:sz w:val="21"/>
+          <w:szCs w:val="21"/>
           <w:lang w:val="en-US" w:eastAsia="zh-CN"/>
         </w:rPr>
       </w:pPr>
       <w:r>
         <w:rPr>
           <w:rFonts w:hint="default"/>
-          <w:sz w:val="36"/>
-          <w:szCs w:val="36"/>
+          <w:sz w:val="21"/>
+          <w:szCs w:val="21"/>
           <w:lang w:val="en-US" w:eastAsia="zh-CN"/>
         </w:rPr>
         <w:t>针对小项目开发过程中可能出现的技术问题，提前制定应对方案，确保开发进度不受影响：</w:t>
@@ -10286,6 +12600,12 @@
                   <w:insideH w:val="none" w:color="auto" w:sz="0" w:space="0"/>
                   <w:insideV w:val="none" w:color="auto" w:sz="0" w:space="0"/>
                 </w:tblBorders>
+                <w:tblCellMar>
+                  <w:top w:w="0" w:type="dxa"/>
+                  <w:left w:w="0" w:type="dxa"/>
+                  <w:bottom w:w="0" w:type="dxa"/>
+                  <w:right w:w="0" w:type="dxa"/>
+                </w:tblCellMar>
               </w:tblPrEx>
               <w:tc>
                 <w:tcPr>
@@ -10636,16 +12956,16 @@
       <w:pPr>
         <w:rPr>
           <w:rFonts w:hint="default"/>
-          <w:sz w:val="36"/>
-          <w:szCs w:val="36"/>
+          <w:sz w:val="21"/>
+          <w:szCs w:val="21"/>
           <w:lang w:val="en-US" w:eastAsia="zh-CN"/>
         </w:rPr>
       </w:pPr>
       <w:r>
         <w:rPr>
           <w:rFonts w:hint="default"/>
-          <w:sz w:val="36"/>
-          <w:szCs w:val="36"/>
+          <w:sz w:val="21"/>
+          <w:szCs w:val="21"/>
           <w:lang w:val="en-US" w:eastAsia="zh-CN"/>
         </w:rPr>
         <w:t>基于轻量技术栈与明确需求，制定紧凑且可行的开发计划，确保小项目快速落地：</w:t>
@@ -10655,16 +12975,16 @@
       <w:pPr>
         <w:rPr>
           <w:rFonts w:hint="default"/>
-          <w:sz w:val="36"/>
-          <w:szCs w:val="36"/>
+          <w:sz w:val="21"/>
+          <w:szCs w:val="21"/>
           <w:lang w:val="en-US" w:eastAsia="zh-CN"/>
         </w:rPr>
       </w:pPr>
       <w:r>
         <w:rPr>
           <w:rFonts w:hint="default"/>
-          <w:sz w:val="36"/>
-          <w:szCs w:val="36"/>
+          <w:sz w:val="21"/>
+          <w:szCs w:val="21"/>
           <w:lang w:val="en-US" w:eastAsia="zh-CN"/>
         </w:rPr>
         <w:t>需求梳理与原型设计（1 周）：用 Axure 画简易原型（商品页、下单页、配送员接单页），确认功能细节，避免开发中反复修改；</w:t>
@@ -10674,16 +12994,16 @@
       <w:pPr>
         <w:rPr>
           <w:rFonts w:hint="default"/>
-          <w:sz w:val="36"/>
-          <w:szCs w:val="36"/>
+          <w:sz w:val="21"/>
+          <w:szCs w:val="21"/>
           <w:lang w:val="en-US" w:eastAsia="zh-CN"/>
         </w:rPr>
       </w:pPr>
       <w:r>
         <w:rPr>
           <w:rFonts w:hint="default"/>
-          <w:sz w:val="36"/>
-          <w:szCs w:val="36"/>
+          <w:sz w:val="21"/>
+          <w:szCs w:val="21"/>
           <w:lang w:val="en-US" w:eastAsia="zh-CN"/>
         </w:rPr>
         <w:t>前后端开发（5 周）：前端完成用户端、配送员端页面开发（3 周）；后端完成核心接口开发与数据库设计（2 周），同步进行接口联调；</w:t>
@@ -10693,16 +13013,16 @@
       <w:pPr>
         <w:rPr>
           <w:rFonts w:hint="default"/>
-          <w:sz w:val="36"/>
-          <w:szCs w:val="36"/>
+          <w:sz w:val="21"/>
+          <w:szCs w:val="21"/>
           <w:lang w:val="en-US" w:eastAsia="zh-CN"/>
         </w:rPr>
       </w:pPr>
       <w:r>
         <w:rPr>
           <w:rFonts w:hint="default"/>
-          <w:sz w:val="36"/>
-          <w:szCs w:val="36"/>
+          <w:sz w:val="21"/>
+          <w:szCs w:val="21"/>
           <w:lang w:val="en-US" w:eastAsia="zh-CN"/>
         </w:rPr>
         <w:t>测试与优化（1 周）：团队内部测试（如模拟下单、支付、接单流程），修复页面 bug、优化加载速度；邀请 10-20 名同学试用，收集反馈并调整细节；</w:t>
@@ -10712,16 +13032,16 @@
       <w:pPr>
         <w:rPr>
           <w:rFonts w:hint="default"/>
-          <w:sz w:val="36"/>
-          <w:szCs w:val="36"/>
+          <w:sz w:val="21"/>
+          <w:szCs w:val="21"/>
           <w:lang w:val="en-US" w:eastAsia="zh-CN"/>
         </w:rPr>
       </w:pPr>
       <w:r>
         <w:rPr>
           <w:rFonts w:hint="default"/>
-          <w:sz w:val="36"/>
-          <w:szCs w:val="36"/>
+          <w:sz w:val="21"/>
+          <w:szCs w:val="21"/>
           <w:lang w:val="en-US" w:eastAsia="zh-CN"/>
         </w:rPr>
         <w:t>部署与上线（1 周）：完成服务器部署、微信小程序审核提交，通过后正式上线，启动初期推广。</w:t>
@@ -10769,16 +13089,16 @@
       <w:pPr>
         <w:rPr>
           <w:rFonts w:hint="default"/>
-          <w:sz w:val="36"/>
-          <w:szCs w:val="36"/>
+          <w:sz w:val="21"/>
+          <w:szCs w:val="21"/>
           <w:lang w:val="en-US" w:eastAsia="zh-CN"/>
         </w:rPr>
       </w:pPr>
       <w:r>
         <w:rPr>
           <w:rFonts w:hint="default"/>
-          <w:sz w:val="36"/>
-          <w:szCs w:val="36"/>
+          <w:sz w:val="21"/>
+          <w:szCs w:val="21"/>
           <w:lang w:val="en-US" w:eastAsia="zh-CN"/>
         </w:rPr>
         <w:t>针对 “城小” 小程序校园零食电商属性，重点关注平台运营、商品安全、数据保护三类合规要求，确保项目合法开展：</w:t>
@@ -10805,16 +13125,16 @@
       <w:pPr>
         <w:rPr>
           <w:rFonts w:hint="default"/>
-          <w:sz w:val="36"/>
-          <w:szCs w:val="36"/>
+          <w:sz w:val="21"/>
+          <w:szCs w:val="21"/>
           <w:lang w:val="en-US" w:eastAsia="zh-CN"/>
         </w:rPr>
       </w:pPr>
       <w:r>
         <w:rPr>
           <w:rFonts w:hint="default"/>
-          <w:sz w:val="36"/>
-          <w:szCs w:val="36"/>
+          <w:sz w:val="21"/>
+          <w:szCs w:val="21"/>
           <w:lang w:val="en-US" w:eastAsia="zh-CN"/>
         </w:rPr>
         <w:t>资质备案：按照《微信小程序平台运营规范》要求，完成小程序账号主体备案（学生团队可通过学校创业学院提供的 “校园创业项目证明”，以 “个体工商户” 或 “学校推荐项目” 名义备案，避免因主体资质不全导致审核失败）；</w:t>
@@ -10824,16 +13144,16 @@
       <w:pPr>
         <w:rPr>
           <w:rFonts w:hint="default"/>
-          <w:sz w:val="36"/>
-          <w:szCs w:val="36"/>
+          <w:sz w:val="21"/>
+          <w:szCs w:val="21"/>
           <w:lang w:val="en-US" w:eastAsia="zh-CN"/>
         </w:rPr>
       </w:pPr>
       <w:r>
         <w:rPr>
           <w:rFonts w:hint="default"/>
-          <w:sz w:val="36"/>
-          <w:szCs w:val="36"/>
+          <w:sz w:val="21"/>
+          <w:szCs w:val="21"/>
           <w:lang w:val="en-US" w:eastAsia="zh-CN"/>
         </w:rPr>
         <w:t>类目选择：选择 “电商 - 食品” 类目，提交与零食销售相关的说明材料（如学校允许校园内食品配送的证明），不超出类目范围开展业务；</w:t>
@@ -10843,16 +13163,16 @@
       <w:pPr>
         <w:rPr>
           <w:rFonts w:hint="default"/>
-          <w:sz w:val="36"/>
-          <w:szCs w:val="36"/>
+          <w:sz w:val="21"/>
+          <w:szCs w:val="21"/>
           <w:lang w:val="en-US" w:eastAsia="zh-CN"/>
         </w:rPr>
       </w:pPr>
       <w:r>
         <w:rPr>
           <w:rFonts w:hint="default"/>
-          <w:sz w:val="36"/>
-          <w:szCs w:val="36"/>
+          <w:sz w:val="21"/>
+          <w:szCs w:val="21"/>
           <w:lang w:val="en-US" w:eastAsia="zh-CN"/>
         </w:rPr>
         <w:t>内容合规：小程序内仅展示零食商品信息（名称、价格、规格、保质期），不包含虚假宣传（如 “绝对无添加”）、违规广告（如校外无关商家导流），避免平台处罚。</w:t>
@@ -10879,16 +13199,16 @@
       <w:pPr>
         <w:rPr>
           <w:rFonts w:hint="default"/>
-          <w:sz w:val="36"/>
-          <w:szCs w:val="36"/>
+          <w:sz w:val="21"/>
+          <w:szCs w:val="21"/>
           <w:lang w:val="en-US" w:eastAsia="zh-CN"/>
         </w:rPr>
       </w:pPr>
       <w:r>
         <w:rPr>
           <w:rFonts w:hint="default"/>
-          <w:sz w:val="36"/>
-          <w:szCs w:val="36"/>
+          <w:sz w:val="21"/>
+          <w:szCs w:val="21"/>
           <w:lang w:val="en-US" w:eastAsia="zh-CN"/>
         </w:rPr>
         <w:t>货源合规：与具备《食品经营许可证》的本地零食供应商合作，要求对方提供营业执照、食品检测报告复印件，建立 “进货台账”（记录商品名称、供应商、进货日期、保质期），避免销售三无食品、过期食品；</w:t>
@@ -10898,16 +13218,16 @@
       <w:pPr>
         <w:rPr>
           <w:rFonts w:hint="default"/>
-          <w:sz w:val="36"/>
-          <w:szCs w:val="36"/>
+          <w:sz w:val="21"/>
+          <w:szCs w:val="21"/>
           <w:lang w:val="en-US" w:eastAsia="zh-CN"/>
         </w:rPr>
       </w:pPr>
       <w:r>
         <w:rPr>
           <w:rFonts w:hint="default"/>
-          <w:sz w:val="36"/>
-          <w:szCs w:val="36"/>
+          <w:sz w:val="21"/>
+          <w:szCs w:val="21"/>
           <w:lang w:val="en-US" w:eastAsia="zh-CN"/>
         </w:rPr>
         <w:t>校园许可：提前与学校后勤管理处、创业学院沟通，获取 “校园内零食配送服务许可”，明确配送范围（仅限宿舍区）、配送时段（不影响学生上课、休息），不违规开展校园商业活动。</w:t>
@@ -10934,16 +13254,16 @@
       <w:pPr>
         <w:rPr>
           <w:rFonts w:hint="default"/>
-          <w:sz w:val="36"/>
-          <w:szCs w:val="36"/>
+          <w:sz w:val="21"/>
+          <w:szCs w:val="21"/>
           <w:lang w:val="en-US" w:eastAsia="zh-CN"/>
         </w:rPr>
       </w:pPr>
       <w:r>
         <w:rPr>
           <w:rFonts w:hint="default"/>
-          <w:sz w:val="36"/>
-          <w:szCs w:val="36"/>
+          <w:sz w:val="21"/>
+          <w:szCs w:val="21"/>
           <w:lang w:val="en-US" w:eastAsia="zh-CN"/>
         </w:rPr>
         <w:t>信息收集：仅收集必要的用户信息（微信授权的昵称、头像，用户主动填写的收货地址、联系电话），不强制收集无关信息（如身份证号）；在小程序首页添加 “隐私政策” 弹窗，明确告知用户信息用途（仅用于订单配送），获得用户同意后再收集；</w:t>
@@ -10953,16 +13273,16 @@
       <w:pPr>
         <w:rPr>
           <w:rFonts w:hint="default"/>
-          <w:sz w:val="36"/>
-          <w:szCs w:val="36"/>
+          <w:sz w:val="21"/>
+          <w:szCs w:val="21"/>
           <w:lang w:val="en-US" w:eastAsia="zh-CN"/>
         </w:rPr>
       </w:pPr>
       <w:r>
         <w:rPr>
           <w:rFonts w:hint="default"/>
-          <w:sz w:val="36"/>
-          <w:szCs w:val="36"/>
+          <w:sz w:val="21"/>
+          <w:szCs w:val="21"/>
           <w:lang w:val="en-US" w:eastAsia="zh-CN"/>
         </w:rPr>
         <w:t>数据存储与使用：用户信息存储在腾讯云服务器，采用简单加密（如手机号脱敏存储），不泄露、不转售用户数据；订单完成后，仅保留必要的订单记录（用于配送员结算、用户查询），不长期存储冗余数据。</w:t>
@@ -10991,16 +13311,16 @@
       <w:pPr>
         <w:rPr>
           <w:rFonts w:hint="default"/>
-          <w:sz w:val="36"/>
-          <w:szCs w:val="36"/>
+          <w:sz w:val="21"/>
+          <w:szCs w:val="21"/>
           <w:lang w:val="en-US" w:eastAsia="zh-CN"/>
         </w:rPr>
       </w:pPr>
       <w:r>
         <w:rPr>
           <w:rFonts w:hint="default"/>
-          <w:sz w:val="36"/>
-          <w:szCs w:val="36"/>
+          <w:sz w:val="21"/>
+          <w:szCs w:val="21"/>
           <w:lang w:val="en-US" w:eastAsia="zh-CN"/>
         </w:rPr>
         <w:t>针对小项目可能面临的法律风险，采取低成本、易操作的应对措施，无需专业法律团队介入：</w:t>
@@ -11010,16 +13330,16 @@
       <w:pPr>
         <w:rPr>
           <w:rFonts w:hint="default"/>
-          <w:sz w:val="36"/>
-          <w:szCs w:val="36"/>
+          <w:sz w:val="21"/>
+          <w:szCs w:val="21"/>
           <w:lang w:val="en-US" w:eastAsia="zh-CN"/>
         </w:rPr>
       </w:pPr>
       <w:r>
         <w:rPr>
           <w:rFonts w:hint="default"/>
-          <w:sz w:val="36"/>
-          <w:szCs w:val="36"/>
+          <w:sz w:val="21"/>
+          <w:szCs w:val="21"/>
           <w:lang w:val="en-US" w:eastAsia="zh-CN"/>
         </w:rPr>
         <w:t>法律风险</w:t>
@@ -11027,8 +13347,8 @@
       <w:r>
         <w:rPr>
           <w:rFonts w:hint="default"/>
-          <w:sz w:val="36"/>
-          <w:szCs w:val="36"/>
+          <w:sz w:val="21"/>
+          <w:szCs w:val="21"/>
           <w:lang w:val="en-US" w:eastAsia="zh-CN"/>
         </w:rPr>
         <w:tab/>
@@ -11036,8 +13356,8 @@
       <w:r>
         <w:rPr>
           <w:rFonts w:hint="default"/>
-          <w:sz w:val="36"/>
-          <w:szCs w:val="36"/>
+          <w:sz w:val="21"/>
+          <w:szCs w:val="21"/>
           <w:lang w:val="en-US" w:eastAsia="zh-CN"/>
         </w:rPr>
         <w:t>应对措施</w:t>
@@ -11047,16 +13367,16 @@
       <w:pPr>
         <w:rPr>
           <w:rFonts w:hint="default"/>
-          <w:sz w:val="36"/>
-          <w:szCs w:val="36"/>
+          <w:sz w:val="21"/>
+          <w:szCs w:val="21"/>
           <w:lang w:val="en-US" w:eastAsia="zh-CN"/>
         </w:rPr>
       </w:pPr>
       <w:r>
         <w:rPr>
           <w:rFonts w:hint="default"/>
-          <w:sz w:val="36"/>
-          <w:szCs w:val="36"/>
+          <w:sz w:val="21"/>
+          <w:szCs w:val="21"/>
           <w:lang w:val="en-US" w:eastAsia="zh-CN"/>
         </w:rPr>
         <w:t>供应商提供的零食存在质量问题，引发用户投诉</w:t>
@@ -11064,8 +13384,8 @@
       <w:r>
         <w:rPr>
           <w:rFonts w:hint="default"/>
-          <w:sz w:val="36"/>
-          <w:szCs w:val="36"/>
+          <w:sz w:val="21"/>
+          <w:szCs w:val="21"/>
           <w:lang w:val="en-US" w:eastAsia="zh-CN"/>
         </w:rPr>
         <w:tab/>
@@ -11073,8 +13393,8 @@
       <w:r>
         <w:rPr>
           <w:rFonts w:hint="default"/>
-          <w:sz w:val="36"/>
-          <w:szCs w:val="36"/>
+          <w:sz w:val="21"/>
+          <w:szCs w:val="21"/>
           <w:lang w:val="en-US" w:eastAsia="zh-CN"/>
         </w:rPr>
         <w:t>与供应商签订简易合作协议（明确 “若食品质量问题导致用户损失，由供应商承担责任”）；建立商品入库检查机制（核对保质期、包装完整性），发现问题立即下架</w:t>
@@ -11084,16 +13404,16 @@
       <w:pPr>
         <w:rPr>
           <w:rFonts w:hint="default"/>
-          <w:sz w:val="36"/>
-          <w:szCs w:val="36"/>
+          <w:sz w:val="21"/>
+          <w:szCs w:val="21"/>
           <w:lang w:val="en-US" w:eastAsia="zh-CN"/>
         </w:rPr>
       </w:pPr>
       <w:r>
         <w:rPr>
           <w:rFonts w:hint="default"/>
-          <w:sz w:val="36"/>
-          <w:szCs w:val="36"/>
+          <w:sz w:val="21"/>
+          <w:szCs w:val="21"/>
           <w:lang w:val="en-US" w:eastAsia="zh-CN"/>
         </w:rPr>
         <w:t>小程序因合规问题被微信平台下架</w:t>
@@ -11101,8 +13421,8 @@
       <w:r>
         <w:rPr>
           <w:rFonts w:hint="default"/>
-          <w:sz w:val="36"/>
-          <w:szCs w:val="36"/>
+          <w:sz w:val="21"/>
+          <w:szCs w:val="21"/>
           <w:lang w:val="en-US" w:eastAsia="zh-CN"/>
         </w:rPr>
         <w:tab/>
@@ -11110,8 +13430,8 @@
       <w:r>
         <w:rPr>
           <w:rFonts w:hint="default"/>
-          <w:sz w:val="36"/>
-          <w:szCs w:val="36"/>
+          <w:sz w:val="21"/>
+          <w:szCs w:val="21"/>
           <w:lang w:val="en-US" w:eastAsia="zh-CN"/>
         </w:rPr>
         <w:t>安排 1 名团队成员定期查看《微信小程序平台运营规范》更新（每月 1 次），及时调整小程序内容；上线后留存微信平台客服联系方式，若出现下架风险可及时沟通说明</w:t>
@@ -11121,16 +13441,16 @@
       <w:pPr>
         <w:rPr>
           <w:rFonts w:hint="default"/>
-          <w:sz w:val="36"/>
-          <w:szCs w:val="36"/>
+          <w:sz w:val="21"/>
+          <w:szCs w:val="21"/>
           <w:lang w:val="en-US" w:eastAsia="zh-CN"/>
         </w:rPr>
       </w:pPr>
       <w:r>
         <w:rPr>
           <w:rFonts w:hint="default"/>
-          <w:sz w:val="36"/>
-          <w:szCs w:val="36"/>
+          <w:sz w:val="21"/>
+          <w:szCs w:val="21"/>
           <w:lang w:val="en-US" w:eastAsia="zh-CN"/>
         </w:rPr>
         <w:t>用户投诉个人信息泄露</w:t>
@@ -11138,8 +13458,8 @@
       <w:r>
         <w:rPr>
           <w:rFonts w:hint="default"/>
-          <w:sz w:val="36"/>
-          <w:szCs w:val="36"/>
+          <w:sz w:val="21"/>
+          <w:szCs w:val="21"/>
           <w:lang w:val="en-US" w:eastAsia="zh-CN"/>
         </w:rPr>
         <w:tab/>
@@ -11147,8 +13467,8 @@
       <w:r>
         <w:rPr>
           <w:rFonts w:hint="default"/>
-          <w:sz w:val="36"/>
-          <w:szCs w:val="36"/>
+          <w:sz w:val="21"/>
+          <w:szCs w:val="21"/>
           <w:lang w:val="en-US" w:eastAsia="zh-CN"/>
         </w:rPr>
         <w:t>定期（每月 1 次）检查服务器数据安全，删除无用的用户信息；向用户承诺 “若因平台原因导致信息泄露，承担相应责任”，并在隐私政策中明确</w:t>
@@ -11196,16 +13516,16 @@
       <w:pPr>
         <w:rPr>
           <w:rFonts w:hint="default"/>
-          <w:sz w:val="36"/>
-          <w:szCs w:val="36"/>
+          <w:sz w:val="21"/>
+          <w:szCs w:val="21"/>
           <w:lang w:val="en-US" w:eastAsia="zh-CN"/>
         </w:rPr>
       </w:pPr>
       <w:r>
         <w:rPr>
           <w:rFonts w:hint="default"/>
-          <w:sz w:val="36"/>
-          <w:szCs w:val="36"/>
+          <w:sz w:val="21"/>
+          <w:szCs w:val="21"/>
           <w:lang w:val="en-US" w:eastAsia="zh-CN"/>
         </w:rPr>
         <w:t>针对浙大城市学院学生（核心用户为 18-22 岁大学生）的使用习惯，设计 “3 步完成下单” 的极简流程，避免复杂操作导致用户流失：</w:t>
@@ -11215,16 +13535,16 @@
       <w:pPr>
         <w:rPr>
           <w:rFonts w:hint="default"/>
-          <w:sz w:val="36"/>
-          <w:szCs w:val="36"/>
+          <w:sz w:val="21"/>
+          <w:szCs w:val="21"/>
           <w:lang w:val="en-US" w:eastAsia="zh-CN"/>
         </w:rPr>
       </w:pPr>
       <w:r>
         <w:rPr>
           <w:rFonts w:hint="default"/>
-          <w:sz w:val="36"/>
-          <w:szCs w:val="36"/>
+          <w:sz w:val="21"/>
+          <w:szCs w:val="21"/>
           <w:lang w:val="en-US" w:eastAsia="zh-CN"/>
         </w:rPr>
         <w:t>第一步：快速进入与登录（10 秒内）</w:t>
@@ -11234,16 +13554,16 @@
       <w:pPr>
         <w:rPr>
           <w:rFonts w:hint="default"/>
-          <w:sz w:val="36"/>
-          <w:szCs w:val="36"/>
+          <w:sz w:val="21"/>
+          <w:szCs w:val="21"/>
           <w:lang w:val="en-US" w:eastAsia="zh-CN"/>
         </w:rPr>
       </w:pPr>
       <w:r>
         <w:rPr>
           <w:rFonts w:hint="default"/>
-          <w:sz w:val="36"/>
-          <w:szCs w:val="36"/>
+          <w:sz w:val="21"/>
+          <w:szCs w:val="21"/>
           <w:lang w:val="en-US" w:eastAsia="zh-CN"/>
         </w:rPr>
         <w:t>用户通过微信 “搜一搜” 输入 “城小” 或扫描宿舍区地推传单二维码，即可打开小程序；首次使用时，点击 “微信授权登录”（无需手动输入账号密码），自动完成注册，直接进入商品首页。</w:t>
@@ -11253,16 +13573,16 @@
       <w:pPr>
         <w:rPr>
           <w:rFonts w:hint="default"/>
-          <w:sz w:val="36"/>
-          <w:szCs w:val="36"/>
+          <w:sz w:val="21"/>
+          <w:szCs w:val="21"/>
           <w:lang w:val="en-US" w:eastAsia="zh-CN"/>
         </w:rPr>
       </w:pPr>
       <w:r>
         <w:rPr>
           <w:rFonts w:hint="default"/>
-          <w:sz w:val="36"/>
-          <w:szCs w:val="36"/>
+          <w:sz w:val="21"/>
+          <w:szCs w:val="21"/>
           <w:lang w:val="en-US" w:eastAsia="zh-CN"/>
         </w:rPr>
         <w:t>第二步：商品选择与下单（1 分钟内）</w:t>
@@ -11272,16 +13592,16 @@
       <w:pPr>
         <w:rPr>
           <w:rFonts w:hint="default"/>
-          <w:sz w:val="36"/>
-          <w:szCs w:val="36"/>
+          <w:sz w:val="21"/>
+          <w:szCs w:val="21"/>
           <w:lang w:val="en-US" w:eastAsia="zh-CN"/>
         </w:rPr>
       </w:pPr>
       <w:r>
         <w:rPr>
           <w:rFonts w:hint="default"/>
-          <w:sz w:val="36"/>
-          <w:szCs w:val="36"/>
+          <w:sz w:val="21"/>
+          <w:szCs w:val="21"/>
           <w:lang w:val="en-US" w:eastAsia="zh-CN"/>
         </w:rPr>
         <w:t>商品首页按 “零食分类”（薯片、饼干、饮料、巧克力）清晰展示，每个商品标注 “价格 + 库存 + 配送时间”（如 “3.5 元 / 包，库存充足，30 分钟达”）；用户点击商品即可加入购物车，选完后点击 “去结算”，自动调用微信授权的常用收货地址（无需重新填写），确认后提交订单。</w:t>
@@ -11291,16 +13611,16 @@
       <w:pPr>
         <w:rPr>
           <w:rFonts w:hint="default"/>
-          <w:sz w:val="36"/>
-          <w:szCs w:val="36"/>
+          <w:sz w:val="21"/>
+          <w:szCs w:val="21"/>
           <w:lang w:val="en-US" w:eastAsia="zh-CN"/>
         </w:rPr>
       </w:pPr>
       <w:r>
         <w:rPr>
           <w:rFonts w:hint="default"/>
-          <w:sz w:val="36"/>
-          <w:szCs w:val="36"/>
+          <w:sz w:val="21"/>
+          <w:szCs w:val="21"/>
           <w:lang w:val="en-US" w:eastAsia="zh-CN"/>
         </w:rPr>
         <w:t>第三步：支付与订单追踪（30 秒内）</w:t>
@@ -11310,16 +13630,16 @@
       <w:pPr>
         <w:rPr>
           <w:rFonts w:hint="default"/>
-          <w:sz w:val="36"/>
-          <w:szCs w:val="36"/>
+          <w:sz w:val="21"/>
+          <w:szCs w:val="21"/>
           <w:lang w:val="en-US" w:eastAsia="zh-CN"/>
         </w:rPr>
       </w:pPr>
       <w:r>
         <w:rPr>
           <w:rFonts w:hint="default"/>
-          <w:sz w:val="36"/>
-          <w:szCs w:val="36"/>
+          <w:sz w:val="21"/>
+          <w:szCs w:val="21"/>
           <w:lang w:val="en-US" w:eastAsia="zh-CN"/>
         </w:rPr>
         <w:t>提交订单后跳转至微信支付页面（支持零钱、银行卡支付，无需额外绑定），支付完成后自动返回小程序，显示 “订单已生成，待配送员接单”；用户可在 “我的订单” 页面实时查看配送状态（接单 - 取货 - 配送中 - 已送达），无需额外操作。</w:t>
@@ -11346,16 +13666,16 @@
       <w:pPr>
         <w:rPr>
           <w:rFonts w:hint="default"/>
-          <w:sz w:val="36"/>
-          <w:szCs w:val="36"/>
+          <w:sz w:val="21"/>
+          <w:szCs w:val="21"/>
           <w:lang w:val="en-US" w:eastAsia="zh-CN"/>
         </w:rPr>
       </w:pPr>
       <w:r>
         <w:rPr>
           <w:rFonts w:hint="default"/>
-          <w:sz w:val="36"/>
-          <w:szCs w:val="36"/>
+          <w:sz w:val="21"/>
+          <w:szCs w:val="21"/>
           <w:lang w:val="en-US" w:eastAsia="zh-CN"/>
         </w:rPr>
         <w:t>结合学生购买零食的高频痛点，设计针对性功能，提升用户使用意愿：</w:t>
@@ -11497,8 +13817,8 @@
             <w:r>
               <w:rPr>
                 <w:rFonts w:hint="default"/>
-                <w:sz w:val="36"/>
-                <w:szCs w:val="36"/>
+                <w:sz w:val="21"/>
+                <w:szCs w:val="21"/>
                 <w:lang w:val="en-US" w:eastAsia="zh-CN"/>
               </w:rPr>
               <w:t>夜间（22:00 后）想买零食但超市已关门</w:t>
@@ -11513,16 +13833,16 @@
             <w:pPr>
               <w:rPr>
                 <w:rFonts w:hint="default"/>
-                <w:sz w:val="36"/>
-                <w:szCs w:val="36"/>
+                <w:sz w:val="21"/>
+                <w:szCs w:val="21"/>
                 <w:lang w:val="en-US" w:eastAsia="zh-CN"/>
               </w:rPr>
             </w:pPr>
             <w:r>
               <w:rPr>
                 <w:rFonts w:hint="default"/>
-                <w:sz w:val="36"/>
-                <w:szCs w:val="36"/>
+                <w:sz w:val="21"/>
+                <w:szCs w:val="21"/>
                 <w:lang w:val="en-US" w:eastAsia="zh-CN"/>
               </w:rPr>
               <w:t>小程序设置 “夜间特供” 专区（22:00-24:00 开放），提前备货适合夜间食用的零食（如面包、牛奶、即食麦片），并标注 “夜间配送，30 分钟达”</w:t>
@@ -11575,8 +13895,8 @@
             <w:r>
               <w:rPr>
                 <w:rFonts w:hint="default"/>
-                <w:sz w:val="36"/>
-                <w:szCs w:val="36"/>
+                <w:sz w:val="21"/>
+                <w:szCs w:val="21"/>
                 <w:lang w:val="en-US" w:eastAsia="zh-CN"/>
               </w:rPr>
               <w:t>不知道买什么，选择困难</w:t>
@@ -11591,16 +13911,16 @@
             <w:pPr>
               <w:rPr>
                 <w:rFonts w:hint="default"/>
-                <w:sz w:val="36"/>
-                <w:szCs w:val="36"/>
+                <w:sz w:val="21"/>
+                <w:szCs w:val="21"/>
                 <w:lang w:val="en-US" w:eastAsia="zh-CN"/>
               </w:rPr>
             </w:pPr>
             <w:r>
               <w:rPr>
                 <w:rFonts w:hint="default"/>
-                <w:sz w:val="36"/>
-                <w:szCs w:val="36"/>
+                <w:sz w:val="21"/>
+                <w:szCs w:val="21"/>
                 <w:lang w:val="en-US" w:eastAsia="zh-CN"/>
               </w:rPr>
               <w:t>首页添加 “校园热销榜”（按近 7 天销量排序）、“同学推荐”（展示其他用户的简单评价，如 “这个薯片超脆”），降低选择成本</w:t>
@@ -11653,8 +13973,8 @@
             <w:r>
               <w:rPr>
                 <w:rFonts w:hint="default"/>
-                <w:sz w:val="36"/>
-                <w:szCs w:val="36"/>
+                <w:sz w:val="21"/>
+                <w:szCs w:val="21"/>
                 <w:lang w:val="en-US" w:eastAsia="zh-CN"/>
               </w:rPr>
               <w:t>偶尔想拼单凑满减，节省费用</w:t>
@@ -11669,16 +13989,16 @@
             <w:pPr>
               <w:rPr>
                 <w:rFonts w:hint="default"/>
-                <w:sz w:val="36"/>
-                <w:szCs w:val="36"/>
+                <w:sz w:val="21"/>
+                <w:szCs w:val="21"/>
                 <w:lang w:val="en-US" w:eastAsia="zh-CN"/>
               </w:rPr>
             </w:pPr>
             <w:r>
               <w:rPr>
                 <w:rFonts w:hint="default"/>
-                <w:sz w:val="36"/>
-                <w:szCs w:val="36"/>
+                <w:sz w:val="21"/>
+                <w:szCs w:val="21"/>
                 <w:lang w:val="en-US" w:eastAsia="zh-CN"/>
               </w:rPr>
               <w:t>新增 “宿舍拼单” 功能（2 人及以上拼单满 15 元减 5 元），用户可分享拼单链接给室友，拼单成功后统一配送至同一宿舍，满足学生 “小额拼单” 需求</w:t>
@@ -11729,16 +14049,16 @@
       <w:pPr>
         <w:rPr>
           <w:rFonts w:hint="default"/>
-          <w:sz w:val="36"/>
-          <w:szCs w:val="36"/>
+          <w:sz w:val="21"/>
+          <w:szCs w:val="21"/>
           <w:lang w:val="en-US" w:eastAsia="zh-CN"/>
         </w:rPr>
       </w:pPr>
       <w:r>
         <w:rPr>
           <w:rFonts w:hint="default"/>
-          <w:sz w:val="36"/>
-          <w:szCs w:val="36"/>
+          <w:sz w:val="21"/>
+          <w:szCs w:val="21"/>
           <w:lang w:val="en-US" w:eastAsia="zh-CN"/>
         </w:rPr>
         <w:t>基于校园封闭场景与学生社交属性，小项目推广成本低、用户接受度高：</w:t>
@@ -11748,16 +14068,16 @@
       <w:pPr>
         <w:rPr>
           <w:rFonts w:hint="default"/>
-          <w:sz w:val="36"/>
-          <w:szCs w:val="36"/>
+          <w:sz w:val="21"/>
+          <w:szCs w:val="21"/>
           <w:lang w:val="en-US" w:eastAsia="zh-CN"/>
         </w:rPr>
       </w:pPr>
       <w:r>
         <w:rPr>
           <w:rFonts w:hint="default"/>
-          <w:sz w:val="36"/>
-          <w:szCs w:val="36"/>
+          <w:sz w:val="21"/>
+          <w:szCs w:val="21"/>
           <w:lang w:val="en-US" w:eastAsia="zh-CN"/>
         </w:rPr>
         <w:t>接受度保障：前期通过 “宿舍扫楼调研”（覆盖 5 栋宿舍楼，约 200 名学生），90% 受访者表示 “愿意尝试 30 分钟送达的校园零食小程序”，85% 受访者认为 “微信授权登录 + 微信支付” 的方式最便捷，无明显使用抵触；</w:t>
@@ -11767,16 +14087,16 @@
       <w:pPr>
         <w:rPr>
           <w:rFonts w:hint="default"/>
-          <w:sz w:val="36"/>
-          <w:szCs w:val="36"/>
+          <w:sz w:val="21"/>
+          <w:szCs w:val="21"/>
           <w:lang w:val="en-US" w:eastAsia="zh-CN"/>
         </w:rPr>
       </w:pPr>
       <w:r>
         <w:rPr>
           <w:rFonts w:hint="default"/>
-          <w:sz w:val="36"/>
-          <w:szCs w:val="36"/>
+          <w:sz w:val="21"/>
+          <w:szCs w:val="21"/>
           <w:lang w:val="en-US" w:eastAsia="zh-CN"/>
         </w:rPr>
         <w:t>低成本推广：初期通过 “地推 + 社交传播” 获客：在食堂门口、宿舍楼下摆摊，发放 “满 10 减 3” 新用户优惠券；鼓励已下单用户分享小程序给室友，分享成功双方各得 “满 8 减 2” 优惠券，利用学生社交圈快速扩散；</w:t>
@@ -11786,16 +14106,16 @@
       <w:pPr>
         <w:rPr>
           <w:rFonts w:hint="default"/>
-          <w:sz w:val="36"/>
-          <w:szCs w:val="36"/>
+          <w:sz w:val="21"/>
+          <w:szCs w:val="21"/>
           <w:lang w:val="en-US" w:eastAsia="zh-CN"/>
         </w:rPr>
       </w:pPr>
       <w:r>
         <w:rPr>
           <w:rFonts w:hint="default"/>
-          <w:sz w:val="36"/>
-          <w:szCs w:val="36"/>
+          <w:sz w:val="21"/>
+          <w:szCs w:val="21"/>
           <w:lang w:val="en-US" w:eastAsia="zh-CN"/>
         </w:rPr>
         <w:t>使用门槛低：小程序无需下载、不占手机内存（仅需微信授权），操作流程与学生常用的 “外卖小程序” 类似，无需额外学习；针对少数不熟悉小程序操作的学生，可在推广时安排团队成员现场指导（如帮长辈代买零食的学生）。</w:t>
@@ -11822,16 +14142,16 @@
       <w:pPr>
         <w:rPr>
           <w:rFonts w:hint="default"/>
-          <w:sz w:val="36"/>
-          <w:szCs w:val="36"/>
+          <w:sz w:val="21"/>
+          <w:szCs w:val="21"/>
           <w:lang w:val="en-US" w:eastAsia="zh-CN"/>
         </w:rPr>
       </w:pPr>
       <w:r>
         <w:rPr>
           <w:rFonts w:hint="default"/>
-          <w:sz w:val="36"/>
-          <w:szCs w:val="36"/>
+          <w:sz w:val="21"/>
+          <w:szCs w:val="21"/>
           <w:lang w:val="en-US" w:eastAsia="zh-CN"/>
         </w:rPr>
         <w:t>小项目灵活度高，可通过简单机制收集用户反馈，及时优化功能：</w:t>
@@ -11841,16 +14161,16 @@
       <w:pPr>
         <w:rPr>
           <w:rFonts w:hint="default"/>
-          <w:sz w:val="36"/>
-          <w:szCs w:val="36"/>
+          <w:sz w:val="21"/>
+          <w:szCs w:val="21"/>
           <w:lang w:val="en-US" w:eastAsia="zh-CN"/>
         </w:rPr>
       </w:pPr>
       <w:r>
         <w:rPr>
           <w:rFonts w:hint="default"/>
-          <w:sz w:val="36"/>
-          <w:szCs w:val="36"/>
+          <w:sz w:val="21"/>
+          <w:szCs w:val="21"/>
           <w:lang w:val="en-US" w:eastAsia="zh-CN"/>
         </w:rPr>
         <w:t>反馈入口设计：在小程序 “我的” 页面添加 “意见反馈” 按钮，用户可输入文字（如 “希望增加 XX 零食”“配送有点慢”）或上传图片（如商品包装破损），提交后团队成员 12 小时内回复；</w:t>
@@ -11860,16 +14180,16 @@
       <w:pPr>
         <w:rPr>
           <w:rFonts w:hint="default"/>
-          <w:sz w:val="36"/>
-          <w:szCs w:val="36"/>
+          <w:sz w:val="21"/>
+          <w:szCs w:val="21"/>
           <w:lang w:val="en-US" w:eastAsia="zh-CN"/>
         </w:rPr>
       </w:pPr>
       <w:r>
         <w:rPr>
           <w:rFonts w:hint="default"/>
-          <w:sz w:val="36"/>
-          <w:szCs w:val="36"/>
+          <w:sz w:val="21"/>
+          <w:szCs w:val="21"/>
           <w:lang w:val="en-US" w:eastAsia="zh-CN"/>
         </w:rPr>
         <w:t>定期迭代优化：每周收集反馈并整理（如 “需求 Top3”），小功能优化（如调整商品分类、修改优惠券规则）1 周内完成；较大功能调整（如新增 “零食预订”）可结合用户投票决定是否开发，确保迭代方向贴合用户需求。</w:t>
